--- a/API_Documentation.docx
+++ b/API_Documentation.docx
@@ -29,7 +29,7 @@
           <w:sz w:val="20"/>
           <w:szCs w:val="20"/>
         </w:rPr>
-        <w:t xml:space="preserve">Internal API documentation for all dashboard endpoints</w:t>
+        <w:t xml:space="preserve">Complete internal API documentation for all dashboard endpoints</w:t>
       </w:r>
     </w:p>
     <w:p>
@@ -129,7 +129,7 @@
           <w:sz w:val="20"/>
           <w:szCs w:val="20"/>
         </w:rPr>
-        <w:t xml:space="preserve">Returns all opportunities ordered by creation date (newest first). Optionally filter by type.</w:t>
+        <w:t xml:space="preserve">Returns all opportunities ordered by creation date (newest first).</w:t>
       </w:r>
     </w:p>
     <w:p>
@@ -276,7 +276,6 @@
           <w:p>
             <w:r>
               <w:rPr>
-                <w:rFonts w:ascii="Courier New" w:cs="Courier New" w:eastAsia="Courier New" w:hAnsi="Courier New"/>
                 <w:color w:val="1E1E2E"/>
                 <w:sz w:val="18"/>
                 <w:szCs w:val="18"/>
@@ -387,7 +386,7 @@
     "pitch": "We build custom Claude-powered ...",
     "jobLink": "https://upwork.com/...",
     "mvpLink": null,
-    "budget": "$500–$1,000",
+    "budget": "$500-$1,000",
     "deadline": null,
     "skills": "Python, Claude API, Next.js",
     "author": "Kashish",
@@ -584,7 +583,6 @@
           <w:p>
             <w:r>
               <w:rPr>
-                <w:rFonts w:ascii="Courier New" w:cs="Courier New" w:eastAsia="Courier New" w:hAnsi="Courier New"/>
                 <w:color w:val="1E1E2E"/>
                 <w:sz w:val="18"/>
                 <w:szCs w:val="18"/>
@@ -671,7 +669,6 @@
           <w:p>
             <w:r>
               <w:rPr>
-                <w:rFonts w:ascii="Courier New" w:cs="Courier New" w:eastAsia="Courier New" w:hAnsi="Courier New"/>
                 <w:color w:val="1E1E2E"/>
                 <w:sz w:val="18"/>
                 <w:szCs w:val="18"/>
@@ -758,7 +755,6 @@
           <w:p>
             <w:r>
               <w:rPr>
-                <w:rFonts w:ascii="Courier New" w:cs="Courier New" w:eastAsia="Courier New" w:hAnsi="Courier New"/>
                 <w:color w:val="1E1E2E"/>
                 <w:sz w:val="18"/>
                 <w:szCs w:val="18"/>
@@ -845,7 +841,6 @@
           <w:p>
             <w:r>
               <w:rPr>
-                <w:rFonts w:ascii="Courier New" w:cs="Courier New" w:eastAsia="Courier New" w:hAnsi="Courier New"/>
                 <w:color w:val="1E1E2E"/>
                 <w:sz w:val="18"/>
                 <w:szCs w:val="18"/>
@@ -932,7 +927,6 @@
           <w:p>
             <w:r>
               <w:rPr>
-                <w:rFonts w:ascii="Courier New" w:cs="Courier New" w:eastAsia="Courier New" w:hAnsi="Courier New"/>
                 <w:color w:val="1E1E2E"/>
                 <w:sz w:val="18"/>
                 <w:szCs w:val="18"/>
@@ -1019,7 +1013,6 @@
           <w:p>
             <w:r>
               <w:rPr>
-                <w:rFonts w:ascii="Courier New" w:cs="Courier New" w:eastAsia="Courier New" w:hAnsi="Courier New"/>
                 <w:color w:val="1E1E2E"/>
                 <w:sz w:val="18"/>
                 <w:szCs w:val="18"/>
@@ -1106,7 +1099,6 @@
           <w:p>
             <w:r>
               <w:rPr>
-                <w:rFonts w:ascii="Courier New" w:cs="Courier New" w:eastAsia="Courier New" w:hAnsi="Courier New"/>
                 <w:color w:val="1E1E2E"/>
                 <w:sz w:val="18"/>
                 <w:szCs w:val="18"/>
@@ -1174,7 +1166,7 @@
                 <w:sz w:val="18"/>
                 <w:szCs w:val="18"/>
               </w:rPr>
-              <w:t xml:space="preserve">Budget range, e.g. $500–$1,000</w:t>
+              <w:t xml:space="preserve">Budget range e.g. $500-$1,000</w:t>
             </w:r>
           </w:p>
         </w:tc>
@@ -1193,7 +1185,6 @@
           <w:p>
             <w:r>
               <w:rPr>
-                <w:rFonts w:ascii="Courier New" w:cs="Courier New" w:eastAsia="Courier New" w:hAnsi="Courier New"/>
                 <w:color w:val="1E1E2E"/>
                 <w:sz w:val="18"/>
                 <w:szCs w:val="18"/>
@@ -1280,7 +1271,6 @@
           <w:p>
             <w:r>
               <w:rPr>
-                <w:rFonts w:ascii="Courier New" w:cs="Courier New" w:eastAsia="Courier New" w:hAnsi="Courier New"/>
                 <w:color w:val="1E1E2E"/>
                 <w:sz w:val="18"/>
                 <w:szCs w:val="18"/>
@@ -1367,7 +1357,6 @@
           <w:p>
             <w:r>
               <w:rPr>
-                <w:rFonts w:ascii="Courier New" w:cs="Courier New" w:eastAsia="Courier New" w:hAnsi="Courier New"/>
                 <w:color w:val="1E1E2E"/>
                 <w:sz w:val="18"/>
                 <w:szCs w:val="18"/>
@@ -1454,7 +1443,6 @@
           <w:p>
             <w:r>
               <w:rPr>
-                <w:rFonts w:ascii="Courier New" w:cs="Courier New" w:eastAsia="Courier New" w:hAnsi="Courier New"/>
                 <w:color w:val="1E1E2E"/>
                 <w:sz w:val="18"/>
                 <w:szCs w:val="18"/>
@@ -1522,54 +1510,12 @@
                 <w:sz w:val="18"/>
                 <w:szCs w:val="18"/>
               </w:rPr>
-              <w:t xml:space="preserve">Star rank 1–5, used for default sort</w:t>
+              <w:t xml:space="preserve">Star rank 1-5, used for default sort</w:t>
             </w:r>
           </w:p>
         </w:tc>
       </w:tr>
     </w:tbl>
-    <w:p>
-      <w:pPr>
-        <w:spacing w:after="80" w:before="240"/>
-      </w:pPr>
-      <w:r>
-        <w:rPr>
-          <w:b/>
-          <w:bCs/>
-          <w:color w:val="1E1E2E"/>
-          <w:sz w:val="22"/>
-          <w:szCs w:val="22"/>
-        </w:rPr>
-        <w:t xml:space="preserve">Example</w:t>
-      </w:r>
-    </w:p>
-    <w:p>
-      <w:pPr>
-        <w:shd w:color="2A2A3E" w:val="solid"/>
-        <w:spacing w:after="120" w:before="60"/>
-        <w:ind w:left="288" w:right="288"/>
-      </w:pPr>
-      <w:r>
-        <w:rPr>
-          <w:rFonts w:ascii="Courier New" w:cs="Courier New" w:eastAsia="Courier New" w:hAnsi="Courier New"/>
-          <w:color w:val="A5F3FC"/>
-          <w:sz w:val="18"/>
-          <w:szCs w:val="18"/>
-        </w:rPr>
-        <w:t xml:space="preserve">POST /api/opportunities
-Content-Type: application/json
-{
-  "title": "AI Customer Support Bot",
-  "type": "pitch",
-  "status": "pending",
-  "pitch": "We specialize in RAG-based support assistants...",
-  "jobLink": "https://upwork.com/jobs/...",
-  "budget": "$800–$1,500",
-  "skills": "Claude API, Python, Pinecone",
-  "rank": 5
-}</w:t>
-      </w:r>
-    </w:p>
     <w:p>
       <w:pPr>
         <w:spacing w:after="80" w:before="80"/>
@@ -1653,21 +1599,18 @@
           <w:sz w:val="18"/>
           <w:szCs w:val="18"/>
         </w:rPr>
-        <w:t xml:space="preserve">// Approve pitch
+        <w:t xml:space="preserve">// Advance through pipeline
 PATCH /api/opportunities/42
 { "status": "pitch_approved" }
-// Mark pitch submitted with link
-PATCH /api/opportunities/42
-{ "status": "pitch_submitted" }
-// Submit MVP
+// Submit MVP link
 PATCH /api/opportunities/42
 { "status": "mvp_submitted", "mvpLink": "https://demo.example.com" }
-// Approve MVP
+// Approve MVP / close deal
 PATCH /api/opportunities/42
 { "status": "approved" }
 // Set star rank
 PATCH /api/opportunities/42
-{ "rank": 4 }</w:t>
+{ "rank": 5 }</w:t>
       </w:r>
     </w:p>
     <w:p>
@@ -1727,38 +1670,8 @@
     </w:p>
     <w:p>
       <w:pPr>
-        <w:pBdr>
-          <w:bottom w:val="single" w:color="E5E7EB" w:sz="1"/>
-        </w:pBdr>
-        <w:spacing w:after="160" w:before="160"/>
-      </w:pPr>
-    </w:p>
-    <w:p>
-      <w:pPr>
-        <w:pStyle w:val="Heading1"/>
-        <w:spacing w:after="160" w:before="400"/>
-        <w:rPr>
-          <w:b/>
-          <w:bCs/>
-          <w:color w:val="1E1E2E"/>
-        </w:rPr>
-      </w:pPr>
-      <w:r>
-        <w:t xml:space="preserve">2. Agent Logs</w:t>
-      </w:r>
-    </w:p>
-    <w:p>
-      <w:pPr>
-        <w:spacing w:after="80" w:before="40"/>
-      </w:pPr>
-      <w:r>
-        <w:rPr>
-          <w:color w:val="374151"/>
-          <w:sz w:val="20"/>
-          <w:szCs w:val="20"/>
-        </w:rPr>
-        <w:t xml:space="preserve">Logs actions taken by Claude agents. Only the last 5 days of data are retained — every POST automatically purges entries older than 5 days.</w:t>
-      </w:r>
+        <w:spacing w:after="80" w:before="80"/>
+      </w:pPr>
     </w:p>
     <w:p>
       <w:pPr>
@@ -1769,7 +1682,7 @@
         </w:rPr>
       </w:pPr>
       <w:r>
-        <w:t xml:space="preserve">List logs</w:t>
+        <w:t xml:space="preserve">Opportunity comments</w:t>
       </w:r>
     </w:p>
     <w:p>
@@ -1794,7 +1707,7 @@
           <w:sz w:val="20"/>
           <w:szCs w:val="20"/>
         </w:rPr>
-        <w:t xml:space="preserve">  /api/agent-logs</w:t>
+        <w:t xml:space="preserve">  /api/opportunities/:id/comments</w:t>
       </w:r>
     </w:p>
     <w:p>
@@ -1807,73 +1720,13 @@
           <w:sz w:val="20"/>
           <w:szCs w:val="20"/>
         </w:rPr>
-        <w:t xml:space="preserve">Returns all logs from the last 5 days, ordered by creation time (newest first).</w:t>
-      </w:r>
-    </w:p>
-    <w:p>
-      <w:pPr>
-        <w:spacing w:after="80" w:before="240"/>
-      </w:pPr>
-      <w:r>
-        <w:rPr>
-          <w:b/>
-          <w:bCs/>
-          <w:color w:val="1E1E2E"/>
-          <w:sz w:val="22"/>
-          <w:szCs w:val="22"/>
-        </w:rPr>
-        <w:t xml:space="preserve">Example response</w:t>
-      </w:r>
-    </w:p>
-    <w:p>
-      <w:pPr>
-        <w:shd w:color="2A2A3E" w:val="solid"/>
-        <w:spacing w:after="120" w:before="60"/>
-        <w:ind w:left="288" w:right="288"/>
-      </w:pPr>
-      <w:r>
-        <w:rPr>
-          <w:rFonts w:ascii="Courier New" w:cs="Courier New" w:eastAsia="Courier New" w:hAnsi="Courier New"/>
-          <w:color w:val="A5F3FC"/>
-          <w:sz w:val="18"/>
-          <w:szCs w:val="18"/>
-        </w:rPr>
-        <w:t xml:space="preserve">[
-  {
-    "id": 12,
-    "agent": "claude",
-    "action": "Generated pitch for AI Customer Support job",
-    "details": "Used Claude Sonnet 4.6, 3 revisions",
-    "status": "success",
-    "createdAt": "2025-06-26T09:15:00Z"
-  },
-  {
-    "id": 11,
-    "agent": "claude",
-    "action": "Fetched Upwork job listings",
-    "details": null,
-    "status": "info",
-    "createdAt": "2025-06-26T09:10:00Z"
-  }
-]</w:t>
+        <w:t xml:space="preserve">Returns all comments for an opportunity ordered oldest-first.</w:t>
       </w:r>
     </w:p>
     <w:p>
       <w:pPr>
         <w:spacing w:after="80" w:before="80"/>
       </w:pPr>
-    </w:p>
-    <w:p>
-      <w:pPr>
-        <w:pStyle w:val="Heading2"/>
-        <w:spacing w:after="120" w:before="320"/>
-        <w:rPr>
-          <w:color w:val="6366F1"/>
-        </w:rPr>
-      </w:pPr>
-      <w:r>
-        <w:t xml:space="preserve">Create log entry</w:t>
-      </w:r>
     </w:p>
     <w:p>
       <w:pPr>
@@ -1897,35 +1750,7 @@
           <w:sz w:val="20"/>
           <w:szCs w:val="20"/>
         </w:rPr>
-        <w:t xml:space="preserve">  /api/agent-logs</w:t>
-      </w:r>
-    </w:p>
-    <w:p>
-      <w:pPr>
-        <w:spacing w:after="80" w:before="40"/>
-      </w:pPr>
-      <w:r>
-        <w:rPr>
-          <w:color w:val="374151"/>
-          <w:sz w:val="20"/>
-          <w:szCs w:val="20"/>
-        </w:rPr>
-        <w:t xml:space="preserve">Inserts a new log entry and automatically deletes any entries older than 5 days.</w:t>
-      </w:r>
-    </w:p>
-    <w:p>
-      <w:pPr>
-        <w:spacing w:after="80" w:before="240"/>
-      </w:pPr>
-      <w:r>
-        <w:rPr>
-          <w:b/>
-          <w:bCs/>
-          <w:color w:val="1E1E2E"/>
-          <w:sz w:val="22"/>
-          <w:szCs w:val="22"/>
-        </w:rPr>
-        <w:t xml:space="preserve">Request body</w:t>
+        <w:t xml:space="preserve">  /api/opportunities/:id/comments</w:t>
       </w:r>
     </w:p>
     <w:tbl>
@@ -2057,12 +1882,11 @@
           <w:p>
             <w:r>
               <w:rPr>
-                <w:rFonts w:ascii="Courier New" w:cs="Courier New" w:eastAsia="Courier New" w:hAnsi="Courier New"/>
-                <w:color w:val="1E1E2E"/>
-                <w:sz w:val="18"/>
-                <w:szCs w:val="18"/>
-              </w:rPr>
-              <w:t xml:space="preserve">`action`</w:t>
+                <w:color w:val="1E1E2E"/>
+                <w:sz w:val="18"/>
+                <w:szCs w:val="18"/>
+              </w:rPr>
+              <w:t xml:space="preserve">`author`</w:t>
             </w:r>
           </w:p>
         </w:tc>
@@ -2104,28 +1928,28 @@
                 <w:sz w:val="18"/>
                 <w:szCs w:val="18"/>
               </w:rPr>
-              <w:t xml:space="preserve">Yes</w:t>
-            </w:r>
-          </w:p>
-        </w:tc>
-        <w:tc>
-          <w:tcPr>
-            <w:shd w:color="F9FAFB" w:val="solid"/>
-            <w:tcMar>
-              <w:top w:type="dxa" w:w="60"/>
-              <w:left w:type="dxa" w:w="100"/>
-              <w:bottom w:type="dxa" w:w="60"/>
-              <w:right w:type="dxa" w:w="100"/>
-            </w:tcMar>
-          </w:tcPr>
-          <w:p>
-            <w:r>
-              <w:rPr>
-                <w:color w:val="1E1E2E"/>
-                <w:sz w:val="18"/>
-                <w:szCs w:val="18"/>
-              </w:rPr>
-              <w:t xml:space="preserve">Short description of what the agent did</w:t>
+              <w:t xml:space="preserve">No</w:t>
+            </w:r>
+          </w:p>
+        </w:tc>
+        <w:tc>
+          <w:tcPr>
+            <w:shd w:color="F9FAFB" w:val="solid"/>
+            <w:tcMar>
+              <w:top w:type="dxa" w:w="60"/>
+              <w:left w:type="dxa" w:w="100"/>
+              <w:bottom w:type="dxa" w:w="60"/>
+              <w:right w:type="dxa" w:w="100"/>
+            </w:tcMar>
+          </w:tcPr>
+          <w:p>
+            <w:r>
+              <w:rPr>
+                <w:color w:val="1E1E2E"/>
+                <w:sz w:val="18"/>
+                <w:szCs w:val="18"/>
+              </w:rPr>
+              <w:t xml:space="preserve">Commenter name — defaults to Anonymous</w:t>
             </w:r>
           </w:p>
         </w:tc>
@@ -2144,12 +1968,11 @@
           <w:p>
             <w:r>
               <w:rPr>
-                <w:rFonts w:ascii="Courier New" w:cs="Courier New" w:eastAsia="Courier New" w:hAnsi="Courier New"/>
-                <w:color w:val="1E1E2E"/>
-                <w:sz w:val="18"/>
-                <w:szCs w:val="18"/>
-              </w:rPr>
-              <w:t xml:space="preserve">`agent`</w:t>
+                <w:color w:val="1E1E2E"/>
+                <w:sz w:val="18"/>
+                <w:szCs w:val="18"/>
+              </w:rPr>
+              <w:t xml:space="preserve">`content`</w:t>
             </w:r>
           </w:p>
         </w:tc>
@@ -2191,28 +2014,28 @@
                 <w:sz w:val="18"/>
                 <w:szCs w:val="18"/>
               </w:rPr>
-              <w:t xml:space="preserve">No</w:t>
-            </w:r>
-          </w:p>
-        </w:tc>
-        <w:tc>
-          <w:tcPr>
-            <w:shd w:color="FFFFFF" w:val="solid"/>
-            <w:tcMar>
-              <w:top w:type="dxa" w:w="60"/>
-              <w:left w:type="dxa" w:w="100"/>
-              <w:bottom w:type="dxa" w:w="60"/>
-              <w:right w:type="dxa" w:w="100"/>
-            </w:tcMar>
-          </w:tcPr>
-          <w:p>
-            <w:r>
-              <w:rPr>
-                <w:color w:val="1E1E2E"/>
-                <w:sz w:val="18"/>
-                <w:szCs w:val="18"/>
-              </w:rPr>
-              <w:t xml:space="preserve">Agent identifier — defaults to 'claude'</w:t>
+              <w:t xml:space="preserve">Yes</w:t>
+            </w:r>
+          </w:p>
+        </w:tc>
+        <w:tc>
+          <w:tcPr>
+            <w:shd w:color="FFFFFF" w:val="solid"/>
+            <w:tcMar>
+              <w:top w:type="dxa" w:w="60"/>
+              <w:left w:type="dxa" w:w="100"/>
+              <w:bottom w:type="dxa" w:w="60"/>
+              <w:right w:type="dxa" w:w="100"/>
+            </w:tcMar>
+          </w:tcPr>
+          <w:p>
+            <w:r>
+              <w:rPr>
+                <w:color w:val="1E1E2E"/>
+                <w:sz w:val="18"/>
+                <w:szCs w:val="18"/>
+              </w:rPr>
+              <w:t xml:space="preserve">Comment text</w:t>
             </w:r>
           </w:p>
         </w:tc>
@@ -2231,33 +2054,32 @@
           <w:p>
             <w:r>
               <w:rPr>
-                <w:rFonts w:ascii="Courier New" w:cs="Courier New" w:eastAsia="Courier New" w:hAnsi="Courier New"/>
-                <w:color w:val="1E1E2E"/>
-                <w:sz w:val="18"/>
-                <w:szCs w:val="18"/>
-              </w:rPr>
-              <w:t xml:space="preserve">`status`</w:t>
-            </w:r>
-          </w:p>
-        </w:tc>
-        <w:tc>
-          <w:tcPr>
-            <w:shd w:color="F9FAFB" w:val="solid"/>
-            <w:tcMar>
-              <w:top w:type="dxa" w:w="60"/>
-              <w:left w:type="dxa" w:w="100"/>
-              <w:bottom w:type="dxa" w:w="60"/>
-              <w:right w:type="dxa" w:w="100"/>
-            </w:tcMar>
-          </w:tcPr>
-          <w:p>
-            <w:r>
-              <w:rPr>
-                <w:color w:val="1E1E2E"/>
-                <w:sz w:val="18"/>
-                <w:szCs w:val="18"/>
-              </w:rPr>
-              <w:t xml:space="preserve">string</w:t>
+                <w:color w:val="1E1E2E"/>
+                <w:sz w:val="18"/>
+                <w:szCs w:val="18"/>
+              </w:rPr>
+              <w:t xml:space="preserve">`parentId`</w:t>
+            </w:r>
+          </w:p>
+        </w:tc>
+        <w:tc>
+          <w:tcPr>
+            <w:shd w:color="F9FAFB" w:val="solid"/>
+            <w:tcMar>
+              <w:top w:type="dxa" w:w="60"/>
+              <w:left w:type="dxa" w:w="100"/>
+              <w:bottom w:type="dxa" w:w="60"/>
+              <w:right w:type="dxa" w:w="100"/>
+            </w:tcMar>
+          </w:tcPr>
+          <w:p>
+            <w:r>
+              <w:rPr>
+                <w:color w:val="1E1E2E"/>
+                <w:sz w:val="18"/>
+                <w:szCs w:val="18"/>
+              </w:rPr>
+              <w:t xml:space="preserve">integer</w:t>
             </w:r>
           </w:p>
         </w:tc>
@@ -2299,99 +2121,97 @@
                 <w:sz w:val="18"/>
                 <w:szCs w:val="18"/>
               </w:rPr>
-              <w:t xml:space="preserve">info (default) | success | warning | error</w:t>
-            </w:r>
-          </w:p>
-        </w:tc>
-      </w:tr>
-      <w:tr>
-        <w:tc>
-          <w:tcPr>
-            <w:shd w:color="FFFFFF" w:val="solid"/>
-            <w:tcMar>
-              <w:top w:type="dxa" w:w="60"/>
-              <w:left w:type="dxa" w:w="100"/>
-              <w:bottom w:type="dxa" w:w="60"/>
-              <w:right w:type="dxa" w:w="100"/>
-            </w:tcMar>
-          </w:tcPr>
-          <w:p>
-            <w:r>
-              <w:rPr>
-                <w:rFonts w:ascii="Courier New" w:cs="Courier New" w:eastAsia="Courier New" w:hAnsi="Courier New"/>
-                <w:color w:val="1E1E2E"/>
-                <w:sz w:val="18"/>
-                <w:szCs w:val="18"/>
-              </w:rPr>
-              <w:t xml:space="preserve">`details`</w:t>
-            </w:r>
-          </w:p>
-        </w:tc>
-        <w:tc>
-          <w:tcPr>
-            <w:shd w:color="FFFFFF" w:val="solid"/>
-            <w:tcMar>
-              <w:top w:type="dxa" w:w="60"/>
-              <w:left w:type="dxa" w:w="100"/>
-              <w:bottom w:type="dxa" w:w="60"/>
-              <w:right w:type="dxa" w:w="100"/>
-            </w:tcMar>
-          </w:tcPr>
-          <w:p>
-            <w:r>
-              <w:rPr>
-                <w:color w:val="1E1E2E"/>
-                <w:sz w:val="18"/>
-                <w:szCs w:val="18"/>
-              </w:rPr>
-              <w:t xml:space="preserve">string</w:t>
-            </w:r>
-          </w:p>
-        </w:tc>
-        <w:tc>
-          <w:tcPr>
-            <w:shd w:color="FFFFFF" w:val="solid"/>
-            <w:tcMar>
-              <w:top w:type="dxa" w:w="60"/>
-              <w:left w:type="dxa" w:w="100"/>
-              <w:bottom w:type="dxa" w:w="60"/>
-              <w:right w:type="dxa" w:w="100"/>
-            </w:tcMar>
-          </w:tcPr>
-          <w:p>
-            <w:r>
-              <w:rPr>
-                <w:color w:val="1E1E2E"/>
-                <w:sz w:val="18"/>
-                <w:szCs w:val="18"/>
-              </w:rPr>
-              <w:t xml:space="preserve">No</w:t>
-            </w:r>
-          </w:p>
-        </w:tc>
-        <w:tc>
-          <w:tcPr>
-            <w:shd w:color="FFFFFF" w:val="solid"/>
-            <w:tcMar>
-              <w:top w:type="dxa" w:w="60"/>
-              <w:left w:type="dxa" w:w="100"/>
-              <w:bottom w:type="dxa" w:w="60"/>
-              <w:right w:type="dxa" w:w="100"/>
-            </w:tcMar>
-          </w:tcPr>
-          <w:p>
-            <w:r>
-              <w:rPr>
-                <w:color w:val="1E1E2E"/>
-                <w:sz w:val="18"/>
-                <w:szCs w:val="18"/>
-              </w:rPr>
-              <w:t xml:space="preserve">Extra context, stack trace, or output snippet</w:t>
+              <w:t xml:space="preserve">ID of parent comment for threaded replies</w:t>
             </w:r>
           </w:p>
         </w:tc>
       </w:tr>
     </w:tbl>
+    <w:p>
+      <w:pPr>
+        <w:pBdr>
+          <w:bottom w:val="single" w:color="E5E7EB" w:sz="1"/>
+        </w:pBdr>
+        <w:spacing w:after="160" w:before="160"/>
+      </w:pPr>
+    </w:p>
+    <w:p>
+      <w:pPr>
+        <w:pStyle w:val="Heading1"/>
+        <w:spacing w:after="160" w:before="400"/>
+        <w:rPr>
+          <w:b/>
+          <w:bCs/>
+          <w:color w:val="1E1E2E"/>
+        </w:rPr>
+      </w:pPr>
+      <w:r>
+        <w:t xml:space="preserve">2. Agent Logs</w:t>
+      </w:r>
+    </w:p>
+    <w:p>
+      <w:pPr>
+        <w:spacing w:after="80" w:before="40"/>
+      </w:pPr>
+      <w:r>
+        <w:rPr>
+          <w:color w:val="374151"/>
+          <w:sz w:val="20"/>
+          <w:szCs w:val="20"/>
+        </w:rPr>
+        <w:t xml:space="preserve">Logs actions taken by Claude agents. Only the last 5 days of data are retained — every POST automatically purges entries older than 5 days.</w:t>
+      </w:r>
+    </w:p>
+    <w:p>
+      <w:pPr>
+        <w:pStyle w:val="Heading2"/>
+        <w:spacing w:after="120" w:before="320"/>
+        <w:rPr>
+          <w:color w:val="6366F1"/>
+        </w:rPr>
+      </w:pPr>
+      <w:r>
+        <w:t xml:space="preserve">List logs</w:t>
+      </w:r>
+    </w:p>
+    <w:p>
+      <w:pPr>
+        <w:spacing w:after="80" w:before="160"/>
+      </w:pPr>
+      <w:r>
+        <w:rPr>
+          <w:b/>
+          <w:bCs/>
+          <w:color w:val="FFFFFF"/>
+          <w:sz w:val="18"/>
+          <w:szCs w:val="18"/>
+          <w:shd w:color="059669" w:val="solid"/>
+        </w:rPr>
+        <w:t xml:space="preserve"> GET </w:t>
+      </w:r>
+      <w:r>
+        <w:rPr>
+          <w:rFonts w:ascii="Courier New" w:cs="Courier New" w:eastAsia="Courier New" w:hAnsi="Courier New"/>
+          <w:color w:val="1E1E2E"/>
+          <w:sz w:val="20"/>
+          <w:szCs w:val="20"/>
+        </w:rPr>
+        <w:t xml:space="preserve">  /api/agent-logs</w:t>
+      </w:r>
+    </w:p>
+    <w:p>
+      <w:pPr>
+        <w:spacing w:after="80" w:before="40"/>
+      </w:pPr>
+      <w:r>
+        <w:rPr>
+          <w:color w:val="374151"/>
+          <w:sz w:val="20"/>
+          <w:szCs w:val="20"/>
+        </w:rPr>
+        <w:t xml:space="preserve">Returns all logs from the last 5 days, ordered newest-first.</w:t>
+      </w:r>
+    </w:p>
     <w:p>
       <w:pPr>
         <w:spacing w:after="80" w:before="240"/>
@@ -2404,7 +2224,102 @@
           <w:sz w:val="22"/>
           <w:szCs w:val="22"/>
         </w:rPr>
-        <w:t xml:space="preserve">Status values</w:t>
+        <w:t xml:space="preserve">Example response</w:t>
+      </w:r>
+    </w:p>
+    <w:p>
+      <w:pPr>
+        <w:shd w:color="2A2A3E" w:val="solid"/>
+        <w:spacing w:after="120" w:before="60"/>
+        <w:ind w:left="288" w:right="288"/>
+      </w:pPr>
+      <w:r>
+        <w:rPr>
+          <w:rFonts w:ascii="Courier New" w:cs="Courier New" w:eastAsia="Courier New" w:hAnsi="Courier New"/>
+          <w:color w:val="A5F3FC"/>
+          <w:sz w:val="18"/>
+          <w:szCs w:val="18"/>
+        </w:rPr>
+        <w:t xml:space="preserve">[
+  {
+    "id": 12,
+    "agent": "claude",
+    "action": "Generated pitch for AI Customer Support job",
+    "details": "Used Claude Sonnet 4.6, 3 revisions",
+    "status": "success",
+    "createdAt": "2025-06-26T09:15:00Z"
+  }
+]</w:t>
+      </w:r>
+    </w:p>
+    <w:p>
+      <w:pPr>
+        <w:spacing w:after="80" w:before="80"/>
+      </w:pPr>
+    </w:p>
+    <w:p>
+      <w:pPr>
+        <w:pStyle w:val="Heading2"/>
+        <w:spacing w:after="120" w:before="320"/>
+        <w:rPr>
+          <w:color w:val="6366F1"/>
+        </w:rPr>
+      </w:pPr>
+      <w:r>
+        <w:t xml:space="preserve">Create log entry</w:t>
+      </w:r>
+    </w:p>
+    <w:p>
+      <w:pPr>
+        <w:spacing w:after="80" w:before="160"/>
+      </w:pPr>
+      <w:r>
+        <w:rPr>
+          <w:b/>
+          <w:bCs/>
+          <w:color w:val="FFFFFF"/>
+          <w:sz w:val="18"/>
+          <w:szCs w:val="18"/>
+          <w:shd w:color="2563EB" w:val="solid"/>
+        </w:rPr>
+        <w:t xml:space="preserve"> POST </w:t>
+      </w:r>
+      <w:r>
+        <w:rPr>
+          <w:rFonts w:ascii="Courier New" w:cs="Courier New" w:eastAsia="Courier New" w:hAnsi="Courier New"/>
+          <w:color w:val="1E1E2E"/>
+          <w:sz w:val="20"/>
+          <w:szCs w:val="20"/>
+        </w:rPr>
+        <w:t xml:space="preserve">  /api/agent-logs</w:t>
+      </w:r>
+    </w:p>
+    <w:p>
+      <w:pPr>
+        <w:spacing w:after="80" w:before="40"/>
+      </w:pPr>
+      <w:r>
+        <w:rPr>
+          <w:color w:val="374151"/>
+          <w:sz w:val="20"/>
+          <w:szCs w:val="20"/>
+        </w:rPr>
+        <w:t xml:space="preserve">Inserts a new log and auto-deletes entries older than 5 days.</w:t>
+      </w:r>
+    </w:p>
+    <w:p>
+      <w:pPr>
+        <w:spacing w:after="80" w:before="240"/>
+      </w:pPr>
+      <w:r>
+        <w:rPr>
+          <w:b/>
+          <w:bCs/>
+          <w:color w:val="1E1E2E"/>
+          <w:sz w:val="22"/>
+          <w:szCs w:val="22"/>
+        </w:rPr>
+        <w:t xml:space="preserve">Request body</w:t>
       </w:r>
     </w:p>
     <w:tbl>
@@ -2536,75 +2451,74 @@
           <w:p>
             <w:r>
               <w:rPr>
-                <w:rFonts w:ascii="Courier New" w:cs="Courier New" w:eastAsia="Courier New" w:hAnsi="Courier New"/>
-                <w:color w:val="1E1E2E"/>
-                <w:sz w:val="18"/>
-                <w:szCs w:val="18"/>
-              </w:rPr>
-              <w:t xml:space="preserve">`info`</w:t>
-            </w:r>
-          </w:p>
-        </w:tc>
-        <w:tc>
-          <w:tcPr>
-            <w:shd w:color="F9FAFB" w:val="solid"/>
-            <w:tcMar>
-              <w:top w:type="dxa" w:w="60"/>
-              <w:left w:type="dxa" w:w="100"/>
-              <w:bottom w:type="dxa" w:w="60"/>
-              <w:right w:type="dxa" w:w="100"/>
-            </w:tcMar>
-          </w:tcPr>
-          <w:p>
-            <w:r>
-              <w:rPr>
-                <w:color w:val="1E1E2E"/>
-                <w:sz w:val="18"/>
-                <w:szCs w:val="18"/>
-              </w:rPr>
-              <w:t xml:space="preserve"/>
-            </w:r>
-          </w:p>
-        </w:tc>
-        <w:tc>
-          <w:tcPr>
-            <w:shd w:color="F9FAFB" w:val="solid"/>
-            <w:tcMar>
-              <w:top w:type="dxa" w:w="60"/>
-              <w:left w:type="dxa" w:w="100"/>
-              <w:bottom w:type="dxa" w:w="60"/>
-              <w:right w:type="dxa" w:w="100"/>
-            </w:tcMar>
-          </w:tcPr>
-          <w:p>
-            <w:r>
-              <w:rPr>
-                <w:color w:val="1E1E2E"/>
-                <w:sz w:val="18"/>
-                <w:szCs w:val="18"/>
-              </w:rPr>
-              <w:t xml:space="preserve"/>
-            </w:r>
-          </w:p>
-        </w:tc>
-        <w:tc>
-          <w:tcPr>
-            <w:shd w:color="F9FAFB" w:val="solid"/>
-            <w:tcMar>
-              <w:top w:type="dxa" w:w="60"/>
-              <w:left w:type="dxa" w:w="100"/>
-              <w:bottom w:type="dxa" w:w="60"/>
-              <w:right w:type="dxa" w:w="100"/>
-            </w:tcMar>
-          </w:tcPr>
-          <w:p>
-            <w:r>
-              <w:rPr>
-                <w:color w:val="1E1E2E"/>
-                <w:sz w:val="18"/>
-                <w:szCs w:val="18"/>
-              </w:rPr>
-              <w:t xml:space="preserve">Informational — general actions with no outcome yet</w:t>
+                <w:color w:val="1E1E2E"/>
+                <w:sz w:val="18"/>
+                <w:szCs w:val="18"/>
+              </w:rPr>
+              <w:t xml:space="preserve">`action`</w:t>
+            </w:r>
+          </w:p>
+        </w:tc>
+        <w:tc>
+          <w:tcPr>
+            <w:shd w:color="F9FAFB" w:val="solid"/>
+            <w:tcMar>
+              <w:top w:type="dxa" w:w="60"/>
+              <w:left w:type="dxa" w:w="100"/>
+              <w:bottom w:type="dxa" w:w="60"/>
+              <w:right w:type="dxa" w:w="100"/>
+            </w:tcMar>
+          </w:tcPr>
+          <w:p>
+            <w:r>
+              <w:rPr>
+                <w:color w:val="1E1E2E"/>
+                <w:sz w:val="18"/>
+                <w:szCs w:val="18"/>
+              </w:rPr>
+              <w:t xml:space="preserve">string</w:t>
+            </w:r>
+          </w:p>
+        </w:tc>
+        <w:tc>
+          <w:tcPr>
+            <w:shd w:color="F9FAFB" w:val="solid"/>
+            <w:tcMar>
+              <w:top w:type="dxa" w:w="60"/>
+              <w:left w:type="dxa" w:w="100"/>
+              <w:bottom w:type="dxa" w:w="60"/>
+              <w:right w:type="dxa" w:w="100"/>
+            </w:tcMar>
+          </w:tcPr>
+          <w:p>
+            <w:r>
+              <w:rPr>
+                <w:color w:val="1E1E2E"/>
+                <w:sz w:val="18"/>
+                <w:szCs w:val="18"/>
+              </w:rPr>
+              <w:t xml:space="preserve">Yes</w:t>
+            </w:r>
+          </w:p>
+        </w:tc>
+        <w:tc>
+          <w:tcPr>
+            <w:shd w:color="F9FAFB" w:val="solid"/>
+            <w:tcMar>
+              <w:top w:type="dxa" w:w="60"/>
+              <w:left w:type="dxa" w:w="100"/>
+              <w:bottom w:type="dxa" w:w="60"/>
+              <w:right w:type="dxa" w:w="100"/>
+            </w:tcMar>
+          </w:tcPr>
+          <w:p>
+            <w:r>
+              <w:rPr>
+                <w:color w:val="1E1E2E"/>
+                <w:sz w:val="18"/>
+                <w:szCs w:val="18"/>
+              </w:rPr>
+              <w:t xml:space="preserve">Short description of what the agent did</w:t>
             </w:r>
           </w:p>
         </w:tc>
@@ -2623,75 +2537,74 @@
           <w:p>
             <w:r>
               <w:rPr>
-                <w:rFonts w:ascii="Courier New" w:cs="Courier New" w:eastAsia="Courier New" w:hAnsi="Courier New"/>
-                <w:color w:val="1E1E2E"/>
-                <w:sz w:val="18"/>
-                <w:szCs w:val="18"/>
-              </w:rPr>
-              <w:t xml:space="preserve">`success`</w:t>
-            </w:r>
-          </w:p>
-        </w:tc>
-        <w:tc>
-          <w:tcPr>
-            <w:shd w:color="FFFFFF" w:val="solid"/>
-            <w:tcMar>
-              <w:top w:type="dxa" w:w="60"/>
-              <w:left w:type="dxa" w:w="100"/>
-              <w:bottom w:type="dxa" w:w="60"/>
-              <w:right w:type="dxa" w:w="100"/>
-            </w:tcMar>
-          </w:tcPr>
-          <w:p>
-            <w:r>
-              <w:rPr>
-                <w:color w:val="1E1E2E"/>
-                <w:sz w:val="18"/>
-                <w:szCs w:val="18"/>
-              </w:rPr>
-              <w:t xml:space="preserve"/>
-            </w:r>
-          </w:p>
-        </w:tc>
-        <w:tc>
-          <w:tcPr>
-            <w:shd w:color="FFFFFF" w:val="solid"/>
-            <w:tcMar>
-              <w:top w:type="dxa" w:w="60"/>
-              <w:left w:type="dxa" w:w="100"/>
-              <w:bottom w:type="dxa" w:w="60"/>
-              <w:right w:type="dxa" w:w="100"/>
-            </w:tcMar>
-          </w:tcPr>
-          <w:p>
-            <w:r>
-              <w:rPr>
-                <w:color w:val="1E1E2E"/>
-                <w:sz w:val="18"/>
-                <w:szCs w:val="18"/>
-              </w:rPr>
-              <w:t xml:space="preserve"/>
-            </w:r>
-          </w:p>
-        </w:tc>
-        <w:tc>
-          <w:tcPr>
-            <w:shd w:color="FFFFFF" w:val="solid"/>
-            <w:tcMar>
-              <w:top w:type="dxa" w:w="60"/>
-              <w:left w:type="dxa" w:w="100"/>
-              <w:bottom w:type="dxa" w:w="60"/>
-              <w:right w:type="dxa" w:w="100"/>
-            </w:tcMar>
-          </w:tcPr>
-          <w:p>
-            <w:r>
-              <w:rPr>
-                <w:color w:val="1E1E2E"/>
-                <w:sz w:val="18"/>
-                <w:szCs w:val="18"/>
-              </w:rPr>
-              <w:t xml:space="preserve">Action completed successfully</w:t>
+                <w:color w:val="1E1E2E"/>
+                <w:sz w:val="18"/>
+                <w:szCs w:val="18"/>
+              </w:rPr>
+              <w:t xml:space="preserve">`agent`</w:t>
+            </w:r>
+          </w:p>
+        </w:tc>
+        <w:tc>
+          <w:tcPr>
+            <w:shd w:color="FFFFFF" w:val="solid"/>
+            <w:tcMar>
+              <w:top w:type="dxa" w:w="60"/>
+              <w:left w:type="dxa" w:w="100"/>
+              <w:bottom w:type="dxa" w:w="60"/>
+              <w:right w:type="dxa" w:w="100"/>
+            </w:tcMar>
+          </w:tcPr>
+          <w:p>
+            <w:r>
+              <w:rPr>
+                <w:color w:val="1E1E2E"/>
+                <w:sz w:val="18"/>
+                <w:szCs w:val="18"/>
+              </w:rPr>
+              <w:t xml:space="preserve">string</w:t>
+            </w:r>
+          </w:p>
+        </w:tc>
+        <w:tc>
+          <w:tcPr>
+            <w:shd w:color="FFFFFF" w:val="solid"/>
+            <w:tcMar>
+              <w:top w:type="dxa" w:w="60"/>
+              <w:left w:type="dxa" w:w="100"/>
+              <w:bottom w:type="dxa" w:w="60"/>
+              <w:right w:type="dxa" w:w="100"/>
+            </w:tcMar>
+          </w:tcPr>
+          <w:p>
+            <w:r>
+              <w:rPr>
+                <w:color w:val="1E1E2E"/>
+                <w:sz w:val="18"/>
+                <w:szCs w:val="18"/>
+              </w:rPr>
+              <w:t xml:space="preserve">No</w:t>
+            </w:r>
+          </w:p>
+        </w:tc>
+        <w:tc>
+          <w:tcPr>
+            <w:shd w:color="FFFFFF" w:val="solid"/>
+            <w:tcMar>
+              <w:top w:type="dxa" w:w="60"/>
+              <w:left w:type="dxa" w:w="100"/>
+              <w:bottom w:type="dxa" w:w="60"/>
+              <w:right w:type="dxa" w:w="100"/>
+            </w:tcMar>
+          </w:tcPr>
+          <w:p>
+            <w:r>
+              <w:rPr>
+                <w:color w:val="1E1E2E"/>
+                <w:sz w:val="18"/>
+                <w:szCs w:val="18"/>
+              </w:rPr>
+              <w:t xml:space="preserve">Agent identifier — defaults to 'claude'</w:t>
             </w:r>
           </w:p>
         </w:tc>
@@ -2710,75 +2623,74 @@
           <w:p>
             <w:r>
               <w:rPr>
-                <w:rFonts w:ascii="Courier New" w:cs="Courier New" w:eastAsia="Courier New" w:hAnsi="Courier New"/>
-                <w:color w:val="1E1E2E"/>
-                <w:sz w:val="18"/>
-                <w:szCs w:val="18"/>
-              </w:rPr>
-              <w:t xml:space="preserve">`warning`</w:t>
-            </w:r>
-          </w:p>
-        </w:tc>
-        <w:tc>
-          <w:tcPr>
-            <w:shd w:color="F9FAFB" w:val="solid"/>
-            <w:tcMar>
-              <w:top w:type="dxa" w:w="60"/>
-              <w:left w:type="dxa" w:w="100"/>
-              <w:bottom w:type="dxa" w:w="60"/>
-              <w:right w:type="dxa" w:w="100"/>
-            </w:tcMar>
-          </w:tcPr>
-          <w:p>
-            <w:r>
-              <w:rPr>
-                <w:color w:val="1E1E2E"/>
-                <w:sz w:val="18"/>
-                <w:szCs w:val="18"/>
-              </w:rPr>
-              <w:t xml:space="preserve"/>
-            </w:r>
-          </w:p>
-        </w:tc>
-        <w:tc>
-          <w:tcPr>
-            <w:shd w:color="F9FAFB" w:val="solid"/>
-            <w:tcMar>
-              <w:top w:type="dxa" w:w="60"/>
-              <w:left w:type="dxa" w:w="100"/>
-              <w:bottom w:type="dxa" w:w="60"/>
-              <w:right w:type="dxa" w:w="100"/>
-            </w:tcMar>
-          </w:tcPr>
-          <w:p>
-            <w:r>
-              <w:rPr>
-                <w:color w:val="1E1E2E"/>
-                <w:sz w:val="18"/>
-                <w:szCs w:val="18"/>
-              </w:rPr>
-              <w:t xml:space="preserve"/>
-            </w:r>
-          </w:p>
-        </w:tc>
-        <w:tc>
-          <w:tcPr>
-            <w:shd w:color="F9FAFB" w:val="solid"/>
-            <w:tcMar>
-              <w:top w:type="dxa" w:w="60"/>
-              <w:left w:type="dxa" w:w="100"/>
-              <w:bottom w:type="dxa" w:w="60"/>
-              <w:right w:type="dxa" w:w="100"/>
-            </w:tcMar>
-          </w:tcPr>
-          <w:p>
-            <w:r>
-              <w:rPr>
-                <w:color w:val="1E1E2E"/>
-                <w:sz w:val="18"/>
-                <w:szCs w:val="18"/>
-              </w:rPr>
-              <w:t xml:space="preserve">Completed but with caveats or partial results</w:t>
+                <w:color w:val="1E1E2E"/>
+                <w:sz w:val="18"/>
+                <w:szCs w:val="18"/>
+              </w:rPr>
+              <w:t xml:space="preserve">`status`</w:t>
+            </w:r>
+          </w:p>
+        </w:tc>
+        <w:tc>
+          <w:tcPr>
+            <w:shd w:color="F9FAFB" w:val="solid"/>
+            <w:tcMar>
+              <w:top w:type="dxa" w:w="60"/>
+              <w:left w:type="dxa" w:w="100"/>
+              <w:bottom w:type="dxa" w:w="60"/>
+              <w:right w:type="dxa" w:w="100"/>
+            </w:tcMar>
+          </w:tcPr>
+          <w:p>
+            <w:r>
+              <w:rPr>
+                <w:color w:val="1E1E2E"/>
+                <w:sz w:val="18"/>
+                <w:szCs w:val="18"/>
+              </w:rPr>
+              <w:t xml:space="preserve">string</w:t>
+            </w:r>
+          </w:p>
+        </w:tc>
+        <w:tc>
+          <w:tcPr>
+            <w:shd w:color="F9FAFB" w:val="solid"/>
+            <w:tcMar>
+              <w:top w:type="dxa" w:w="60"/>
+              <w:left w:type="dxa" w:w="100"/>
+              <w:bottom w:type="dxa" w:w="60"/>
+              <w:right w:type="dxa" w:w="100"/>
+            </w:tcMar>
+          </w:tcPr>
+          <w:p>
+            <w:r>
+              <w:rPr>
+                <w:color w:val="1E1E2E"/>
+                <w:sz w:val="18"/>
+                <w:szCs w:val="18"/>
+              </w:rPr>
+              <w:t xml:space="preserve">No</w:t>
+            </w:r>
+          </w:p>
+        </w:tc>
+        <w:tc>
+          <w:tcPr>
+            <w:shd w:color="F9FAFB" w:val="solid"/>
+            <w:tcMar>
+              <w:top w:type="dxa" w:w="60"/>
+              <w:left w:type="dxa" w:w="100"/>
+              <w:bottom w:type="dxa" w:w="60"/>
+              <w:right w:type="dxa" w:w="100"/>
+            </w:tcMar>
+          </w:tcPr>
+          <w:p>
+            <w:r>
+              <w:rPr>
+                <w:color w:val="1E1E2E"/>
+                <w:sz w:val="18"/>
+                <w:szCs w:val="18"/>
+              </w:rPr>
+              <w:t xml:space="preserve">info (default) | success | warning | error</w:t>
             </w:r>
           </w:p>
         </w:tc>
@@ -2797,75 +2709,74 @@
           <w:p>
             <w:r>
               <w:rPr>
-                <w:rFonts w:ascii="Courier New" w:cs="Courier New" w:eastAsia="Courier New" w:hAnsi="Courier New"/>
-                <w:color w:val="1E1E2E"/>
-                <w:sz w:val="18"/>
-                <w:szCs w:val="18"/>
-              </w:rPr>
-              <w:t xml:space="preserve">`error`</w:t>
-            </w:r>
-          </w:p>
-        </w:tc>
-        <w:tc>
-          <w:tcPr>
-            <w:shd w:color="FFFFFF" w:val="solid"/>
-            <w:tcMar>
-              <w:top w:type="dxa" w:w="60"/>
-              <w:left w:type="dxa" w:w="100"/>
-              <w:bottom w:type="dxa" w:w="60"/>
-              <w:right w:type="dxa" w:w="100"/>
-            </w:tcMar>
-          </w:tcPr>
-          <w:p>
-            <w:r>
-              <w:rPr>
-                <w:color w:val="1E1E2E"/>
-                <w:sz w:val="18"/>
-                <w:szCs w:val="18"/>
-              </w:rPr>
-              <w:t xml:space="preserve"/>
-            </w:r>
-          </w:p>
-        </w:tc>
-        <w:tc>
-          <w:tcPr>
-            <w:shd w:color="FFFFFF" w:val="solid"/>
-            <w:tcMar>
-              <w:top w:type="dxa" w:w="60"/>
-              <w:left w:type="dxa" w:w="100"/>
-              <w:bottom w:type="dxa" w:w="60"/>
-              <w:right w:type="dxa" w:w="100"/>
-            </w:tcMar>
-          </w:tcPr>
-          <w:p>
-            <w:r>
-              <w:rPr>
-                <w:color w:val="1E1E2E"/>
-                <w:sz w:val="18"/>
-                <w:szCs w:val="18"/>
-              </w:rPr>
-              <w:t xml:space="preserve"/>
-            </w:r>
-          </w:p>
-        </w:tc>
-        <w:tc>
-          <w:tcPr>
-            <w:shd w:color="FFFFFF" w:val="solid"/>
-            <w:tcMar>
-              <w:top w:type="dxa" w:w="60"/>
-              <w:left w:type="dxa" w:w="100"/>
-              <w:bottom w:type="dxa" w:w="60"/>
-              <w:right w:type="dxa" w:w="100"/>
-            </w:tcMar>
-          </w:tcPr>
-          <w:p>
-            <w:r>
-              <w:rPr>
-                <w:color w:val="1E1E2E"/>
-                <w:sz w:val="18"/>
-                <w:szCs w:val="18"/>
-              </w:rPr>
-              <w:t xml:space="preserve">Action failed</w:t>
+                <w:color w:val="1E1E2E"/>
+                <w:sz w:val="18"/>
+                <w:szCs w:val="18"/>
+              </w:rPr>
+              <w:t xml:space="preserve">`details`</w:t>
+            </w:r>
+          </w:p>
+        </w:tc>
+        <w:tc>
+          <w:tcPr>
+            <w:shd w:color="FFFFFF" w:val="solid"/>
+            <w:tcMar>
+              <w:top w:type="dxa" w:w="60"/>
+              <w:left w:type="dxa" w:w="100"/>
+              <w:bottom w:type="dxa" w:w="60"/>
+              <w:right w:type="dxa" w:w="100"/>
+            </w:tcMar>
+          </w:tcPr>
+          <w:p>
+            <w:r>
+              <w:rPr>
+                <w:color w:val="1E1E2E"/>
+                <w:sz w:val="18"/>
+                <w:szCs w:val="18"/>
+              </w:rPr>
+              <w:t xml:space="preserve">string</w:t>
+            </w:r>
+          </w:p>
+        </w:tc>
+        <w:tc>
+          <w:tcPr>
+            <w:shd w:color="FFFFFF" w:val="solid"/>
+            <w:tcMar>
+              <w:top w:type="dxa" w:w="60"/>
+              <w:left w:type="dxa" w:w="100"/>
+              <w:bottom w:type="dxa" w:w="60"/>
+              <w:right w:type="dxa" w:w="100"/>
+            </w:tcMar>
+          </w:tcPr>
+          <w:p>
+            <w:r>
+              <w:rPr>
+                <w:color w:val="1E1E2E"/>
+                <w:sz w:val="18"/>
+                <w:szCs w:val="18"/>
+              </w:rPr>
+              <w:t xml:space="preserve">No</w:t>
+            </w:r>
+          </w:p>
+        </w:tc>
+        <w:tc>
+          <w:tcPr>
+            <w:shd w:color="FFFFFF" w:val="solid"/>
+            <w:tcMar>
+              <w:top w:type="dxa" w:w="60"/>
+              <w:left w:type="dxa" w:w="100"/>
+              <w:bottom w:type="dxa" w:w="60"/>
+              <w:right w:type="dxa" w:w="100"/>
+            </w:tcMar>
+          </w:tcPr>
+          <w:p>
+            <w:r>
+              <w:rPr>
+                <w:color w:val="1E1E2E"/>
+                <w:sz w:val="18"/>
+                <w:szCs w:val="18"/>
+              </w:rPr>
+              <w:t xml:space="preserve">Extra context, stack trace, or output snippet</w:t>
             </w:r>
           </w:p>
         </w:tc>
@@ -2883,7 +2794,7 @@
           <w:sz w:val="22"/>
           <w:szCs w:val="22"/>
         </w:rPr>
-        <w:t xml:space="preserve">Example — log a successful pitch generation</w:t>
+        <w:t xml:space="preserve">Examples</w:t>
       </w:r>
     </w:p>
     <w:p>
@@ -2899,102 +2810,20 @@
           <w:sz w:val="18"/>
           <w:szCs w:val="18"/>
         </w:rPr>
-        <w:t xml:space="preserve">POST /api/agent-logs
-Content-Type: application/json
+        <w:t xml:space="preserve">// Log success
+POST /api/agent-logs
 {
   "action": "Generated pitch for AI Workflow Automation job",
-  "agent": "claude",
   "status": "success",
   "details": "Pitch length: 420 chars. Model: claude-sonnet-4-6"
-}</w:t>
-      </w:r>
-    </w:p>
-    <w:p>
-      <w:pPr>
-        <w:spacing w:after="80" w:before="240"/>
-      </w:pPr>
-      <w:r>
-        <w:rPr>
-          <w:b/>
-          <w:bCs/>
-          <w:color w:val="1E1E2E"/>
-          <w:sz w:val="22"/>
-          <w:szCs w:val="22"/>
-        </w:rPr>
-        <w:t xml:space="preserve">Example — log an error</w:t>
-      </w:r>
-    </w:p>
-    <w:p>
-      <w:pPr>
-        <w:shd w:color="2A2A3E" w:val="solid"/>
-        <w:spacing w:after="120" w:before="60"/>
-        <w:ind w:left="288" w:right="288"/>
-      </w:pPr>
-      <w:r>
-        <w:rPr>
-          <w:rFonts w:ascii="Courier New" w:cs="Courier New" w:eastAsia="Courier New" w:hAnsi="Courier New"/>
-          <w:color w:val="A5F3FC"/>
-          <w:sz w:val="18"/>
-          <w:szCs w:val="18"/>
-        </w:rPr>
-        <w:t xml:space="preserve">POST /api/agent-logs
-Content-Type: application/json
+}
+// Log an error
+POST /api/agent-logs
 {
   "action": "Failed to fetch job listings",
   "status": "error",
-  "details": "Error: 429 Too Many Requests from Upwork API"
+  "details": "Error: 429 Too Many Requests"
 }</w:t>
-      </w:r>
-    </w:p>
-    <w:p>
-      <w:pPr>
-        <w:spacing w:after="80" w:before="240"/>
-      </w:pPr>
-      <w:r>
-        <w:rPr>
-          <w:b/>
-          <w:bCs/>
-          <w:color w:val="1E1E2E"/>
-          <w:sz w:val="22"/>
-          <w:szCs w:val="22"/>
-        </w:rPr>
-        <w:t xml:space="preserve">Example response (201 Created)</w:t>
-      </w:r>
-    </w:p>
-    <w:p>
-      <w:pPr>
-        <w:shd w:color="2A2A3E" w:val="solid"/>
-        <w:spacing w:after="120" w:before="60"/>
-        <w:ind w:left="288" w:right="288"/>
-      </w:pPr>
-      <w:r>
-        <w:rPr>
-          <w:rFonts w:ascii="Courier New" w:cs="Courier New" w:eastAsia="Courier New" w:hAnsi="Courier New"/>
-          <w:color w:val="A5F3FC"/>
-          <w:sz w:val="18"/>
-          <w:szCs w:val="18"/>
-        </w:rPr>
-        <w:t xml:space="preserve">{
-  "id": 13,
-  "agent": "claude",
-  "action": "Generated pitch for AI Workflow Automation job",
-  "details": "Pitch length: 420 chars. Model: claude-sonnet-4-6",
-  "status": "success",
-  "createdAt": "2025-06-26T09:20:00Z"
-}</w:t>
-      </w:r>
-    </w:p>
-    <w:p>
-      <w:pPr>
-        <w:spacing w:after="80" w:before="40"/>
-      </w:pPr>
-      <w:r>
-        <w:rPr>
-          <w:color w:val="374151"/>
-          <w:sz w:val="20"/>
-          <w:szCs w:val="20"/>
-        </w:rPr>
-        <w:t xml:space="preserve">Note: logs older than 5 days are deleted automatically on every POST. The GET endpoint also only returns the last 5 days.</w:t>
       </w:r>
     </w:p>
     <w:p>
@@ -3029,7 +2858,7 @@
           <w:sz w:val="20"/>
           <w:szCs w:val="20"/>
         </w:rPr>
-        <w:t xml:space="preserve">Kanban tasks with statuses: todo, in_progress, done, blocked.</w:t>
+        <w:t xml:space="preserve">Kanban tasks with four status columns: todo, in_progress, done, blocked.</w:t>
       </w:r>
     </w:p>
     <w:p>
@@ -3067,49 +2896,6 @@
           <w:szCs w:val="20"/>
         </w:rPr>
         <w:t xml:space="preserve">  /api/tasks</w:t>
-      </w:r>
-    </w:p>
-    <w:p>
-      <w:pPr>
-        <w:spacing w:after="80" w:before="240"/>
-      </w:pPr>
-      <w:r>
-        <w:rPr>
-          <w:b/>
-          <w:bCs/>
-          <w:color w:val="1E1E2E"/>
-          <w:sz w:val="22"/>
-          <w:szCs w:val="22"/>
-        </w:rPr>
-        <w:t xml:space="preserve">Example response</w:t>
-      </w:r>
-    </w:p>
-    <w:p>
-      <w:pPr>
-        <w:shd w:color="2A2A3E" w:val="solid"/>
-        <w:spacing w:after="120" w:before="60"/>
-        <w:ind w:left="288" w:right="288"/>
-      </w:pPr>
-      <w:r>
-        <w:rPr>
-          <w:rFonts w:ascii="Courier New" w:cs="Courier New" w:eastAsia="Courier New" w:hAnsi="Courier New"/>
-          <w:color w:val="A5F3FC"/>
-          <w:sz w:val="18"/>
-          <w:szCs w:val="18"/>
-        </w:rPr>
-        <w:t xml:space="preserve">[
-  {
-    "id": 1,
-    "title": "Set up Claude agent workflow",
-    "description": "Wire up the AgentOS pipeline",
-    "status": "in_progress",
-    "priority": "high",
-    "assignee": "Kashish",
-    "dueDate": "2025-07-01",
-    "createdAt": "...",
-    "updatedAt": "..."
-  }
-]</w:t>
       </w:r>
     </w:p>
     <w:p>
@@ -3283,7 +3069,6 @@
           <w:p>
             <w:r>
               <w:rPr>
-                <w:rFonts w:ascii="Courier New" w:cs="Courier New" w:eastAsia="Courier New" w:hAnsi="Courier New"/>
                 <w:color w:val="1E1E2E"/>
                 <w:sz w:val="18"/>
                 <w:szCs w:val="18"/>
@@ -3370,7 +3155,6 @@
           <w:p>
             <w:r>
               <w:rPr>
-                <w:rFonts w:ascii="Courier New" w:cs="Courier New" w:eastAsia="Courier New" w:hAnsi="Courier New"/>
                 <w:color w:val="1E1E2E"/>
                 <w:sz w:val="18"/>
                 <w:szCs w:val="18"/>
@@ -3438,7 +3222,7 @@
                 <w:sz w:val="18"/>
                 <w:szCs w:val="18"/>
               </w:rPr>
-              <w:t xml:space="preserve">Details</w:t>
+              <w:t xml:space="preserve">Task details</w:t>
             </w:r>
           </w:p>
         </w:tc>
@@ -3457,7 +3241,6 @@
           <w:p>
             <w:r>
               <w:rPr>
-                <w:rFonts w:ascii="Courier New" w:cs="Courier New" w:eastAsia="Courier New" w:hAnsi="Courier New"/>
                 <w:color w:val="1E1E2E"/>
                 <w:sz w:val="18"/>
                 <w:szCs w:val="18"/>
@@ -3544,7 +3327,6 @@
           <w:p>
             <w:r>
               <w:rPr>
-                <w:rFonts w:ascii="Courier New" w:cs="Courier New" w:eastAsia="Courier New" w:hAnsi="Courier New"/>
                 <w:color w:val="1E1E2E"/>
                 <w:sz w:val="18"/>
                 <w:szCs w:val="18"/>
@@ -3631,7 +3413,6 @@
           <w:p>
             <w:r>
               <w:rPr>
-                <w:rFonts w:ascii="Courier New" w:cs="Courier New" w:eastAsia="Courier New" w:hAnsi="Courier New"/>
                 <w:color w:val="1E1E2E"/>
                 <w:sz w:val="18"/>
                 <w:szCs w:val="18"/>
@@ -3718,7 +3499,6 @@
           <w:p>
             <w:r>
               <w:rPr>
-                <w:rFonts w:ascii="Courier New" w:cs="Courier New" w:eastAsia="Courier New" w:hAnsi="Courier New"/>
                 <w:color w:val="1E1E2E"/>
                 <w:sz w:val="18"/>
                 <w:szCs w:val="18"/>
@@ -3849,6 +3629,11 @@
     </w:p>
     <w:p>
       <w:pPr>
+        <w:spacing w:after="80" w:before="80"/>
+      </w:pPr>
+    </w:p>
+    <w:p>
+      <w:pPr>
         <w:pStyle w:val="Heading2"/>
         <w:spacing w:after="120" w:before="320"/>
         <w:rPr>
@@ -3886,25 +3671,8 @@
     </w:p>
     <w:p>
       <w:pPr>
-        <w:pBdr>
-          <w:bottom w:val="single" w:color="E5E7EB" w:sz="1"/>
-        </w:pBdr>
-        <w:spacing w:after="160" w:before="160"/>
-      </w:pPr>
-    </w:p>
-    <w:p>
-      <w:pPr>
-        <w:pStyle w:val="Heading1"/>
-        <w:spacing w:after="160" w:before="400"/>
-        <w:rPr>
-          <w:b/>
-          <w:bCs/>
-          <w:color w:val="1E1E2E"/>
-        </w:rPr>
-      </w:pPr>
-      <w:r>
-        <w:t xml:space="preserve">4. Notes</w:t>
-      </w:r>
+        <w:spacing w:after="80" w:before="80"/>
+      </w:pPr>
     </w:p>
     <w:p>
       <w:pPr>
@@ -3915,7 +3683,7 @@
         </w:rPr>
       </w:pPr>
       <w:r>
-        <w:t xml:space="preserve">List notes</w:t>
+        <w:t xml:space="preserve">Task comments</w:t>
       </w:r>
     </w:p>
     <w:p>
@@ -3940,7 +3708,7 @@
           <w:sz w:val="20"/>
           <w:szCs w:val="20"/>
         </w:rPr>
-        <w:t xml:space="preserve">  /api/notes</w:t>
+        <w:t xml:space="preserve">  /api/tasks/:id/comments</w:t>
       </w:r>
     </w:p>
     <w:p>
@@ -3953,20 +3721,13 @@
           <w:sz w:val="20"/>
           <w:szCs w:val="20"/>
         </w:rPr>
-        <w:t xml:space="preserve">Returns notes ordered by pinned desc, then updatedAt desc.</w:t>
-      </w:r>
-    </w:p>
-    <w:p>
-      <w:pPr>
-        <w:pStyle w:val="Heading2"/>
-        <w:spacing w:after="120" w:before="320"/>
-        <w:rPr>
-          <w:color w:val="6366F1"/>
-        </w:rPr>
-      </w:pPr>
-      <w:r>
-        <w:t xml:space="preserve">Create note</w:t>
-      </w:r>
+        <w:t xml:space="preserve">Returns comments for a task ordered oldest-first.</w:t>
+      </w:r>
+    </w:p>
+    <w:p>
+      <w:pPr>
+        <w:spacing w:after="80" w:before="80"/>
+      </w:pPr>
     </w:p>
     <w:p>
       <w:pPr>
@@ -3990,7 +3751,7 @@
           <w:sz w:val="20"/>
           <w:szCs w:val="20"/>
         </w:rPr>
-        <w:t xml:space="preserve">  /api/notes</w:t>
+        <w:t xml:space="preserve">  /api/tasks/:id/comments</w:t>
       </w:r>
     </w:p>
     <w:tbl>
@@ -4122,12 +3883,11 @@
           <w:p>
             <w:r>
               <w:rPr>
-                <w:rFonts w:ascii="Courier New" w:cs="Courier New" w:eastAsia="Courier New" w:hAnsi="Courier New"/>
-                <w:color w:val="1E1E2E"/>
-                <w:sz w:val="18"/>
-                <w:szCs w:val="18"/>
-              </w:rPr>
-              <w:t xml:space="preserve">`title`</w:t>
+                <w:color w:val="1E1E2E"/>
+                <w:sz w:val="18"/>
+                <w:szCs w:val="18"/>
+              </w:rPr>
+              <w:t xml:space="preserve">`author`</w:t>
             </w:r>
           </w:p>
         </w:tc>
@@ -4190,7 +3950,7 @@
                 <w:sz w:val="18"/>
                 <w:szCs w:val="18"/>
               </w:rPr>
-              <w:t xml:space="preserve">Note title — defaults to 'Untitled'</w:t>
+              <w:t xml:space="preserve">Defaults to Anonymous</w:t>
             </w:r>
           </w:p>
         </w:tc>
@@ -4209,7 +3969,6 @@
           <w:p>
             <w:r>
               <w:rPr>
-                <w:rFonts w:ascii="Courier New" w:cs="Courier New" w:eastAsia="Courier New" w:hAnsi="Courier New"/>
                 <w:color w:val="1E1E2E"/>
                 <w:sz w:val="18"/>
                 <w:szCs w:val="18"/>
@@ -4256,28 +4015,28 @@
                 <w:sz w:val="18"/>
                 <w:szCs w:val="18"/>
               </w:rPr>
-              <w:t xml:space="preserve">No</w:t>
-            </w:r>
-          </w:p>
-        </w:tc>
-        <w:tc>
-          <w:tcPr>
-            <w:shd w:color="FFFFFF" w:val="solid"/>
-            <w:tcMar>
-              <w:top w:type="dxa" w:w="60"/>
-              <w:left w:type="dxa" w:w="100"/>
-              <w:bottom w:type="dxa" w:w="60"/>
-              <w:right w:type="dxa" w:w="100"/>
-            </w:tcMar>
-          </w:tcPr>
-          <w:p>
-            <w:r>
-              <w:rPr>
-                <w:color w:val="1E1E2E"/>
-                <w:sz w:val="18"/>
-                <w:szCs w:val="18"/>
-              </w:rPr>
-              <w:t xml:space="preserve">Note body text</w:t>
+              <w:t xml:space="preserve">Yes</w:t>
+            </w:r>
+          </w:p>
+        </w:tc>
+        <w:tc>
+          <w:tcPr>
+            <w:shd w:color="FFFFFF" w:val="solid"/>
+            <w:tcMar>
+              <w:top w:type="dxa" w:w="60"/>
+              <w:left w:type="dxa" w:w="100"/>
+              <w:bottom w:type="dxa" w:w="60"/>
+              <w:right w:type="dxa" w:w="100"/>
+            </w:tcMar>
+          </w:tcPr>
+          <w:p>
+            <w:r>
+              <w:rPr>
+                <w:color w:val="1E1E2E"/>
+                <w:sz w:val="18"/>
+                <w:szCs w:val="18"/>
+              </w:rPr>
+              <w:t xml:space="preserve">Comment text</w:t>
             </w:r>
           </w:p>
         </w:tc>
@@ -4296,33 +4055,32 @@
           <w:p>
             <w:r>
               <w:rPr>
-                <w:rFonts w:ascii="Courier New" w:cs="Courier New" w:eastAsia="Courier New" w:hAnsi="Courier New"/>
-                <w:color w:val="1E1E2E"/>
-                <w:sz w:val="18"/>
-                <w:szCs w:val="18"/>
-              </w:rPr>
-              <w:t xml:space="preserve">`color`</w:t>
-            </w:r>
-          </w:p>
-        </w:tc>
-        <w:tc>
-          <w:tcPr>
-            <w:shd w:color="F9FAFB" w:val="solid"/>
-            <w:tcMar>
-              <w:top w:type="dxa" w:w="60"/>
-              <w:left w:type="dxa" w:w="100"/>
-              <w:bottom w:type="dxa" w:w="60"/>
-              <w:right w:type="dxa" w:w="100"/>
-            </w:tcMar>
-          </w:tcPr>
-          <w:p>
-            <w:r>
-              <w:rPr>
-                <w:color w:val="1E1E2E"/>
-                <w:sz w:val="18"/>
-                <w:szCs w:val="18"/>
-              </w:rPr>
-              <w:t xml:space="preserve">string</w:t>
+                <w:color w:val="1E1E2E"/>
+                <w:sz w:val="18"/>
+                <w:szCs w:val="18"/>
+              </w:rPr>
+              <w:t xml:space="preserve">`parentId`</w:t>
+            </w:r>
+          </w:p>
+        </w:tc>
+        <w:tc>
+          <w:tcPr>
+            <w:shd w:color="F9FAFB" w:val="solid"/>
+            <w:tcMar>
+              <w:top w:type="dxa" w:w="60"/>
+              <w:left w:type="dxa" w:w="100"/>
+              <w:bottom w:type="dxa" w:w="60"/>
+              <w:right w:type="dxa" w:w="100"/>
+            </w:tcMar>
+          </w:tcPr>
+          <w:p>
+            <w:r>
+              <w:rPr>
+                <w:color w:val="1E1E2E"/>
+                <w:sz w:val="18"/>
+                <w:szCs w:val="18"/>
+              </w:rPr>
+              <w:t xml:space="preserve">integer</w:t>
             </w:r>
           </w:p>
         </w:tc>
@@ -4364,173 +4122,12 @@
                 <w:sz w:val="18"/>
                 <w:szCs w:val="18"/>
               </w:rPr>
-              <w:t xml:space="preserve">white | yellow | blue | green | pink | purple | orange</w:t>
-            </w:r>
-          </w:p>
-        </w:tc>
-      </w:tr>
-      <w:tr>
-        <w:tc>
-          <w:tcPr>
-            <w:shd w:color="FFFFFF" w:val="solid"/>
-            <w:tcMar>
-              <w:top w:type="dxa" w:w="60"/>
-              <w:left w:type="dxa" w:w="100"/>
-              <w:bottom w:type="dxa" w:w="60"/>
-              <w:right w:type="dxa" w:w="100"/>
-            </w:tcMar>
-          </w:tcPr>
-          <w:p>
-            <w:r>
-              <w:rPr>
-                <w:rFonts w:ascii="Courier New" w:cs="Courier New" w:eastAsia="Courier New" w:hAnsi="Courier New"/>
-                <w:color w:val="1E1E2E"/>
-                <w:sz w:val="18"/>
-                <w:szCs w:val="18"/>
-              </w:rPr>
-              <w:t xml:space="preserve">`pinned`</w:t>
-            </w:r>
-          </w:p>
-        </w:tc>
-        <w:tc>
-          <w:tcPr>
-            <w:shd w:color="FFFFFF" w:val="solid"/>
-            <w:tcMar>
-              <w:top w:type="dxa" w:w="60"/>
-              <w:left w:type="dxa" w:w="100"/>
-              <w:bottom w:type="dxa" w:w="60"/>
-              <w:right w:type="dxa" w:w="100"/>
-            </w:tcMar>
-          </w:tcPr>
-          <w:p>
-            <w:r>
-              <w:rPr>
-                <w:color w:val="1E1E2E"/>
-                <w:sz w:val="18"/>
-                <w:szCs w:val="18"/>
-              </w:rPr>
-              <w:t xml:space="preserve">integer</w:t>
-            </w:r>
-          </w:p>
-        </w:tc>
-        <w:tc>
-          <w:tcPr>
-            <w:shd w:color="FFFFFF" w:val="solid"/>
-            <w:tcMar>
-              <w:top w:type="dxa" w:w="60"/>
-              <w:left w:type="dxa" w:w="100"/>
-              <w:bottom w:type="dxa" w:w="60"/>
-              <w:right w:type="dxa" w:w="100"/>
-            </w:tcMar>
-          </w:tcPr>
-          <w:p>
-            <w:r>
-              <w:rPr>
-                <w:color w:val="1E1E2E"/>
-                <w:sz w:val="18"/>
-                <w:szCs w:val="18"/>
-              </w:rPr>
-              <w:t xml:space="preserve">No</w:t>
-            </w:r>
-          </w:p>
-        </w:tc>
-        <w:tc>
-          <w:tcPr>
-            <w:shd w:color="FFFFFF" w:val="solid"/>
-            <w:tcMar>
-              <w:top w:type="dxa" w:w="60"/>
-              <w:left w:type="dxa" w:w="100"/>
-              <w:bottom w:type="dxa" w:w="60"/>
-              <w:right w:type="dxa" w:w="100"/>
-            </w:tcMar>
-          </w:tcPr>
-          <w:p>
-            <w:r>
-              <w:rPr>
-                <w:color w:val="1E1E2E"/>
-                <w:sz w:val="18"/>
-                <w:szCs w:val="18"/>
-              </w:rPr>
-              <w:t xml:space="preserve">1 = pinned, 0 = unpinned (default)</w:t>
+              <w:t xml:space="preserve">Parent comment ID for threaded replies</w:t>
             </w:r>
           </w:p>
         </w:tc>
       </w:tr>
     </w:tbl>
-    <w:p>
-      <w:pPr>
-        <w:pStyle w:val="Heading2"/>
-        <w:spacing w:after="120" w:before="320"/>
-        <w:rPr>
-          <w:color w:val="6366F1"/>
-        </w:rPr>
-      </w:pPr>
-      <w:r>
-        <w:t xml:space="preserve">Update note</w:t>
-      </w:r>
-    </w:p>
-    <w:p>
-      <w:pPr>
-        <w:spacing w:after="80" w:before="160"/>
-      </w:pPr>
-      <w:r>
-        <w:rPr>
-          <w:b/>
-          <w:bCs/>
-          <w:color w:val="FFFFFF"/>
-          <w:sz w:val="18"/>
-          <w:szCs w:val="18"/>
-          <w:shd w:color="D97706" w:val="solid"/>
-        </w:rPr>
-        <w:t xml:space="preserve"> PATCH </w:t>
-      </w:r>
-      <w:r>
-        <w:rPr>
-          <w:rFonts w:ascii="Courier New" w:cs="Courier New" w:eastAsia="Courier New" w:hAnsi="Courier New"/>
-          <w:color w:val="1E1E2E"/>
-          <w:sz w:val="20"/>
-          <w:szCs w:val="20"/>
-        </w:rPr>
-        <w:t xml:space="preserve">  /api/notes/:id</w:t>
-      </w:r>
-    </w:p>
-    <w:p>
-      <w:pPr>
-        <w:pStyle w:val="Heading2"/>
-        <w:spacing w:after="120" w:before="320"/>
-        <w:rPr>
-          <w:color w:val="6366F1"/>
-        </w:rPr>
-      </w:pPr>
-      <w:r>
-        <w:t xml:space="preserve">Delete note</w:t>
-      </w:r>
-    </w:p>
-    <w:p>
-      <w:pPr>
-        <w:spacing w:after="80" w:before="160"/>
-      </w:pPr>
-      <w:r>
-        <w:rPr>
-          <w:b/>
-          <w:bCs/>
-          <w:color w:val="FFFFFF"/>
-          <w:sz w:val="18"/>
-          <w:szCs w:val="18"/>
-          <w:shd w:color="DC2626" w:val="solid"/>
-        </w:rPr>
-        <w:t xml:space="preserve"> DELETE </w:t>
-      </w:r>
-      <w:r>
-        <w:rPr>
-          <w:rFonts w:ascii="Courier New" w:cs="Courier New" w:eastAsia="Courier New" w:hAnsi="Courier New"/>
-          <w:color w:val="1E1E2E"/>
-          <w:sz w:val="20"/>
-          <w:szCs w:val="20"/>
-        </w:rPr>
-        <w:t xml:space="preserve">  /api/notes/:id</w:t>
-      </w:r>
-    </w:p>
     <w:p>
       <w:pPr>
         <w:pBdr>
@@ -4550,7 +4147,7 @@
         </w:rPr>
       </w:pPr>
       <w:r>
-        <w:t xml:space="preserve">5. Notices (Editable callouts)</w:t>
+        <w:t xml:space="preserve">4. Targets</w:t>
       </w:r>
     </w:p>
     <w:p>
@@ -4563,7 +4160,7 @@
           <w:sz w:val="20"/>
           <w:szCs w:val="20"/>
         </w:rPr>
-        <w:t xml:space="preserve">Key-value editable text blocks, e.g. the pitch criteria notice.</w:t>
+        <w:t xml:space="preserve">Short-term and long-term goals shown on the Home dashboard. Ordered by position for drag-to-reorder.</w:t>
       </w:r>
     </w:p>
     <w:p>
@@ -4575,7 +4172,7 @@
         </w:rPr>
       </w:pPr>
       <w:r>
-        <w:t xml:space="preserve">Get notice by key</w:t>
+        <w:t xml:space="preserve">List all targets</w:t>
       </w:r>
     </w:p>
     <w:p>
@@ -4600,93 +4197,7 @@
           <w:sz w:val="20"/>
           <w:szCs w:val="20"/>
         </w:rPr>
-        <w:t xml:space="preserve">  /api/notices/:key</w:t>
-      </w:r>
-    </w:p>
-    <w:p>
-      <w:pPr>
-        <w:spacing w:after="80" w:before="240"/>
-      </w:pPr>
-      <w:r>
-        <w:rPr>
-          <w:b/>
-          <w:bCs/>
-          <w:color w:val="1E1E2E"/>
-          <w:sz w:val="22"/>
-          <w:szCs w:val="22"/>
-        </w:rPr>
-        <w:t xml:space="preserve">Example</w:t>
-      </w:r>
-    </w:p>
-    <w:p>
-      <w:pPr>
-        <w:shd w:color="2A2A3E" w:val="solid"/>
-        <w:spacing w:after="120" w:before="60"/>
-        <w:ind w:left="288" w:right="288"/>
-      </w:pPr>
-      <w:r>
-        <w:rPr>
-          <w:rFonts w:ascii="Courier New" w:cs="Courier New" w:eastAsia="Courier New" w:hAnsi="Courier New"/>
-          <w:color w:val="A5F3FC"/>
-          <w:sz w:val="18"/>
-          <w:szCs w:val="18"/>
-        </w:rPr>
-        <w:t xml:space="preserve">GET /api/notices/pitch_criteria</w:t>
-      </w:r>
-    </w:p>
-    <w:p>
-      <w:pPr>
-        <w:pStyle w:val="Heading2"/>
-        <w:spacing w:after="120" w:before="320"/>
-        <w:rPr>
-          <w:color w:val="6366F1"/>
-        </w:rPr>
-      </w:pPr>
-      <w:r>
-        <w:t xml:space="preserve">Update notice</w:t>
-      </w:r>
-    </w:p>
-    <w:p>
-      <w:pPr>
-        <w:spacing w:after="80" w:before="160"/>
-      </w:pPr>
-      <w:r>
-        <w:rPr>
-          <w:b/>
-          <w:bCs/>
-          <w:color w:val="FFFFFF"/>
-          <w:sz w:val="18"/>
-          <w:szCs w:val="18"/>
-          <w:shd w:color="D97706" w:val="solid"/>
-        </w:rPr>
-        <w:t xml:space="preserve"> PATCH </w:t>
-      </w:r>
-      <w:r>
-        <w:rPr>
-          <w:rFonts w:ascii="Courier New" w:cs="Courier New" w:eastAsia="Courier New" w:hAnsi="Courier New"/>
-          <w:color w:val="1E1E2E"/>
-          <w:sz w:val="20"/>
-          <w:szCs w:val="20"/>
-        </w:rPr>
-        <w:t xml:space="preserve">  /api/notices/:key</w:t>
-      </w:r>
-    </w:p>
-    <w:p>
-      <w:pPr>
-        <w:shd w:color="2A2A3E" w:val="solid"/>
-        <w:spacing w:after="120" w:before="60"/>
-        <w:ind w:left="288" w:right="288"/>
-      </w:pPr>
-      <w:r>
-        <w:rPr>
-          <w:rFonts w:ascii="Courier New" w:cs="Courier New" w:eastAsia="Courier New" w:hAnsi="Courier New"/>
-          <w:color w:val="A5F3FC"/>
-          <w:sz w:val="18"/>
-          <w:szCs w:val="18"/>
-        </w:rPr>
-        <w:t xml:space="preserve">PATCH /api/notices/pitch_criteria
-Content-Type: application/json
-{ "content": "Updated criteria text here..." }</w:t>
+        <w:t xml:space="preserve">  /api/targets</w:t>
       </w:r>
     </w:p>
     <w:p>
@@ -4699,30 +4210,13 @@
           <w:sz w:val="20"/>
           <w:szCs w:val="20"/>
         </w:rPr>
-        <w:t xml:space="preserve">Creates the notice if it doesn't exist (upsert).</w:t>
-      </w:r>
-    </w:p>
-    <w:p>
-      <w:pPr>
-        <w:pBdr>
-          <w:bottom w:val="single" w:color="E5E7EB" w:sz="1"/>
-        </w:pBdr>
-        <w:spacing w:after="160" w:before="160"/>
-      </w:pPr>
-    </w:p>
-    <w:p>
-      <w:pPr>
-        <w:pStyle w:val="Heading1"/>
-        <w:spacing w:after="160" w:before="400"/>
-        <w:rPr>
-          <w:b/>
-          <w:bCs/>
-          <w:color w:val="1E1E2E"/>
-        </w:rPr>
-      </w:pPr>
-      <w:r>
-        <w:t xml:space="preserve">6. Services</w:t>
-      </w:r>
+        <w:t xml:space="preserve">Returns targets ordered by position (ascending).</w:t>
+      </w:r>
+    </w:p>
+    <w:p>
+      <w:pPr>
+        <w:spacing w:after="80" w:before="80"/>
+      </w:pPr>
     </w:p>
     <w:p>
       <w:pPr>
@@ -4733,32 +4227,7 @@
         </w:rPr>
       </w:pPr>
       <w:r>
-        <w:t xml:space="preserve">List / Create / Update / Delete</w:t>
-      </w:r>
-    </w:p>
-    <w:p>
-      <w:pPr>
-        <w:spacing w:after="80" w:before="160"/>
-      </w:pPr>
-      <w:r>
-        <w:rPr>
-          <w:b/>
-          <w:bCs/>
-          <w:color w:val="FFFFFF"/>
-          <w:sz w:val="18"/>
-          <w:szCs w:val="18"/>
-          <w:shd w:color="059669" w:val="solid"/>
-        </w:rPr>
-        <w:t xml:space="preserve"> GET </w:t>
-      </w:r>
-      <w:r>
-        <w:rPr>
-          <w:rFonts w:ascii="Courier New" w:cs="Courier New" w:eastAsia="Courier New" w:hAnsi="Courier New"/>
-          <w:color w:val="1E1E2E"/>
-          <w:sz w:val="20"/>
-          <w:szCs w:val="20"/>
-        </w:rPr>
-        <w:t xml:space="preserve">  /api/services</w:t>
+        <w:t xml:space="preserve">Create target</w:t>
       </w:r>
     </w:p>
     <w:p>
@@ -4783,57 +4252,7 @@
           <w:sz w:val="20"/>
           <w:szCs w:val="20"/>
         </w:rPr>
-        <w:t xml:space="preserve">  /api/services</w:t>
-      </w:r>
-    </w:p>
-    <w:p>
-      <w:pPr>
-        <w:spacing w:after="80" w:before="160"/>
-      </w:pPr>
-      <w:r>
-        <w:rPr>
-          <w:b/>
-          <w:bCs/>
-          <w:color w:val="FFFFFF"/>
-          <w:sz w:val="18"/>
-          <w:szCs w:val="18"/>
-          <w:shd w:color="D97706" w:val="solid"/>
-        </w:rPr>
-        <w:t xml:space="preserve"> PATCH </w:t>
-      </w:r>
-      <w:r>
-        <w:rPr>
-          <w:rFonts w:ascii="Courier New" w:cs="Courier New" w:eastAsia="Courier New" w:hAnsi="Courier New"/>
-          <w:color w:val="1E1E2E"/>
-          <w:sz w:val="20"/>
-          <w:szCs w:val="20"/>
-        </w:rPr>
-        <w:t xml:space="preserve">  /api/services/:id</w:t>
-      </w:r>
-    </w:p>
-    <w:p>
-      <w:pPr>
-        <w:spacing w:after="80" w:before="160"/>
-      </w:pPr>
-      <w:r>
-        <w:rPr>
-          <w:b/>
-          <w:bCs/>
-          <w:color w:val="FFFFFF"/>
-          <w:sz w:val="18"/>
-          <w:szCs w:val="18"/>
-          <w:shd w:color="DC2626" w:val="solid"/>
-        </w:rPr>
-        <w:t xml:space="preserve"> DELETE </w:t>
-      </w:r>
-      <w:r>
-        <w:rPr>
-          <w:rFonts w:ascii="Courier New" w:cs="Courier New" w:eastAsia="Courier New" w:hAnsi="Courier New"/>
-          <w:color w:val="1E1E2E"/>
-          <w:sz w:val="20"/>
-          <w:szCs w:val="20"/>
-        </w:rPr>
-        <w:t xml:space="preserve">  /api/services/:id</w:t>
+        <w:t xml:space="preserve">  /api/targets</w:t>
       </w:r>
     </w:p>
     <w:tbl>
@@ -4965,12 +4384,11 @@
           <w:p>
             <w:r>
               <w:rPr>
-                <w:rFonts w:ascii="Courier New" w:cs="Courier New" w:eastAsia="Courier New" w:hAnsi="Courier New"/>
-                <w:color w:val="1E1E2E"/>
-                <w:sz w:val="18"/>
-                <w:szCs w:val="18"/>
-              </w:rPr>
-              <w:t xml:space="preserve">`name`</w:t>
+                <w:color w:val="1E1E2E"/>
+                <w:sz w:val="18"/>
+                <w:szCs w:val="18"/>
+              </w:rPr>
+              <w:t xml:space="preserve">`title`</w:t>
             </w:r>
           </w:p>
         </w:tc>
@@ -5033,7 +4451,7 @@
                 <w:sz w:val="18"/>
                 <w:szCs w:val="18"/>
               </w:rPr>
-              <w:t xml:space="preserve">Service name</w:t>
+              <w:t xml:space="preserve">Target title</w:t>
             </w:r>
           </w:p>
         </w:tc>
@@ -5052,7 +4470,6 @@
           <w:p>
             <w:r>
               <w:rPr>
-                <w:rFonts w:ascii="Courier New" w:cs="Courier New" w:eastAsia="Courier New" w:hAnsi="Courier New"/>
                 <w:color w:val="1E1E2E"/>
                 <w:sz w:val="18"/>
                 <w:szCs w:val="18"/>
@@ -5120,7 +4537,7 @@
                 <w:sz w:val="18"/>
                 <w:szCs w:val="18"/>
               </w:rPr>
-              <w:t xml:space="preserve">What the service does</w:t>
+              <w:t xml:space="preserve">Details</w:t>
             </w:r>
           </w:p>
         </w:tc>
@@ -5139,12 +4556,11 @@
           <w:p>
             <w:r>
               <w:rPr>
-                <w:rFonts w:ascii="Courier New" w:cs="Courier New" w:eastAsia="Courier New" w:hAnsi="Courier New"/>
-                <w:color w:val="1E1E2E"/>
-                <w:sz w:val="18"/>
-                <w:szCs w:val="18"/>
-              </w:rPr>
-              <w:t xml:space="preserve">`url`</w:t>
+                <w:color w:val="1E1E2E"/>
+                <w:sz w:val="18"/>
+                <w:szCs w:val="18"/>
+              </w:rPr>
+              <w:t xml:space="preserve">`duration`</w:t>
             </w:r>
           </w:p>
         </w:tc>
@@ -5207,7 +4623,7 @@
                 <w:sz w:val="18"/>
                 <w:szCs w:val="18"/>
               </w:rPr>
-              <w:t xml:space="preserve">Service URL</w:t>
+              <w:t xml:space="preserve">e.g. '2 weeks', 'Q3 2025'</w:t>
             </w:r>
           </w:p>
         </w:tc>
@@ -5226,7 +4642,6 @@
           <w:p>
             <w:r>
               <w:rPr>
-                <w:rFonts w:ascii="Courier New" w:cs="Courier New" w:eastAsia="Courier New" w:hAnsi="Courier New"/>
                 <w:color w:val="1E1E2E"/>
                 <w:sz w:val="18"/>
                 <w:szCs w:val="18"/>
@@ -5294,7 +4709,7 @@
                 <w:sz w:val="18"/>
                 <w:szCs w:val="18"/>
               </w:rPr>
-              <w:t xml:space="preserve">active | evaluating | cancelled</w:t>
+              <w:t xml:space="preserve">active (default) | completed | paused</w:t>
             </w:r>
           </w:p>
         </w:tc>
@@ -5313,12 +4728,11 @@
           <w:p>
             <w:r>
               <w:rPr>
-                <w:rFonts w:ascii="Courier New" w:cs="Courier New" w:eastAsia="Courier New" w:hAnsi="Courier New"/>
-                <w:color w:val="1E1E2E"/>
-                <w:sz w:val="18"/>
-                <w:szCs w:val="18"/>
-              </w:rPr>
-              <w:t xml:space="preserve">`cost`</w:t>
+                <w:color w:val="1E1E2E"/>
+                <w:sz w:val="18"/>
+                <w:szCs w:val="18"/>
+              </w:rPr>
+              <w:t xml:space="preserve">`term`</w:t>
             </w:r>
           </w:p>
         </w:tc>
@@ -5381,7 +4795,7 @@
                 <w:sz w:val="18"/>
                 <w:szCs w:val="18"/>
               </w:rPr>
-              <w:t xml:space="preserve">Monthly cost or pricing</w:t>
+              <w:t xml:space="preserve">short_term (default) | long_term</w:t>
             </w:r>
           </w:p>
         </w:tc>
@@ -5400,33 +4814,32 @@
           <w:p>
             <w:r>
               <w:rPr>
-                <w:rFonts w:ascii="Courier New" w:cs="Courier New" w:eastAsia="Courier New" w:hAnsi="Courier New"/>
-                <w:color w:val="1E1E2E"/>
-                <w:sz w:val="18"/>
-                <w:szCs w:val="18"/>
-              </w:rPr>
-              <w:t xml:space="preserve">`category`</w:t>
-            </w:r>
-          </w:p>
-        </w:tc>
-        <w:tc>
-          <w:tcPr>
-            <w:shd w:color="FFFFFF" w:val="solid"/>
-            <w:tcMar>
-              <w:top w:type="dxa" w:w="60"/>
-              <w:left w:type="dxa" w:w="100"/>
-              <w:bottom w:type="dxa" w:w="60"/>
-              <w:right w:type="dxa" w:w="100"/>
-            </w:tcMar>
-          </w:tcPr>
-          <w:p>
-            <w:r>
-              <w:rPr>
-                <w:color w:val="1E1E2E"/>
-                <w:sz w:val="18"/>
-                <w:szCs w:val="18"/>
-              </w:rPr>
-              <w:t xml:space="preserve">string</w:t>
+                <w:color w:val="1E1E2E"/>
+                <w:sz w:val="18"/>
+                <w:szCs w:val="18"/>
+              </w:rPr>
+              <w:t xml:space="preserve">`position`</w:t>
+            </w:r>
+          </w:p>
+        </w:tc>
+        <w:tc>
+          <w:tcPr>
+            <w:shd w:color="FFFFFF" w:val="solid"/>
+            <w:tcMar>
+              <w:top w:type="dxa" w:w="60"/>
+              <w:left w:type="dxa" w:w="100"/>
+              <w:bottom w:type="dxa" w:w="60"/>
+              <w:right w:type="dxa" w:w="100"/>
+            </w:tcMar>
+          </w:tcPr>
+          <w:p>
+            <w:r>
+              <w:rPr>
+                <w:color w:val="1E1E2E"/>
+                <w:sz w:val="18"/>
+                <w:szCs w:val="18"/>
+              </w:rPr>
+              <w:t xml:space="preserve">integer</w:t>
             </w:r>
           </w:p>
         </w:tc>
@@ -5468,7 +4881,7 @@
                 <w:sz w:val="18"/>
                 <w:szCs w:val="18"/>
               </w:rPr>
-              <w:t xml:space="preserve">Grouping label</w:t>
+              <w:t xml:space="preserve">Sort order — defaults to 0</w:t>
             </w:r>
           </w:p>
         </w:tc>
@@ -5476,25 +4889,8 @@
     </w:tbl>
     <w:p>
       <w:pPr>
-        <w:pBdr>
-          <w:bottom w:val="single" w:color="E5E7EB" w:sz="1"/>
-        </w:pBdr>
-        <w:spacing w:after="160" w:before="160"/>
-      </w:pPr>
-    </w:p>
-    <w:p>
-      <w:pPr>
-        <w:pStyle w:val="Heading1"/>
-        <w:spacing w:after="160" w:before="400"/>
-        <w:rPr>
-          <w:b/>
-          <w:bCs/>
-          <w:color w:val="1E1E2E"/>
-        </w:rPr>
-      </w:pPr>
-      <w:r>
-        <w:t xml:space="preserve">7. Portfolio</w:t>
-      </w:r>
+        <w:spacing w:after="80" w:before="80"/>
+      </w:pPr>
     </w:p>
     <w:p>
       <w:pPr>
@@ -5505,7 +4901,7 @@
         </w:rPr>
       </w:pPr>
       <w:r>
-        <w:t xml:space="preserve">List / Create / Update / Delete</w:t>
+        <w:t xml:space="preserve">Update target</w:t>
       </w:r>
     </w:p>
     <w:p>
@@ -5519,9 +4915,9 @@
           <w:color w:val="FFFFFF"/>
           <w:sz w:val="18"/>
           <w:szCs w:val="18"/>
-          <w:shd w:color="059669" w:val="solid"/>
-        </w:rPr>
-        <w:t xml:space="preserve"> GET </w:t>
+          <w:shd w:color="D97706" w:val="solid"/>
+        </w:rPr>
+        <w:t xml:space="preserve"> PATCH </w:t>
       </w:r>
       <w:r>
         <w:rPr>
@@ -5530,7 +4926,79 @@
           <w:sz w:val="20"/>
           <w:szCs w:val="20"/>
         </w:rPr>
-        <w:t xml:space="preserve">  /api/portfolio</w:t>
+        <w:t xml:space="preserve">  /api/targets/:id</w:t>
+      </w:r>
+    </w:p>
+    <w:p>
+      <w:pPr>
+        <w:spacing w:after="80" w:before="40"/>
+      </w:pPr>
+      <w:r>
+        <w:rPr>
+          <w:color w:val="374151"/>
+          <w:sz w:val="20"/>
+          <w:szCs w:val="20"/>
+        </w:rPr>
+        <w:t xml:space="preserve">Send any subset of the fields above to update.</w:t>
+      </w:r>
+    </w:p>
+    <w:p>
+      <w:pPr>
+        <w:spacing w:after="80" w:before="80"/>
+      </w:pPr>
+    </w:p>
+    <w:p>
+      <w:pPr>
+        <w:pStyle w:val="Heading2"/>
+        <w:spacing w:after="120" w:before="320"/>
+        <w:rPr>
+          <w:color w:val="6366F1"/>
+        </w:rPr>
+      </w:pPr>
+      <w:r>
+        <w:t xml:space="preserve">Delete target</w:t>
+      </w:r>
+    </w:p>
+    <w:p>
+      <w:pPr>
+        <w:spacing w:after="80" w:before="160"/>
+      </w:pPr>
+      <w:r>
+        <w:rPr>
+          <w:b/>
+          <w:bCs/>
+          <w:color w:val="FFFFFF"/>
+          <w:sz w:val="18"/>
+          <w:szCs w:val="18"/>
+          <w:shd w:color="DC2626" w:val="solid"/>
+        </w:rPr>
+        <w:t xml:space="preserve"> DELETE </w:t>
+      </w:r>
+      <w:r>
+        <w:rPr>
+          <w:rFonts w:ascii="Courier New" w:cs="Courier New" w:eastAsia="Courier New" w:hAnsi="Courier New"/>
+          <w:color w:val="1E1E2E"/>
+          <w:sz w:val="20"/>
+          <w:szCs w:val="20"/>
+        </w:rPr>
+        <w:t xml:space="preserve">  /api/targets/:id</w:t>
+      </w:r>
+    </w:p>
+    <w:p>
+      <w:pPr>
+        <w:spacing w:after="80" w:before="80"/>
+      </w:pPr>
+    </w:p>
+    <w:p>
+      <w:pPr>
+        <w:pStyle w:val="Heading2"/>
+        <w:spacing w:after="120" w:before="320"/>
+        <w:rPr>
+          <w:color w:val="6366F1"/>
+        </w:rPr>
+      </w:pPr>
+      <w:r>
+        <w:t xml:space="preserve">Reorder targets</w:t>
       </w:r>
     </w:p>
     <w:p>
@@ -5555,57 +5023,20 @@
           <w:sz w:val="20"/>
           <w:szCs w:val="20"/>
         </w:rPr>
-        <w:t xml:space="preserve">  /api/portfolio</w:t>
-      </w:r>
-    </w:p>
-    <w:p>
-      <w:pPr>
-        <w:spacing w:after="80" w:before="160"/>
-      </w:pPr>
-      <w:r>
-        <w:rPr>
-          <w:b/>
-          <w:bCs/>
-          <w:color w:val="FFFFFF"/>
-          <w:sz w:val="18"/>
-          <w:szCs w:val="18"/>
-          <w:shd w:color="D97706" w:val="solid"/>
-        </w:rPr>
-        <w:t xml:space="preserve"> PATCH </w:t>
-      </w:r>
-      <w:r>
-        <w:rPr>
-          <w:rFonts w:ascii="Courier New" w:cs="Courier New" w:eastAsia="Courier New" w:hAnsi="Courier New"/>
-          <w:color w:val="1E1E2E"/>
+        <w:t xml:space="preserve">  /api/targets/reorder</w:t>
+      </w:r>
+    </w:p>
+    <w:p>
+      <w:pPr>
+        <w:spacing w:after="80" w:before="40"/>
+      </w:pPr>
+      <w:r>
+        <w:rPr>
+          <w:color w:val="374151"/>
           <w:sz w:val="20"/>
           <w:szCs w:val="20"/>
         </w:rPr>
-        <w:t xml:space="preserve">  /api/portfolio/:id</w:t>
-      </w:r>
-    </w:p>
-    <w:p>
-      <w:pPr>
-        <w:spacing w:after="80" w:before="160"/>
-      </w:pPr>
-      <w:r>
-        <w:rPr>
-          <w:b/>
-          <w:bCs/>
-          <w:color w:val="FFFFFF"/>
-          <w:sz w:val="18"/>
-          <w:szCs w:val="18"/>
-          <w:shd w:color="DC2626" w:val="solid"/>
-        </w:rPr>
-        <w:t xml:space="preserve"> DELETE </w:t>
-      </w:r>
-      <w:r>
-        <w:rPr>
-          <w:rFonts w:ascii="Courier New" w:cs="Courier New" w:eastAsia="Courier New" w:hAnsi="Courier New"/>
-          <w:color w:val="1E1E2E"/>
-          <w:sz w:val="20"/>
-          <w:szCs w:val="20"/>
-        </w:rPr>
-        <w:t xml:space="preserve">  /api/portfolio/:id</w:t>
+        <w:t xml:space="preserve">Updates the position of multiple targets in one call. Used by drag-and-drop.</w:t>
       </w:r>
     </w:p>
     <w:tbl>
@@ -5737,33 +5168,32 @@
           <w:p>
             <w:r>
               <w:rPr>
-                <w:rFonts w:ascii="Courier New" w:cs="Courier New" w:eastAsia="Courier New" w:hAnsi="Courier New"/>
-                <w:color w:val="1E1E2E"/>
-                <w:sz w:val="18"/>
-                <w:szCs w:val="18"/>
-              </w:rPr>
-              <w:t xml:space="preserve">`title`</w:t>
-            </w:r>
-          </w:p>
-        </w:tc>
-        <w:tc>
-          <w:tcPr>
-            <w:shd w:color="F9FAFB" w:val="solid"/>
-            <w:tcMar>
-              <w:top w:type="dxa" w:w="60"/>
-              <w:left w:type="dxa" w:w="100"/>
-              <w:bottom w:type="dxa" w:w="60"/>
-              <w:right w:type="dxa" w:w="100"/>
-            </w:tcMar>
-          </w:tcPr>
-          <w:p>
-            <w:r>
-              <w:rPr>
-                <w:color w:val="1E1E2E"/>
-                <w:sz w:val="18"/>
-                <w:szCs w:val="18"/>
-              </w:rPr>
-              <w:t xml:space="preserve">string</w:t>
+                <w:color w:val="1E1E2E"/>
+                <w:sz w:val="18"/>
+                <w:szCs w:val="18"/>
+              </w:rPr>
+              <w:t xml:space="preserve">`ids`</w:t>
+            </w:r>
+          </w:p>
+        </w:tc>
+        <w:tc>
+          <w:tcPr>
+            <w:shd w:color="F9FAFB" w:val="solid"/>
+            <w:tcMar>
+              <w:top w:type="dxa" w:w="60"/>
+              <w:left w:type="dxa" w:w="100"/>
+              <w:bottom w:type="dxa" w:w="60"/>
+              <w:right w:type="dxa" w:w="100"/>
+            </w:tcMar>
+          </w:tcPr>
+          <w:p>
+            <w:r>
+              <w:rPr>
+                <w:color w:val="1E1E2E"/>
+                <w:sz w:val="18"/>
+                <w:szCs w:val="18"/>
+              </w:rPr>
+              <w:t xml:space="preserve">integer[]</w:t>
             </w:r>
           </w:p>
         </w:tc>
@@ -5805,7 +5235,241 @@
                 <w:sz w:val="18"/>
                 <w:szCs w:val="18"/>
               </w:rPr>
-              <w:t xml:space="preserve">Project title</w:t>
+              <w:t xml:space="preserve">Ordered array of target IDs — position is set to their index in this array</w:t>
+            </w:r>
+          </w:p>
+        </w:tc>
+      </w:tr>
+    </w:tbl>
+    <w:p>
+      <w:pPr>
+        <w:spacing w:after="80" w:before="240"/>
+      </w:pPr>
+      <w:r>
+        <w:rPr>
+          <w:b/>
+          <w:bCs/>
+          <w:color w:val="1E1E2E"/>
+          <w:sz w:val="22"/>
+          <w:szCs w:val="22"/>
+        </w:rPr>
+        <w:t xml:space="preserve">Example</w:t>
+      </w:r>
+    </w:p>
+    <w:p>
+      <w:pPr>
+        <w:shd w:color="2A2A3E" w:val="solid"/>
+        <w:spacing w:after="120" w:before="60"/>
+        <w:ind w:left="288" w:right="288"/>
+      </w:pPr>
+      <w:r>
+        <w:rPr>
+          <w:rFonts w:ascii="Courier New" w:cs="Courier New" w:eastAsia="Courier New" w:hAnsi="Courier New"/>
+          <w:color w:val="A5F3FC"/>
+          <w:sz w:val="18"/>
+          <w:szCs w:val="18"/>
+        </w:rPr>
+        <w:t xml:space="preserve">POST /api/targets/reorder
+{ "ids": [5, 2, 8, 1] }
+// target 5 gets position 0, target 2 gets position 1, etc.</w:t>
+      </w:r>
+    </w:p>
+    <w:p>
+      <w:pPr>
+        <w:spacing w:after="80" w:before="80"/>
+      </w:pPr>
+    </w:p>
+    <w:p>
+      <w:pPr>
+        <w:pStyle w:val="Heading2"/>
+        <w:spacing w:after="120" w:before="320"/>
+        <w:rPr>
+          <w:color w:val="6366F1"/>
+        </w:rPr>
+      </w:pPr>
+      <w:r>
+        <w:t xml:space="preserve">Target comments</w:t>
+      </w:r>
+    </w:p>
+    <w:p>
+      <w:pPr>
+        <w:spacing w:after="80" w:before="160"/>
+      </w:pPr>
+      <w:r>
+        <w:rPr>
+          <w:b/>
+          <w:bCs/>
+          <w:color w:val="FFFFFF"/>
+          <w:sz w:val="18"/>
+          <w:szCs w:val="18"/>
+          <w:shd w:color="059669" w:val="solid"/>
+        </w:rPr>
+        <w:t xml:space="preserve"> GET </w:t>
+      </w:r>
+      <w:r>
+        <w:rPr>
+          <w:rFonts w:ascii="Courier New" w:cs="Courier New" w:eastAsia="Courier New" w:hAnsi="Courier New"/>
+          <w:color w:val="1E1E2E"/>
+          <w:sz w:val="20"/>
+          <w:szCs w:val="20"/>
+        </w:rPr>
+        <w:t xml:space="preserve">  /api/targets/:id/comments</w:t>
+      </w:r>
+    </w:p>
+    <w:p>
+      <w:pPr>
+        <w:spacing w:after="80" w:before="40"/>
+      </w:pPr>
+      <w:r>
+        <w:rPr>
+          <w:color w:val="374151"/>
+          <w:sz w:val="20"/>
+          <w:szCs w:val="20"/>
+        </w:rPr>
+        <w:t xml:space="preserve">Returns comments for a target ordered oldest-first.</w:t>
+      </w:r>
+    </w:p>
+    <w:p>
+      <w:pPr>
+        <w:spacing w:after="80" w:before="80"/>
+      </w:pPr>
+    </w:p>
+    <w:p>
+      <w:pPr>
+        <w:spacing w:after="80" w:before="160"/>
+      </w:pPr>
+      <w:r>
+        <w:rPr>
+          <w:b/>
+          <w:bCs/>
+          <w:color w:val="FFFFFF"/>
+          <w:sz w:val="18"/>
+          <w:szCs w:val="18"/>
+          <w:shd w:color="2563EB" w:val="solid"/>
+        </w:rPr>
+        <w:t xml:space="preserve"> POST </w:t>
+      </w:r>
+      <w:r>
+        <w:rPr>
+          <w:rFonts w:ascii="Courier New" w:cs="Courier New" w:eastAsia="Courier New" w:hAnsi="Courier New"/>
+          <w:color w:val="1E1E2E"/>
+          <w:sz w:val="20"/>
+          <w:szCs w:val="20"/>
+        </w:rPr>
+        <w:t xml:space="preserve">  /api/targets/:id/comments</w:t>
+      </w:r>
+    </w:p>
+    <w:tbl>
+      <w:tblPr>
+        <w:tblW w:type="pct" w:w="100%"/>
+        <w:tblBorders>
+          <w:top w:val="single" w:color="auto" w:sz="4"/>
+          <w:left w:val="single" w:color="auto" w:sz="4"/>
+          <w:bottom w:val="single" w:color="auto" w:sz="4"/>
+          <w:right w:val="single" w:color="auto" w:sz="4"/>
+          <w:insideH w:val="single" w:color="auto" w:sz="4"/>
+          <w:insideV w:val="single" w:color="auto" w:sz="4"/>
+        </w:tblBorders>
+      </w:tblPr>
+      <w:tblGrid>
+        <w:gridCol w:w="100"/>
+        <w:gridCol w:w="100"/>
+        <w:gridCol w:w="100"/>
+        <w:gridCol w:w="100"/>
+      </w:tblGrid>
+      <w:tr>
+        <w:trPr>
+          <w:tblHeader/>
+        </w:trPr>
+        <w:tc>
+          <w:tcPr>
+            <w:shd w:color="6366F1" w:val="solid"/>
+            <w:tcMar>
+              <w:top w:type="dxa" w:w="60"/>
+              <w:left w:type="dxa" w:w="100"/>
+              <w:bottom w:type="dxa" w:w="60"/>
+              <w:right w:type="dxa" w:w="100"/>
+            </w:tcMar>
+          </w:tcPr>
+          <w:p>
+            <w:r>
+              <w:rPr>
+                <w:b/>
+                <w:bCs/>
+                <w:color w:val="FFFFFF"/>
+                <w:sz w:val="18"/>
+                <w:szCs w:val="18"/>
+              </w:rPr>
+              <w:t xml:space="preserve">Field</w:t>
+            </w:r>
+          </w:p>
+        </w:tc>
+        <w:tc>
+          <w:tcPr>
+            <w:shd w:color="6366F1" w:val="solid"/>
+            <w:tcMar>
+              <w:top w:type="dxa" w:w="60"/>
+              <w:left w:type="dxa" w:w="100"/>
+              <w:bottom w:type="dxa" w:w="60"/>
+              <w:right w:type="dxa" w:w="100"/>
+            </w:tcMar>
+          </w:tcPr>
+          <w:p>
+            <w:r>
+              <w:rPr>
+                <w:b/>
+                <w:bCs/>
+                <w:color w:val="FFFFFF"/>
+                <w:sz w:val="18"/>
+                <w:szCs w:val="18"/>
+              </w:rPr>
+              <w:t xml:space="preserve">Type</w:t>
+            </w:r>
+          </w:p>
+        </w:tc>
+        <w:tc>
+          <w:tcPr>
+            <w:shd w:color="6366F1" w:val="solid"/>
+            <w:tcMar>
+              <w:top w:type="dxa" w:w="60"/>
+              <w:left w:type="dxa" w:w="100"/>
+              <w:bottom w:type="dxa" w:w="60"/>
+              <w:right w:type="dxa" w:w="100"/>
+            </w:tcMar>
+          </w:tcPr>
+          <w:p>
+            <w:r>
+              <w:rPr>
+                <w:b/>
+                <w:bCs/>
+                <w:color w:val="FFFFFF"/>
+                <w:sz w:val="18"/>
+                <w:szCs w:val="18"/>
+              </w:rPr>
+              <w:t xml:space="preserve">Required</w:t>
+            </w:r>
+          </w:p>
+        </w:tc>
+        <w:tc>
+          <w:tcPr>
+            <w:shd w:color="6366F1" w:val="solid"/>
+            <w:tcMar>
+              <w:top w:type="dxa" w:w="60"/>
+              <w:left w:type="dxa" w:w="100"/>
+              <w:bottom w:type="dxa" w:w="60"/>
+              <w:right w:type="dxa" w:w="100"/>
+            </w:tcMar>
+          </w:tcPr>
+          <w:p>
+            <w:r>
+              <w:rPr>
+                <w:b/>
+                <w:bCs/>
+                <w:color w:val="FFFFFF"/>
+                <w:sz w:val="18"/>
+                <w:szCs w:val="18"/>
+              </w:rPr>
+              <w:t xml:space="preserve">Description</w:t>
             </w:r>
           </w:p>
         </w:tc>
@@ -5813,29 +5477,28 @@
       <w:tr>
         <w:tc>
           <w:tcPr>
-            <w:shd w:color="FFFFFF" w:val="solid"/>
-            <w:tcMar>
-              <w:top w:type="dxa" w:w="60"/>
-              <w:left w:type="dxa" w:w="100"/>
-              <w:bottom w:type="dxa" w:w="60"/>
-              <w:right w:type="dxa" w:w="100"/>
-            </w:tcMar>
-          </w:tcPr>
-          <w:p>
-            <w:r>
-              <w:rPr>
-                <w:rFonts w:ascii="Courier New" w:cs="Courier New" w:eastAsia="Courier New" w:hAnsi="Courier New"/>
-                <w:color w:val="1E1E2E"/>
-                <w:sz w:val="18"/>
-                <w:szCs w:val="18"/>
-              </w:rPr>
-              <w:t xml:space="preserve">`description`</w:t>
-            </w:r>
-          </w:p>
-        </w:tc>
-        <w:tc>
-          <w:tcPr>
-            <w:shd w:color="FFFFFF" w:val="solid"/>
+            <w:shd w:color="F9FAFB" w:val="solid"/>
+            <w:tcMar>
+              <w:top w:type="dxa" w:w="60"/>
+              <w:left w:type="dxa" w:w="100"/>
+              <w:bottom w:type="dxa" w:w="60"/>
+              <w:right w:type="dxa" w:w="100"/>
+            </w:tcMar>
+          </w:tcPr>
+          <w:p>
+            <w:r>
+              <w:rPr>
+                <w:color w:val="1E1E2E"/>
+                <w:sz w:val="18"/>
+                <w:szCs w:val="18"/>
+              </w:rPr>
+              <w:t xml:space="preserve">`author`</w:t>
+            </w:r>
+          </w:p>
+        </w:tc>
+        <w:tc>
+          <w:tcPr>
+            <w:shd w:color="F9FAFB" w:val="solid"/>
             <w:tcMar>
               <w:top w:type="dxa" w:w="60"/>
               <w:left w:type="dxa" w:w="100"/>
@@ -5856,7 +5519,7 @@
         </w:tc>
         <w:tc>
           <w:tcPr>
-            <w:shd w:color="FFFFFF" w:val="solid"/>
+            <w:shd w:color="F9FAFB" w:val="solid"/>
             <w:tcMar>
               <w:top w:type="dxa" w:w="60"/>
               <w:left w:type="dxa" w:w="100"/>
@@ -5877,22 +5540,22 @@
         </w:tc>
         <w:tc>
           <w:tcPr>
-            <w:shd w:color="FFFFFF" w:val="solid"/>
-            <w:tcMar>
-              <w:top w:type="dxa" w:w="60"/>
-              <w:left w:type="dxa" w:w="100"/>
-              <w:bottom w:type="dxa" w:w="60"/>
-              <w:right w:type="dxa" w:w="100"/>
-            </w:tcMar>
-          </w:tcPr>
-          <w:p>
-            <w:r>
-              <w:rPr>
-                <w:color w:val="1E1E2E"/>
-                <w:sz w:val="18"/>
-                <w:szCs w:val="18"/>
-              </w:rPr>
-              <w:t xml:space="preserve">Project description</w:t>
+            <w:shd w:color="F9FAFB" w:val="solid"/>
+            <w:tcMar>
+              <w:top w:type="dxa" w:w="60"/>
+              <w:left w:type="dxa" w:w="100"/>
+              <w:bottom w:type="dxa" w:w="60"/>
+              <w:right w:type="dxa" w:w="100"/>
+            </w:tcMar>
+          </w:tcPr>
+          <w:p>
+            <w:r>
+              <w:rPr>
+                <w:color w:val="1E1E2E"/>
+                <w:sz w:val="18"/>
+                <w:szCs w:val="18"/>
+              </w:rPr>
+              <w:t xml:space="preserve">Defaults to Anonymous</w:t>
             </w:r>
           </w:p>
         </w:tc>
@@ -5900,29 +5563,28 @@
       <w:tr>
         <w:tc>
           <w:tcPr>
-            <w:shd w:color="F9FAFB" w:val="solid"/>
-            <w:tcMar>
-              <w:top w:type="dxa" w:w="60"/>
-              <w:left w:type="dxa" w:w="100"/>
-              <w:bottom w:type="dxa" w:w="60"/>
-              <w:right w:type="dxa" w:w="100"/>
-            </w:tcMar>
-          </w:tcPr>
-          <w:p>
-            <w:r>
-              <w:rPr>
-                <w:rFonts w:ascii="Courier New" w:cs="Courier New" w:eastAsia="Courier New" w:hAnsi="Courier New"/>
-                <w:color w:val="1E1E2E"/>
-                <w:sz w:val="18"/>
-                <w:szCs w:val="18"/>
-              </w:rPr>
-              <w:t xml:space="preserve">`url`</w:t>
-            </w:r>
-          </w:p>
-        </w:tc>
-        <w:tc>
-          <w:tcPr>
-            <w:shd w:color="F9FAFB" w:val="solid"/>
+            <w:shd w:color="FFFFFF" w:val="solid"/>
+            <w:tcMar>
+              <w:top w:type="dxa" w:w="60"/>
+              <w:left w:type="dxa" w:w="100"/>
+              <w:bottom w:type="dxa" w:w="60"/>
+              <w:right w:type="dxa" w:w="100"/>
+            </w:tcMar>
+          </w:tcPr>
+          <w:p>
+            <w:r>
+              <w:rPr>
+                <w:color w:val="1E1E2E"/>
+                <w:sz w:val="18"/>
+                <w:szCs w:val="18"/>
+              </w:rPr>
+              <w:t xml:space="preserve">`content`</w:t>
+            </w:r>
+          </w:p>
+        </w:tc>
+        <w:tc>
+          <w:tcPr>
+            <w:shd w:color="FFFFFF" w:val="solid"/>
             <w:tcMar>
               <w:top w:type="dxa" w:w="60"/>
               <w:left w:type="dxa" w:w="100"/>
@@ -5943,43 +5605,273 @@
         </w:tc>
         <w:tc>
           <w:tcPr>
-            <w:shd w:color="F9FAFB" w:val="solid"/>
-            <w:tcMar>
-              <w:top w:type="dxa" w:w="60"/>
-              <w:left w:type="dxa" w:w="100"/>
-              <w:bottom w:type="dxa" w:w="60"/>
-              <w:right w:type="dxa" w:w="100"/>
-            </w:tcMar>
-          </w:tcPr>
-          <w:p>
-            <w:r>
-              <w:rPr>
-                <w:color w:val="1E1E2E"/>
-                <w:sz w:val="18"/>
-                <w:szCs w:val="18"/>
-              </w:rPr>
-              <w:t xml:space="preserve">No</w:t>
-            </w:r>
-          </w:p>
-        </w:tc>
-        <w:tc>
-          <w:tcPr>
-            <w:shd w:color="F9FAFB" w:val="solid"/>
-            <w:tcMar>
-              <w:top w:type="dxa" w:w="60"/>
-              <w:left w:type="dxa" w:w="100"/>
-              <w:bottom w:type="dxa" w:w="60"/>
-              <w:right w:type="dxa" w:w="100"/>
-            </w:tcMar>
-          </w:tcPr>
-          <w:p>
-            <w:r>
-              <w:rPr>
-                <w:color w:val="1E1E2E"/>
-                <w:sz w:val="18"/>
-                <w:szCs w:val="18"/>
-              </w:rPr>
-              <w:t xml:space="preserve">Live URL</w:t>
+            <w:shd w:color="FFFFFF" w:val="solid"/>
+            <w:tcMar>
+              <w:top w:type="dxa" w:w="60"/>
+              <w:left w:type="dxa" w:w="100"/>
+              <w:bottom w:type="dxa" w:w="60"/>
+              <w:right w:type="dxa" w:w="100"/>
+            </w:tcMar>
+          </w:tcPr>
+          <w:p>
+            <w:r>
+              <w:rPr>
+                <w:color w:val="1E1E2E"/>
+                <w:sz w:val="18"/>
+                <w:szCs w:val="18"/>
+              </w:rPr>
+              <w:t xml:space="preserve">Yes</w:t>
+            </w:r>
+          </w:p>
+        </w:tc>
+        <w:tc>
+          <w:tcPr>
+            <w:shd w:color="FFFFFF" w:val="solid"/>
+            <w:tcMar>
+              <w:top w:type="dxa" w:w="60"/>
+              <w:left w:type="dxa" w:w="100"/>
+              <w:bottom w:type="dxa" w:w="60"/>
+              <w:right w:type="dxa" w:w="100"/>
+            </w:tcMar>
+          </w:tcPr>
+          <w:p>
+            <w:r>
+              <w:rPr>
+                <w:color w:val="1E1E2E"/>
+                <w:sz w:val="18"/>
+                <w:szCs w:val="18"/>
+              </w:rPr>
+              <w:t xml:space="preserve">Comment text</w:t>
+            </w:r>
+          </w:p>
+        </w:tc>
+      </w:tr>
+    </w:tbl>
+    <w:p>
+      <w:pPr>
+        <w:pBdr>
+          <w:bottom w:val="single" w:color="E5E7EB" w:sz="1"/>
+        </w:pBdr>
+        <w:spacing w:after="160" w:before="160"/>
+      </w:pPr>
+    </w:p>
+    <w:p>
+      <w:pPr>
+        <w:pStyle w:val="Heading1"/>
+        <w:spacing w:after="160" w:before="400"/>
+        <w:rPr>
+          <w:b/>
+          <w:bCs/>
+          <w:color w:val="1E1E2E"/>
+        </w:rPr>
+      </w:pPr>
+      <w:r>
+        <w:t xml:space="preserve">5. Notes</w:t>
+      </w:r>
+    </w:p>
+    <w:p>
+      <w:pPr>
+        <w:pStyle w:val="Heading2"/>
+        <w:spacing w:after="120" w:before="320"/>
+        <w:rPr>
+          <w:color w:val="6366F1"/>
+        </w:rPr>
+      </w:pPr>
+      <w:r>
+        <w:t xml:space="preserve">List notes</w:t>
+      </w:r>
+    </w:p>
+    <w:p>
+      <w:pPr>
+        <w:spacing w:after="80" w:before="160"/>
+      </w:pPr>
+      <w:r>
+        <w:rPr>
+          <w:b/>
+          <w:bCs/>
+          <w:color w:val="FFFFFF"/>
+          <w:sz w:val="18"/>
+          <w:szCs w:val="18"/>
+          <w:shd w:color="059669" w:val="solid"/>
+        </w:rPr>
+        <w:t xml:space="preserve"> GET </w:t>
+      </w:r>
+      <w:r>
+        <w:rPr>
+          <w:rFonts w:ascii="Courier New" w:cs="Courier New" w:eastAsia="Courier New" w:hAnsi="Courier New"/>
+          <w:color w:val="1E1E2E"/>
+          <w:sz w:val="20"/>
+          <w:szCs w:val="20"/>
+        </w:rPr>
+        <w:t xml:space="preserve">  /api/notes</w:t>
+      </w:r>
+    </w:p>
+    <w:p>
+      <w:pPr>
+        <w:spacing w:after="80" w:before="40"/>
+      </w:pPr>
+      <w:r>
+        <w:rPr>
+          <w:color w:val="374151"/>
+          <w:sz w:val="20"/>
+          <w:szCs w:val="20"/>
+        </w:rPr>
+        <w:t xml:space="preserve">Returns notes ordered by pinned desc, then updatedAt desc.</w:t>
+      </w:r>
+    </w:p>
+    <w:p>
+      <w:pPr>
+        <w:spacing w:after="80" w:before="80"/>
+      </w:pPr>
+    </w:p>
+    <w:p>
+      <w:pPr>
+        <w:pStyle w:val="Heading2"/>
+        <w:spacing w:after="120" w:before="320"/>
+        <w:rPr>
+          <w:color w:val="6366F1"/>
+        </w:rPr>
+      </w:pPr>
+      <w:r>
+        <w:t xml:space="preserve">Create note</w:t>
+      </w:r>
+    </w:p>
+    <w:p>
+      <w:pPr>
+        <w:spacing w:after="80" w:before="160"/>
+      </w:pPr>
+      <w:r>
+        <w:rPr>
+          <w:b/>
+          <w:bCs/>
+          <w:color w:val="FFFFFF"/>
+          <w:sz w:val="18"/>
+          <w:szCs w:val="18"/>
+          <w:shd w:color="2563EB" w:val="solid"/>
+        </w:rPr>
+        <w:t xml:space="preserve"> POST </w:t>
+      </w:r>
+      <w:r>
+        <w:rPr>
+          <w:rFonts w:ascii="Courier New" w:cs="Courier New" w:eastAsia="Courier New" w:hAnsi="Courier New"/>
+          <w:color w:val="1E1E2E"/>
+          <w:sz w:val="20"/>
+          <w:szCs w:val="20"/>
+        </w:rPr>
+        <w:t xml:space="preserve">  /api/notes</w:t>
+      </w:r>
+    </w:p>
+    <w:tbl>
+      <w:tblPr>
+        <w:tblW w:type="pct" w:w="100%"/>
+        <w:tblBorders>
+          <w:top w:val="single" w:color="auto" w:sz="4"/>
+          <w:left w:val="single" w:color="auto" w:sz="4"/>
+          <w:bottom w:val="single" w:color="auto" w:sz="4"/>
+          <w:right w:val="single" w:color="auto" w:sz="4"/>
+          <w:insideH w:val="single" w:color="auto" w:sz="4"/>
+          <w:insideV w:val="single" w:color="auto" w:sz="4"/>
+        </w:tblBorders>
+      </w:tblPr>
+      <w:tblGrid>
+        <w:gridCol w:w="100"/>
+        <w:gridCol w:w="100"/>
+        <w:gridCol w:w="100"/>
+        <w:gridCol w:w="100"/>
+      </w:tblGrid>
+      <w:tr>
+        <w:trPr>
+          <w:tblHeader/>
+        </w:trPr>
+        <w:tc>
+          <w:tcPr>
+            <w:shd w:color="6366F1" w:val="solid"/>
+            <w:tcMar>
+              <w:top w:type="dxa" w:w="60"/>
+              <w:left w:type="dxa" w:w="100"/>
+              <w:bottom w:type="dxa" w:w="60"/>
+              <w:right w:type="dxa" w:w="100"/>
+            </w:tcMar>
+          </w:tcPr>
+          <w:p>
+            <w:r>
+              <w:rPr>
+                <w:b/>
+                <w:bCs/>
+                <w:color w:val="FFFFFF"/>
+                <w:sz w:val="18"/>
+                <w:szCs w:val="18"/>
+              </w:rPr>
+              <w:t xml:space="preserve">Field</w:t>
+            </w:r>
+          </w:p>
+        </w:tc>
+        <w:tc>
+          <w:tcPr>
+            <w:shd w:color="6366F1" w:val="solid"/>
+            <w:tcMar>
+              <w:top w:type="dxa" w:w="60"/>
+              <w:left w:type="dxa" w:w="100"/>
+              <w:bottom w:type="dxa" w:w="60"/>
+              <w:right w:type="dxa" w:w="100"/>
+            </w:tcMar>
+          </w:tcPr>
+          <w:p>
+            <w:r>
+              <w:rPr>
+                <w:b/>
+                <w:bCs/>
+                <w:color w:val="FFFFFF"/>
+                <w:sz w:val="18"/>
+                <w:szCs w:val="18"/>
+              </w:rPr>
+              <w:t xml:space="preserve">Type</w:t>
+            </w:r>
+          </w:p>
+        </w:tc>
+        <w:tc>
+          <w:tcPr>
+            <w:shd w:color="6366F1" w:val="solid"/>
+            <w:tcMar>
+              <w:top w:type="dxa" w:w="60"/>
+              <w:left w:type="dxa" w:w="100"/>
+              <w:bottom w:type="dxa" w:w="60"/>
+              <w:right w:type="dxa" w:w="100"/>
+            </w:tcMar>
+          </w:tcPr>
+          <w:p>
+            <w:r>
+              <w:rPr>
+                <w:b/>
+                <w:bCs/>
+                <w:color w:val="FFFFFF"/>
+                <w:sz w:val="18"/>
+                <w:szCs w:val="18"/>
+              </w:rPr>
+              <w:t xml:space="preserve">Required</w:t>
+            </w:r>
+          </w:p>
+        </w:tc>
+        <w:tc>
+          <w:tcPr>
+            <w:shd w:color="6366F1" w:val="solid"/>
+            <w:tcMar>
+              <w:top w:type="dxa" w:w="60"/>
+              <w:left w:type="dxa" w:w="100"/>
+              <w:bottom w:type="dxa" w:w="60"/>
+              <w:right w:type="dxa" w:w="100"/>
+            </w:tcMar>
+          </w:tcPr>
+          <w:p>
+            <w:r>
+              <w:rPr>
+                <w:b/>
+                <w:bCs/>
+                <w:color w:val="FFFFFF"/>
+                <w:sz w:val="18"/>
+                <w:szCs w:val="18"/>
+              </w:rPr>
+              <w:t xml:space="preserve">Description</w:t>
             </w:r>
           </w:p>
         </w:tc>
@@ -5987,29 +5879,28 @@
       <w:tr>
         <w:tc>
           <w:tcPr>
-            <w:shd w:color="FFFFFF" w:val="solid"/>
-            <w:tcMar>
-              <w:top w:type="dxa" w:w="60"/>
-              <w:left w:type="dxa" w:w="100"/>
-              <w:bottom w:type="dxa" w:w="60"/>
-              <w:right w:type="dxa" w:w="100"/>
-            </w:tcMar>
-          </w:tcPr>
-          <w:p>
-            <w:r>
-              <w:rPr>
-                <w:rFonts w:ascii="Courier New" w:cs="Courier New" w:eastAsia="Courier New" w:hAnsi="Courier New"/>
-                <w:color w:val="1E1E2E"/>
-                <w:sz w:val="18"/>
-                <w:szCs w:val="18"/>
-              </w:rPr>
-              <w:t xml:space="preserve">`repoUrl`</w:t>
-            </w:r>
-          </w:p>
-        </w:tc>
-        <w:tc>
-          <w:tcPr>
-            <w:shd w:color="FFFFFF" w:val="solid"/>
+            <w:shd w:color="F9FAFB" w:val="solid"/>
+            <w:tcMar>
+              <w:top w:type="dxa" w:w="60"/>
+              <w:left w:type="dxa" w:w="100"/>
+              <w:bottom w:type="dxa" w:w="60"/>
+              <w:right w:type="dxa" w:w="100"/>
+            </w:tcMar>
+          </w:tcPr>
+          <w:p>
+            <w:r>
+              <w:rPr>
+                <w:color w:val="1E1E2E"/>
+                <w:sz w:val="18"/>
+                <w:szCs w:val="18"/>
+              </w:rPr>
+              <w:t xml:space="preserve">`title`</w:t>
+            </w:r>
+          </w:p>
+        </w:tc>
+        <w:tc>
+          <w:tcPr>
+            <w:shd w:color="F9FAFB" w:val="solid"/>
             <w:tcMar>
               <w:top w:type="dxa" w:w="60"/>
               <w:left w:type="dxa" w:w="100"/>
@@ -6030,7 +5921,7 @@
         </w:tc>
         <w:tc>
           <w:tcPr>
-            <w:shd w:color="FFFFFF" w:val="solid"/>
+            <w:shd w:color="F9FAFB" w:val="solid"/>
             <w:tcMar>
               <w:top w:type="dxa" w:w="60"/>
               <w:left w:type="dxa" w:w="100"/>
@@ -6051,22 +5942,22 @@
         </w:tc>
         <w:tc>
           <w:tcPr>
-            <w:shd w:color="FFFFFF" w:val="solid"/>
-            <w:tcMar>
-              <w:top w:type="dxa" w:w="60"/>
-              <w:left w:type="dxa" w:w="100"/>
-              <w:bottom w:type="dxa" w:w="60"/>
-              <w:right w:type="dxa" w:w="100"/>
-            </w:tcMar>
-          </w:tcPr>
-          <w:p>
-            <w:r>
-              <w:rPr>
-                <w:color w:val="1E1E2E"/>
-                <w:sz w:val="18"/>
-                <w:szCs w:val="18"/>
-              </w:rPr>
-              <w:t xml:space="preserve">GitHub repo URL</w:t>
+            <w:shd w:color="F9FAFB" w:val="solid"/>
+            <w:tcMar>
+              <w:top w:type="dxa" w:w="60"/>
+              <w:left w:type="dxa" w:w="100"/>
+              <w:bottom w:type="dxa" w:w="60"/>
+              <w:right w:type="dxa" w:w="100"/>
+            </w:tcMar>
+          </w:tcPr>
+          <w:p>
+            <w:r>
+              <w:rPr>
+                <w:color w:val="1E1E2E"/>
+                <w:sz w:val="18"/>
+                <w:szCs w:val="18"/>
+              </w:rPr>
+              <w:t xml:space="preserve">Defaults to 'Untitled'</w:t>
             </w:r>
           </w:p>
         </w:tc>
@@ -6074,18 +5965,2462 @@
       <w:tr>
         <w:tc>
           <w:tcPr>
-            <w:shd w:color="F9FAFB" w:val="solid"/>
-            <w:tcMar>
-              <w:top w:type="dxa" w:w="60"/>
-              <w:left w:type="dxa" w:w="100"/>
-              <w:bottom w:type="dxa" w:w="60"/>
-              <w:right w:type="dxa" w:w="100"/>
-            </w:tcMar>
-          </w:tcPr>
-          <w:p>
-            <w:r>
-              <w:rPr>
-                <w:rFonts w:ascii="Courier New" w:cs="Courier New" w:eastAsia="Courier New" w:hAnsi="Courier New"/>
+            <w:shd w:color="FFFFFF" w:val="solid"/>
+            <w:tcMar>
+              <w:top w:type="dxa" w:w="60"/>
+              <w:left w:type="dxa" w:w="100"/>
+              <w:bottom w:type="dxa" w:w="60"/>
+              <w:right w:type="dxa" w:w="100"/>
+            </w:tcMar>
+          </w:tcPr>
+          <w:p>
+            <w:r>
+              <w:rPr>
+                <w:color w:val="1E1E2E"/>
+                <w:sz w:val="18"/>
+                <w:szCs w:val="18"/>
+              </w:rPr>
+              <w:t xml:space="preserve">`content`</w:t>
+            </w:r>
+          </w:p>
+        </w:tc>
+        <w:tc>
+          <w:tcPr>
+            <w:shd w:color="FFFFFF" w:val="solid"/>
+            <w:tcMar>
+              <w:top w:type="dxa" w:w="60"/>
+              <w:left w:type="dxa" w:w="100"/>
+              <w:bottom w:type="dxa" w:w="60"/>
+              <w:right w:type="dxa" w:w="100"/>
+            </w:tcMar>
+          </w:tcPr>
+          <w:p>
+            <w:r>
+              <w:rPr>
+                <w:color w:val="1E1E2E"/>
+                <w:sz w:val="18"/>
+                <w:szCs w:val="18"/>
+              </w:rPr>
+              <w:t xml:space="preserve">string</w:t>
+            </w:r>
+          </w:p>
+        </w:tc>
+        <w:tc>
+          <w:tcPr>
+            <w:shd w:color="FFFFFF" w:val="solid"/>
+            <w:tcMar>
+              <w:top w:type="dxa" w:w="60"/>
+              <w:left w:type="dxa" w:w="100"/>
+              <w:bottom w:type="dxa" w:w="60"/>
+              <w:right w:type="dxa" w:w="100"/>
+            </w:tcMar>
+          </w:tcPr>
+          <w:p>
+            <w:r>
+              <w:rPr>
+                <w:color w:val="1E1E2E"/>
+                <w:sz w:val="18"/>
+                <w:szCs w:val="18"/>
+              </w:rPr>
+              <w:t xml:space="preserve">No</w:t>
+            </w:r>
+          </w:p>
+        </w:tc>
+        <w:tc>
+          <w:tcPr>
+            <w:shd w:color="FFFFFF" w:val="solid"/>
+            <w:tcMar>
+              <w:top w:type="dxa" w:w="60"/>
+              <w:left w:type="dxa" w:w="100"/>
+              <w:bottom w:type="dxa" w:w="60"/>
+              <w:right w:type="dxa" w:w="100"/>
+            </w:tcMar>
+          </w:tcPr>
+          <w:p>
+            <w:r>
+              <w:rPr>
+                <w:color w:val="1E1E2E"/>
+                <w:sz w:val="18"/>
+                <w:szCs w:val="18"/>
+              </w:rPr>
+              <w:t xml:space="preserve">Note body text</w:t>
+            </w:r>
+          </w:p>
+        </w:tc>
+      </w:tr>
+      <w:tr>
+        <w:tc>
+          <w:tcPr>
+            <w:shd w:color="F9FAFB" w:val="solid"/>
+            <w:tcMar>
+              <w:top w:type="dxa" w:w="60"/>
+              <w:left w:type="dxa" w:w="100"/>
+              <w:bottom w:type="dxa" w:w="60"/>
+              <w:right w:type="dxa" w:w="100"/>
+            </w:tcMar>
+          </w:tcPr>
+          <w:p>
+            <w:r>
+              <w:rPr>
+                <w:color w:val="1E1E2E"/>
+                <w:sz w:val="18"/>
+                <w:szCs w:val="18"/>
+              </w:rPr>
+              <w:t xml:space="preserve">`color`</w:t>
+            </w:r>
+          </w:p>
+        </w:tc>
+        <w:tc>
+          <w:tcPr>
+            <w:shd w:color="F9FAFB" w:val="solid"/>
+            <w:tcMar>
+              <w:top w:type="dxa" w:w="60"/>
+              <w:left w:type="dxa" w:w="100"/>
+              <w:bottom w:type="dxa" w:w="60"/>
+              <w:right w:type="dxa" w:w="100"/>
+            </w:tcMar>
+          </w:tcPr>
+          <w:p>
+            <w:r>
+              <w:rPr>
+                <w:color w:val="1E1E2E"/>
+                <w:sz w:val="18"/>
+                <w:szCs w:val="18"/>
+              </w:rPr>
+              <w:t xml:space="preserve">string</w:t>
+            </w:r>
+          </w:p>
+        </w:tc>
+        <w:tc>
+          <w:tcPr>
+            <w:shd w:color="F9FAFB" w:val="solid"/>
+            <w:tcMar>
+              <w:top w:type="dxa" w:w="60"/>
+              <w:left w:type="dxa" w:w="100"/>
+              <w:bottom w:type="dxa" w:w="60"/>
+              <w:right w:type="dxa" w:w="100"/>
+            </w:tcMar>
+          </w:tcPr>
+          <w:p>
+            <w:r>
+              <w:rPr>
+                <w:color w:val="1E1E2E"/>
+                <w:sz w:val="18"/>
+                <w:szCs w:val="18"/>
+              </w:rPr>
+              <w:t xml:space="preserve">No</w:t>
+            </w:r>
+          </w:p>
+        </w:tc>
+        <w:tc>
+          <w:tcPr>
+            <w:shd w:color="F9FAFB" w:val="solid"/>
+            <w:tcMar>
+              <w:top w:type="dxa" w:w="60"/>
+              <w:left w:type="dxa" w:w="100"/>
+              <w:bottom w:type="dxa" w:w="60"/>
+              <w:right w:type="dxa" w:w="100"/>
+            </w:tcMar>
+          </w:tcPr>
+          <w:p>
+            <w:r>
+              <w:rPr>
+                <w:color w:val="1E1E2E"/>
+                <w:sz w:val="18"/>
+                <w:szCs w:val="18"/>
+              </w:rPr>
+              <w:t xml:space="preserve">white | yellow | blue | green | pink | purple | orange</w:t>
+            </w:r>
+          </w:p>
+        </w:tc>
+      </w:tr>
+      <w:tr>
+        <w:tc>
+          <w:tcPr>
+            <w:shd w:color="FFFFFF" w:val="solid"/>
+            <w:tcMar>
+              <w:top w:type="dxa" w:w="60"/>
+              <w:left w:type="dxa" w:w="100"/>
+              <w:bottom w:type="dxa" w:w="60"/>
+              <w:right w:type="dxa" w:w="100"/>
+            </w:tcMar>
+          </w:tcPr>
+          <w:p>
+            <w:r>
+              <w:rPr>
+                <w:color w:val="1E1E2E"/>
+                <w:sz w:val="18"/>
+                <w:szCs w:val="18"/>
+              </w:rPr>
+              <w:t xml:space="preserve">`pinned`</w:t>
+            </w:r>
+          </w:p>
+        </w:tc>
+        <w:tc>
+          <w:tcPr>
+            <w:shd w:color="FFFFFF" w:val="solid"/>
+            <w:tcMar>
+              <w:top w:type="dxa" w:w="60"/>
+              <w:left w:type="dxa" w:w="100"/>
+              <w:bottom w:type="dxa" w:w="60"/>
+              <w:right w:type="dxa" w:w="100"/>
+            </w:tcMar>
+          </w:tcPr>
+          <w:p>
+            <w:r>
+              <w:rPr>
+                <w:color w:val="1E1E2E"/>
+                <w:sz w:val="18"/>
+                <w:szCs w:val="18"/>
+              </w:rPr>
+              <w:t xml:space="preserve">integer</w:t>
+            </w:r>
+          </w:p>
+        </w:tc>
+        <w:tc>
+          <w:tcPr>
+            <w:shd w:color="FFFFFF" w:val="solid"/>
+            <w:tcMar>
+              <w:top w:type="dxa" w:w="60"/>
+              <w:left w:type="dxa" w:w="100"/>
+              <w:bottom w:type="dxa" w:w="60"/>
+              <w:right w:type="dxa" w:w="100"/>
+            </w:tcMar>
+          </w:tcPr>
+          <w:p>
+            <w:r>
+              <w:rPr>
+                <w:color w:val="1E1E2E"/>
+                <w:sz w:val="18"/>
+                <w:szCs w:val="18"/>
+              </w:rPr>
+              <w:t xml:space="preserve">No</w:t>
+            </w:r>
+          </w:p>
+        </w:tc>
+        <w:tc>
+          <w:tcPr>
+            <w:shd w:color="FFFFFF" w:val="solid"/>
+            <w:tcMar>
+              <w:top w:type="dxa" w:w="60"/>
+              <w:left w:type="dxa" w:w="100"/>
+              <w:bottom w:type="dxa" w:w="60"/>
+              <w:right w:type="dxa" w:w="100"/>
+            </w:tcMar>
+          </w:tcPr>
+          <w:p>
+            <w:r>
+              <w:rPr>
+                <w:color w:val="1E1E2E"/>
+                <w:sz w:val="18"/>
+                <w:szCs w:val="18"/>
+              </w:rPr>
+              <w:t xml:space="preserve">1 = pinned, 0 = unpinned (default)</w:t>
+            </w:r>
+          </w:p>
+        </w:tc>
+      </w:tr>
+    </w:tbl>
+    <w:p>
+      <w:pPr>
+        <w:spacing w:after="80" w:before="80"/>
+      </w:pPr>
+    </w:p>
+    <w:p>
+      <w:pPr>
+        <w:pStyle w:val="Heading2"/>
+        <w:spacing w:after="120" w:before="320"/>
+        <w:rPr>
+          <w:color w:val="6366F1"/>
+        </w:rPr>
+      </w:pPr>
+      <w:r>
+        <w:t xml:space="preserve">Update note</w:t>
+      </w:r>
+    </w:p>
+    <w:p>
+      <w:pPr>
+        <w:spacing w:after="80" w:before="160"/>
+      </w:pPr>
+      <w:r>
+        <w:rPr>
+          <w:b/>
+          <w:bCs/>
+          <w:color w:val="FFFFFF"/>
+          <w:sz w:val="18"/>
+          <w:szCs w:val="18"/>
+          <w:shd w:color="D97706" w:val="solid"/>
+        </w:rPr>
+        <w:t xml:space="preserve"> PATCH </w:t>
+      </w:r>
+      <w:r>
+        <w:rPr>
+          <w:rFonts w:ascii="Courier New" w:cs="Courier New" w:eastAsia="Courier New" w:hAnsi="Courier New"/>
+          <w:color w:val="1E1E2E"/>
+          <w:sz w:val="20"/>
+          <w:szCs w:val="20"/>
+        </w:rPr>
+        <w:t xml:space="preserve">  /api/notes/:id</w:t>
+      </w:r>
+    </w:p>
+    <w:p>
+      <w:pPr>
+        <w:spacing w:after="80" w:before="80"/>
+      </w:pPr>
+    </w:p>
+    <w:p>
+      <w:pPr>
+        <w:pStyle w:val="Heading2"/>
+        <w:spacing w:after="120" w:before="320"/>
+        <w:rPr>
+          <w:color w:val="6366F1"/>
+        </w:rPr>
+      </w:pPr>
+      <w:r>
+        <w:t xml:space="preserve">Delete note</w:t>
+      </w:r>
+    </w:p>
+    <w:p>
+      <w:pPr>
+        <w:spacing w:after="80" w:before="160"/>
+      </w:pPr>
+      <w:r>
+        <w:rPr>
+          <w:b/>
+          <w:bCs/>
+          <w:color w:val="FFFFFF"/>
+          <w:sz w:val="18"/>
+          <w:szCs w:val="18"/>
+          <w:shd w:color="DC2626" w:val="solid"/>
+        </w:rPr>
+        <w:t xml:space="preserve"> DELETE </w:t>
+      </w:r>
+      <w:r>
+        <w:rPr>
+          <w:rFonts w:ascii="Courier New" w:cs="Courier New" w:eastAsia="Courier New" w:hAnsi="Courier New"/>
+          <w:color w:val="1E1E2E"/>
+          <w:sz w:val="20"/>
+          <w:szCs w:val="20"/>
+        </w:rPr>
+        <w:t xml:space="preserve">  /api/notes/:id</w:t>
+      </w:r>
+    </w:p>
+    <w:p>
+      <w:pPr>
+        <w:pBdr>
+          <w:bottom w:val="single" w:color="E5E7EB" w:sz="1"/>
+        </w:pBdr>
+        <w:spacing w:after="160" w:before="160"/>
+      </w:pPr>
+    </w:p>
+    <w:p>
+      <w:pPr>
+        <w:pStyle w:val="Heading1"/>
+        <w:spacing w:after="160" w:before="400"/>
+        <w:rPr>
+          <w:b/>
+          <w:bCs/>
+          <w:color w:val="1E1E2E"/>
+        </w:rPr>
+      </w:pPr>
+      <w:r>
+        <w:t xml:space="preserve">6. Mission</w:t>
+      </w:r>
+    </w:p>
+    <w:p>
+      <w:pPr>
+        <w:spacing w:after="80" w:before="40"/>
+      </w:pPr>
+      <w:r>
+        <w:rPr>
+          <w:color w:val="374151"/>
+          <w:sz w:val="20"/>
+          <w:szCs w:val="20"/>
+        </w:rPr>
+        <w:t xml:space="preserve">Single-row text block shown on the Home page. Always uses id = 1.</w:t>
+      </w:r>
+    </w:p>
+    <w:p>
+      <w:pPr>
+        <w:pStyle w:val="Heading2"/>
+        <w:spacing w:after="120" w:before="320"/>
+        <w:rPr>
+          <w:color w:val="6366F1"/>
+        </w:rPr>
+      </w:pPr>
+      <w:r>
+        <w:t xml:space="preserve">Get mission</w:t>
+      </w:r>
+    </w:p>
+    <w:p>
+      <w:pPr>
+        <w:spacing w:after="80" w:before="160"/>
+      </w:pPr>
+      <w:r>
+        <w:rPr>
+          <w:b/>
+          <w:bCs/>
+          <w:color w:val="FFFFFF"/>
+          <w:sz w:val="18"/>
+          <w:szCs w:val="18"/>
+          <w:shd w:color="059669" w:val="solid"/>
+        </w:rPr>
+        <w:t xml:space="preserve"> GET </w:t>
+      </w:r>
+      <w:r>
+        <w:rPr>
+          <w:rFonts w:ascii="Courier New" w:cs="Courier New" w:eastAsia="Courier New" w:hAnsi="Courier New"/>
+          <w:color w:val="1E1E2E"/>
+          <w:sz w:val="20"/>
+          <w:szCs w:val="20"/>
+        </w:rPr>
+        <w:t xml:space="preserve">  /api/mission</w:t>
+      </w:r>
+    </w:p>
+    <w:p>
+      <w:pPr>
+        <w:spacing w:after="80" w:before="240"/>
+      </w:pPr>
+      <w:r>
+        <w:rPr>
+          <w:b/>
+          <w:bCs/>
+          <w:color w:val="1E1E2E"/>
+          <w:sz w:val="22"/>
+          <w:szCs w:val="22"/>
+        </w:rPr>
+        <w:t xml:space="preserve">Example response</w:t>
+      </w:r>
+    </w:p>
+    <w:p>
+      <w:pPr>
+        <w:shd w:color="2A2A3E" w:val="solid"/>
+        <w:spacing w:after="120" w:before="60"/>
+        <w:ind w:left="288" w:right="288"/>
+      </w:pPr>
+      <w:r>
+        <w:rPr>
+          <w:rFonts w:ascii="Courier New" w:cs="Courier New" w:eastAsia="Courier New" w:hAnsi="Courier New"/>
+          <w:color w:val="A5F3FC"/>
+          <w:sz w:val="18"/>
+          <w:szCs w:val="18"/>
+        </w:rPr>
+        <w:t xml:space="preserve">{
+  "id": 1,
+  "content": "Build and ship AI-powered tools...",
+  "updatedAt": "2025-06-26T08:00:00Z"
+}</w:t>
+      </w:r>
+    </w:p>
+    <w:p>
+      <w:pPr>
+        <w:spacing w:after="80" w:before="80"/>
+      </w:pPr>
+    </w:p>
+    <w:p>
+      <w:pPr>
+        <w:pStyle w:val="Heading2"/>
+        <w:spacing w:after="120" w:before="320"/>
+        <w:rPr>
+          <w:color w:val="6366F1"/>
+        </w:rPr>
+      </w:pPr>
+      <w:r>
+        <w:t xml:space="preserve">Update mission</w:t>
+      </w:r>
+    </w:p>
+    <w:p>
+      <w:pPr>
+        <w:spacing w:after="80" w:before="160"/>
+      </w:pPr>
+      <w:r>
+        <w:rPr>
+          <w:b/>
+          <w:bCs/>
+          <w:color w:val="FFFFFF"/>
+          <w:sz w:val="18"/>
+          <w:szCs w:val="18"/>
+          <w:shd w:color="D97706" w:val="solid"/>
+        </w:rPr>
+        <w:t xml:space="preserve"> PATCH </w:t>
+      </w:r>
+      <w:r>
+        <w:rPr>
+          <w:rFonts w:ascii="Courier New" w:cs="Courier New" w:eastAsia="Courier New" w:hAnsi="Courier New"/>
+          <w:color w:val="1E1E2E"/>
+          <w:sz w:val="20"/>
+          <w:szCs w:val="20"/>
+        </w:rPr>
+        <w:t xml:space="preserve">  /api/mission</w:t>
+      </w:r>
+    </w:p>
+    <w:tbl>
+      <w:tblPr>
+        <w:tblW w:type="pct" w:w="100%"/>
+        <w:tblBorders>
+          <w:top w:val="single" w:color="auto" w:sz="4"/>
+          <w:left w:val="single" w:color="auto" w:sz="4"/>
+          <w:bottom w:val="single" w:color="auto" w:sz="4"/>
+          <w:right w:val="single" w:color="auto" w:sz="4"/>
+          <w:insideH w:val="single" w:color="auto" w:sz="4"/>
+          <w:insideV w:val="single" w:color="auto" w:sz="4"/>
+        </w:tblBorders>
+      </w:tblPr>
+      <w:tblGrid>
+        <w:gridCol w:w="100"/>
+        <w:gridCol w:w="100"/>
+        <w:gridCol w:w="100"/>
+        <w:gridCol w:w="100"/>
+      </w:tblGrid>
+      <w:tr>
+        <w:trPr>
+          <w:tblHeader/>
+        </w:trPr>
+        <w:tc>
+          <w:tcPr>
+            <w:shd w:color="6366F1" w:val="solid"/>
+            <w:tcMar>
+              <w:top w:type="dxa" w:w="60"/>
+              <w:left w:type="dxa" w:w="100"/>
+              <w:bottom w:type="dxa" w:w="60"/>
+              <w:right w:type="dxa" w:w="100"/>
+            </w:tcMar>
+          </w:tcPr>
+          <w:p>
+            <w:r>
+              <w:rPr>
+                <w:b/>
+                <w:bCs/>
+                <w:color w:val="FFFFFF"/>
+                <w:sz w:val="18"/>
+                <w:szCs w:val="18"/>
+              </w:rPr>
+              <w:t xml:space="preserve">Field</w:t>
+            </w:r>
+          </w:p>
+        </w:tc>
+        <w:tc>
+          <w:tcPr>
+            <w:shd w:color="6366F1" w:val="solid"/>
+            <w:tcMar>
+              <w:top w:type="dxa" w:w="60"/>
+              <w:left w:type="dxa" w:w="100"/>
+              <w:bottom w:type="dxa" w:w="60"/>
+              <w:right w:type="dxa" w:w="100"/>
+            </w:tcMar>
+          </w:tcPr>
+          <w:p>
+            <w:r>
+              <w:rPr>
+                <w:b/>
+                <w:bCs/>
+                <w:color w:val="FFFFFF"/>
+                <w:sz w:val="18"/>
+                <w:szCs w:val="18"/>
+              </w:rPr>
+              <w:t xml:space="preserve">Type</w:t>
+            </w:r>
+          </w:p>
+        </w:tc>
+        <w:tc>
+          <w:tcPr>
+            <w:shd w:color="6366F1" w:val="solid"/>
+            <w:tcMar>
+              <w:top w:type="dxa" w:w="60"/>
+              <w:left w:type="dxa" w:w="100"/>
+              <w:bottom w:type="dxa" w:w="60"/>
+              <w:right w:type="dxa" w:w="100"/>
+            </w:tcMar>
+          </w:tcPr>
+          <w:p>
+            <w:r>
+              <w:rPr>
+                <w:b/>
+                <w:bCs/>
+                <w:color w:val="FFFFFF"/>
+                <w:sz w:val="18"/>
+                <w:szCs w:val="18"/>
+              </w:rPr>
+              <w:t xml:space="preserve">Required</w:t>
+            </w:r>
+          </w:p>
+        </w:tc>
+        <w:tc>
+          <w:tcPr>
+            <w:shd w:color="6366F1" w:val="solid"/>
+            <w:tcMar>
+              <w:top w:type="dxa" w:w="60"/>
+              <w:left w:type="dxa" w:w="100"/>
+              <w:bottom w:type="dxa" w:w="60"/>
+              <w:right w:type="dxa" w:w="100"/>
+            </w:tcMar>
+          </w:tcPr>
+          <w:p>
+            <w:r>
+              <w:rPr>
+                <w:b/>
+                <w:bCs/>
+                <w:color w:val="FFFFFF"/>
+                <w:sz w:val="18"/>
+                <w:szCs w:val="18"/>
+              </w:rPr>
+              <w:t xml:space="preserve">Description</w:t>
+            </w:r>
+          </w:p>
+        </w:tc>
+      </w:tr>
+      <w:tr>
+        <w:tc>
+          <w:tcPr>
+            <w:shd w:color="F9FAFB" w:val="solid"/>
+            <w:tcMar>
+              <w:top w:type="dxa" w:w="60"/>
+              <w:left w:type="dxa" w:w="100"/>
+              <w:bottom w:type="dxa" w:w="60"/>
+              <w:right w:type="dxa" w:w="100"/>
+            </w:tcMar>
+          </w:tcPr>
+          <w:p>
+            <w:r>
+              <w:rPr>
+                <w:color w:val="1E1E2E"/>
+                <w:sz w:val="18"/>
+                <w:szCs w:val="18"/>
+              </w:rPr>
+              <w:t xml:space="preserve">`content`</w:t>
+            </w:r>
+          </w:p>
+        </w:tc>
+        <w:tc>
+          <w:tcPr>
+            <w:shd w:color="F9FAFB" w:val="solid"/>
+            <w:tcMar>
+              <w:top w:type="dxa" w:w="60"/>
+              <w:left w:type="dxa" w:w="100"/>
+              <w:bottom w:type="dxa" w:w="60"/>
+              <w:right w:type="dxa" w:w="100"/>
+            </w:tcMar>
+          </w:tcPr>
+          <w:p>
+            <w:r>
+              <w:rPr>
+                <w:color w:val="1E1E2E"/>
+                <w:sz w:val="18"/>
+                <w:szCs w:val="18"/>
+              </w:rPr>
+              <w:t xml:space="preserve">string</w:t>
+            </w:r>
+          </w:p>
+        </w:tc>
+        <w:tc>
+          <w:tcPr>
+            <w:shd w:color="F9FAFB" w:val="solid"/>
+            <w:tcMar>
+              <w:top w:type="dxa" w:w="60"/>
+              <w:left w:type="dxa" w:w="100"/>
+              <w:bottom w:type="dxa" w:w="60"/>
+              <w:right w:type="dxa" w:w="100"/>
+            </w:tcMar>
+          </w:tcPr>
+          <w:p>
+            <w:r>
+              <w:rPr>
+                <w:color w:val="1E1E2E"/>
+                <w:sz w:val="18"/>
+                <w:szCs w:val="18"/>
+              </w:rPr>
+              <w:t xml:space="preserve">Yes</w:t>
+            </w:r>
+          </w:p>
+        </w:tc>
+        <w:tc>
+          <w:tcPr>
+            <w:shd w:color="F9FAFB" w:val="solid"/>
+            <w:tcMar>
+              <w:top w:type="dxa" w:w="60"/>
+              <w:left w:type="dxa" w:w="100"/>
+              <w:bottom w:type="dxa" w:w="60"/>
+              <w:right w:type="dxa" w:w="100"/>
+            </w:tcMar>
+          </w:tcPr>
+          <w:p>
+            <w:r>
+              <w:rPr>
+                <w:color w:val="1E1E2E"/>
+                <w:sz w:val="18"/>
+                <w:szCs w:val="18"/>
+              </w:rPr>
+              <w:t xml:space="preserve">New mission statement text</w:t>
+            </w:r>
+          </w:p>
+        </w:tc>
+      </w:tr>
+    </w:tbl>
+    <w:p>
+      <w:pPr>
+        <w:pBdr>
+          <w:bottom w:val="single" w:color="E5E7EB" w:sz="1"/>
+        </w:pBdr>
+        <w:spacing w:after="160" w:before="160"/>
+      </w:pPr>
+    </w:p>
+    <w:p>
+      <w:pPr>
+        <w:pStyle w:val="Heading1"/>
+        <w:spacing w:after="160" w:before="400"/>
+        <w:rPr>
+          <w:b/>
+          <w:bCs/>
+          <w:color w:val="1E1E2E"/>
+        </w:rPr>
+      </w:pPr>
+      <w:r>
+        <w:t xml:space="preserve">7. Notices (Editable callouts)</w:t>
+      </w:r>
+    </w:p>
+    <w:p>
+      <w:pPr>
+        <w:spacing w:after="80" w:before="40"/>
+      </w:pPr>
+      <w:r>
+        <w:rPr>
+          <w:color w:val="374151"/>
+          <w:sz w:val="20"/>
+          <w:szCs w:val="20"/>
+        </w:rPr>
+        <w:t xml:space="preserve">Key-value editable text blocks. Currently used for the pitch criteria notice on the Pitches page.</w:t>
+      </w:r>
+    </w:p>
+    <w:p>
+      <w:pPr>
+        <w:pStyle w:val="Heading2"/>
+        <w:spacing w:after="120" w:before="320"/>
+        <w:rPr>
+          <w:color w:val="6366F1"/>
+        </w:rPr>
+      </w:pPr>
+      <w:r>
+        <w:t xml:space="preserve">Get notice by key</w:t>
+      </w:r>
+    </w:p>
+    <w:p>
+      <w:pPr>
+        <w:spacing w:after="80" w:before="160"/>
+      </w:pPr>
+      <w:r>
+        <w:rPr>
+          <w:b/>
+          <w:bCs/>
+          <w:color w:val="FFFFFF"/>
+          <w:sz w:val="18"/>
+          <w:szCs w:val="18"/>
+          <w:shd w:color="059669" w:val="solid"/>
+        </w:rPr>
+        <w:t xml:space="preserve"> GET </w:t>
+      </w:r>
+      <w:r>
+        <w:rPr>
+          <w:rFonts w:ascii="Courier New" w:cs="Courier New" w:eastAsia="Courier New" w:hAnsi="Courier New"/>
+          <w:color w:val="1E1E2E"/>
+          <w:sz w:val="20"/>
+          <w:szCs w:val="20"/>
+        </w:rPr>
+        <w:t xml:space="preserve">  /api/notices/:key</w:t>
+      </w:r>
+    </w:p>
+    <w:p>
+      <w:pPr>
+        <w:spacing w:after="80" w:before="240"/>
+      </w:pPr>
+      <w:r>
+        <w:rPr>
+          <w:b/>
+          <w:bCs/>
+          <w:color w:val="1E1E2E"/>
+          <w:sz w:val="22"/>
+          <w:szCs w:val="22"/>
+        </w:rPr>
+        <w:t xml:space="preserve">Example</w:t>
+      </w:r>
+    </w:p>
+    <w:p>
+      <w:pPr>
+        <w:shd w:color="2A2A3E" w:val="solid"/>
+        <w:spacing w:after="120" w:before="60"/>
+        <w:ind w:left="288" w:right="288"/>
+      </w:pPr>
+      <w:r>
+        <w:rPr>
+          <w:rFonts w:ascii="Courier New" w:cs="Courier New" w:eastAsia="Courier New" w:hAnsi="Courier New"/>
+          <w:color w:val="A5F3FC"/>
+          <w:sz w:val="18"/>
+          <w:szCs w:val="18"/>
+        </w:rPr>
+        <w:t xml:space="preserve">GET /api/notices/pitch_criteria</w:t>
+      </w:r>
+    </w:p>
+    <w:p>
+      <w:pPr>
+        <w:spacing w:after="80" w:before="80"/>
+      </w:pPr>
+    </w:p>
+    <w:p>
+      <w:pPr>
+        <w:pStyle w:val="Heading2"/>
+        <w:spacing w:after="120" w:before="320"/>
+        <w:rPr>
+          <w:color w:val="6366F1"/>
+        </w:rPr>
+      </w:pPr>
+      <w:r>
+        <w:t xml:space="preserve">Update notice</w:t>
+      </w:r>
+    </w:p>
+    <w:p>
+      <w:pPr>
+        <w:spacing w:after="80" w:before="160"/>
+      </w:pPr>
+      <w:r>
+        <w:rPr>
+          <w:b/>
+          <w:bCs/>
+          <w:color w:val="FFFFFF"/>
+          <w:sz w:val="18"/>
+          <w:szCs w:val="18"/>
+          <w:shd w:color="D97706" w:val="solid"/>
+        </w:rPr>
+        <w:t xml:space="preserve"> PATCH </w:t>
+      </w:r>
+      <w:r>
+        <w:rPr>
+          <w:rFonts w:ascii="Courier New" w:cs="Courier New" w:eastAsia="Courier New" w:hAnsi="Courier New"/>
+          <w:color w:val="1E1E2E"/>
+          <w:sz w:val="20"/>
+          <w:szCs w:val="20"/>
+        </w:rPr>
+        <w:t xml:space="preserve">  /api/notices/:key</w:t>
+      </w:r>
+    </w:p>
+    <w:p>
+      <w:pPr>
+        <w:spacing w:after="80" w:before="40"/>
+      </w:pPr>
+      <w:r>
+        <w:rPr>
+          <w:color w:val="374151"/>
+          <w:sz w:val="20"/>
+          <w:szCs w:val="20"/>
+        </w:rPr>
+        <w:t xml:space="preserve">Creates the notice if it does not exist (upsert by key).</w:t>
+      </w:r>
+    </w:p>
+    <w:tbl>
+      <w:tblPr>
+        <w:tblW w:type="pct" w:w="100%"/>
+        <w:tblBorders>
+          <w:top w:val="single" w:color="auto" w:sz="4"/>
+          <w:left w:val="single" w:color="auto" w:sz="4"/>
+          <w:bottom w:val="single" w:color="auto" w:sz="4"/>
+          <w:right w:val="single" w:color="auto" w:sz="4"/>
+          <w:insideH w:val="single" w:color="auto" w:sz="4"/>
+          <w:insideV w:val="single" w:color="auto" w:sz="4"/>
+        </w:tblBorders>
+      </w:tblPr>
+      <w:tblGrid>
+        <w:gridCol w:w="100"/>
+        <w:gridCol w:w="100"/>
+        <w:gridCol w:w="100"/>
+        <w:gridCol w:w="100"/>
+      </w:tblGrid>
+      <w:tr>
+        <w:trPr>
+          <w:tblHeader/>
+        </w:trPr>
+        <w:tc>
+          <w:tcPr>
+            <w:shd w:color="6366F1" w:val="solid"/>
+            <w:tcMar>
+              <w:top w:type="dxa" w:w="60"/>
+              <w:left w:type="dxa" w:w="100"/>
+              <w:bottom w:type="dxa" w:w="60"/>
+              <w:right w:type="dxa" w:w="100"/>
+            </w:tcMar>
+          </w:tcPr>
+          <w:p>
+            <w:r>
+              <w:rPr>
+                <w:b/>
+                <w:bCs/>
+                <w:color w:val="FFFFFF"/>
+                <w:sz w:val="18"/>
+                <w:szCs w:val="18"/>
+              </w:rPr>
+              <w:t xml:space="preserve">Field</w:t>
+            </w:r>
+          </w:p>
+        </w:tc>
+        <w:tc>
+          <w:tcPr>
+            <w:shd w:color="6366F1" w:val="solid"/>
+            <w:tcMar>
+              <w:top w:type="dxa" w:w="60"/>
+              <w:left w:type="dxa" w:w="100"/>
+              <w:bottom w:type="dxa" w:w="60"/>
+              <w:right w:type="dxa" w:w="100"/>
+            </w:tcMar>
+          </w:tcPr>
+          <w:p>
+            <w:r>
+              <w:rPr>
+                <w:b/>
+                <w:bCs/>
+                <w:color w:val="FFFFFF"/>
+                <w:sz w:val="18"/>
+                <w:szCs w:val="18"/>
+              </w:rPr>
+              <w:t xml:space="preserve">Type</w:t>
+            </w:r>
+          </w:p>
+        </w:tc>
+        <w:tc>
+          <w:tcPr>
+            <w:shd w:color="6366F1" w:val="solid"/>
+            <w:tcMar>
+              <w:top w:type="dxa" w:w="60"/>
+              <w:left w:type="dxa" w:w="100"/>
+              <w:bottom w:type="dxa" w:w="60"/>
+              <w:right w:type="dxa" w:w="100"/>
+            </w:tcMar>
+          </w:tcPr>
+          <w:p>
+            <w:r>
+              <w:rPr>
+                <w:b/>
+                <w:bCs/>
+                <w:color w:val="FFFFFF"/>
+                <w:sz w:val="18"/>
+                <w:szCs w:val="18"/>
+              </w:rPr>
+              <w:t xml:space="preserve">Required</w:t>
+            </w:r>
+          </w:p>
+        </w:tc>
+        <w:tc>
+          <w:tcPr>
+            <w:shd w:color="6366F1" w:val="solid"/>
+            <w:tcMar>
+              <w:top w:type="dxa" w:w="60"/>
+              <w:left w:type="dxa" w:w="100"/>
+              <w:bottom w:type="dxa" w:w="60"/>
+              <w:right w:type="dxa" w:w="100"/>
+            </w:tcMar>
+          </w:tcPr>
+          <w:p>
+            <w:r>
+              <w:rPr>
+                <w:b/>
+                <w:bCs/>
+                <w:color w:val="FFFFFF"/>
+                <w:sz w:val="18"/>
+                <w:szCs w:val="18"/>
+              </w:rPr>
+              <w:t xml:space="preserve">Description</w:t>
+            </w:r>
+          </w:p>
+        </w:tc>
+      </w:tr>
+      <w:tr>
+        <w:tc>
+          <w:tcPr>
+            <w:shd w:color="F9FAFB" w:val="solid"/>
+            <w:tcMar>
+              <w:top w:type="dxa" w:w="60"/>
+              <w:left w:type="dxa" w:w="100"/>
+              <w:bottom w:type="dxa" w:w="60"/>
+              <w:right w:type="dxa" w:w="100"/>
+            </w:tcMar>
+          </w:tcPr>
+          <w:p>
+            <w:r>
+              <w:rPr>
+                <w:color w:val="1E1E2E"/>
+                <w:sz w:val="18"/>
+                <w:szCs w:val="18"/>
+              </w:rPr>
+              <w:t xml:space="preserve">`content`</w:t>
+            </w:r>
+          </w:p>
+        </w:tc>
+        <w:tc>
+          <w:tcPr>
+            <w:shd w:color="F9FAFB" w:val="solid"/>
+            <w:tcMar>
+              <w:top w:type="dxa" w:w="60"/>
+              <w:left w:type="dxa" w:w="100"/>
+              <w:bottom w:type="dxa" w:w="60"/>
+              <w:right w:type="dxa" w:w="100"/>
+            </w:tcMar>
+          </w:tcPr>
+          <w:p>
+            <w:r>
+              <w:rPr>
+                <w:color w:val="1E1E2E"/>
+                <w:sz w:val="18"/>
+                <w:szCs w:val="18"/>
+              </w:rPr>
+              <w:t xml:space="preserve">string</w:t>
+            </w:r>
+          </w:p>
+        </w:tc>
+        <w:tc>
+          <w:tcPr>
+            <w:shd w:color="F9FAFB" w:val="solid"/>
+            <w:tcMar>
+              <w:top w:type="dxa" w:w="60"/>
+              <w:left w:type="dxa" w:w="100"/>
+              <w:bottom w:type="dxa" w:w="60"/>
+              <w:right w:type="dxa" w:w="100"/>
+            </w:tcMar>
+          </w:tcPr>
+          <w:p>
+            <w:r>
+              <w:rPr>
+                <w:color w:val="1E1E2E"/>
+                <w:sz w:val="18"/>
+                <w:szCs w:val="18"/>
+              </w:rPr>
+              <w:t xml:space="preserve">Yes</w:t>
+            </w:r>
+          </w:p>
+        </w:tc>
+        <w:tc>
+          <w:tcPr>
+            <w:shd w:color="F9FAFB" w:val="solid"/>
+            <w:tcMar>
+              <w:top w:type="dxa" w:w="60"/>
+              <w:left w:type="dxa" w:w="100"/>
+              <w:bottom w:type="dxa" w:w="60"/>
+              <w:right w:type="dxa" w:w="100"/>
+            </w:tcMar>
+          </w:tcPr>
+          <w:p>
+            <w:r>
+              <w:rPr>
+                <w:color w:val="1E1E2E"/>
+                <w:sz w:val="18"/>
+                <w:szCs w:val="18"/>
+              </w:rPr>
+              <w:t xml:space="preserve">Notice text — supports **bold** markers for rich rendering</w:t>
+            </w:r>
+          </w:p>
+        </w:tc>
+      </w:tr>
+    </w:tbl>
+    <w:p>
+      <w:pPr>
+        <w:spacing w:after="80" w:before="240"/>
+      </w:pPr>
+      <w:r>
+        <w:rPr>
+          <w:b/>
+          <w:bCs/>
+          <w:color w:val="1E1E2E"/>
+          <w:sz w:val="22"/>
+          <w:szCs w:val="22"/>
+        </w:rPr>
+        <w:t xml:space="preserve">Example</w:t>
+      </w:r>
+    </w:p>
+    <w:p>
+      <w:pPr>
+        <w:shd w:color="2A2A3E" w:val="solid"/>
+        <w:spacing w:after="120" w:before="60"/>
+        <w:ind w:left="288" w:right="288"/>
+      </w:pPr>
+      <w:r>
+        <w:rPr>
+          <w:rFonts w:ascii="Courier New" w:cs="Courier New" w:eastAsia="Courier New" w:hAnsi="Courier New"/>
+          <w:color w:val="A5F3FC"/>
+          <w:sz w:val="18"/>
+          <w:szCs w:val="18"/>
+        </w:rPr>
+        <w:t xml:space="preserve">PATCH /api/notices/pitch_criteria
+{ "content": "**Budget:** Minimum $300\n**Skills:** Claude API required" }</w:t>
+      </w:r>
+    </w:p>
+    <w:p>
+      <w:pPr>
+        <w:pBdr>
+          <w:bottom w:val="single" w:color="E5E7EB" w:sz="1"/>
+        </w:pBdr>
+        <w:spacing w:after="160" w:before="160"/>
+      </w:pPr>
+    </w:p>
+    <w:p>
+      <w:pPr>
+        <w:pStyle w:val="Heading1"/>
+        <w:spacing w:after="160" w:before="400"/>
+        <w:rPr>
+          <w:b/>
+          <w:bCs/>
+          <w:color w:val="1E1E2E"/>
+        </w:rPr>
+      </w:pPr>
+      <w:r>
+        <w:t xml:space="preserve">8. Services</w:t>
+      </w:r>
+    </w:p>
+    <w:p>
+      <w:pPr>
+        <w:pStyle w:val="Heading2"/>
+        <w:spacing w:after="120" w:before="320"/>
+        <w:rPr>
+          <w:color w:val="6366F1"/>
+        </w:rPr>
+      </w:pPr>
+      <w:r>
+        <w:t xml:space="preserve">List / Create / Update / Delete</w:t>
+      </w:r>
+    </w:p>
+    <w:p>
+      <w:pPr>
+        <w:spacing w:after="80" w:before="160"/>
+      </w:pPr>
+      <w:r>
+        <w:rPr>
+          <w:b/>
+          <w:bCs/>
+          <w:color w:val="FFFFFF"/>
+          <w:sz w:val="18"/>
+          <w:szCs w:val="18"/>
+          <w:shd w:color="059669" w:val="solid"/>
+        </w:rPr>
+        <w:t xml:space="preserve"> GET </w:t>
+      </w:r>
+      <w:r>
+        <w:rPr>
+          <w:rFonts w:ascii="Courier New" w:cs="Courier New" w:eastAsia="Courier New" w:hAnsi="Courier New"/>
+          <w:color w:val="1E1E2E"/>
+          <w:sz w:val="20"/>
+          <w:szCs w:val="20"/>
+        </w:rPr>
+        <w:t xml:space="preserve">  /api/services</w:t>
+      </w:r>
+    </w:p>
+    <w:p>
+      <w:pPr>
+        <w:spacing w:after="80" w:before="160"/>
+      </w:pPr>
+      <w:r>
+        <w:rPr>
+          <w:b/>
+          <w:bCs/>
+          <w:color w:val="FFFFFF"/>
+          <w:sz w:val="18"/>
+          <w:szCs w:val="18"/>
+          <w:shd w:color="2563EB" w:val="solid"/>
+        </w:rPr>
+        <w:t xml:space="preserve"> POST </w:t>
+      </w:r>
+      <w:r>
+        <w:rPr>
+          <w:rFonts w:ascii="Courier New" w:cs="Courier New" w:eastAsia="Courier New" w:hAnsi="Courier New"/>
+          <w:color w:val="1E1E2E"/>
+          <w:sz w:val="20"/>
+          <w:szCs w:val="20"/>
+        </w:rPr>
+        <w:t xml:space="preserve">  /api/services</w:t>
+      </w:r>
+    </w:p>
+    <w:p>
+      <w:pPr>
+        <w:spacing w:after="80" w:before="160"/>
+      </w:pPr>
+      <w:r>
+        <w:rPr>
+          <w:b/>
+          <w:bCs/>
+          <w:color w:val="FFFFFF"/>
+          <w:sz w:val="18"/>
+          <w:szCs w:val="18"/>
+          <w:shd w:color="D97706" w:val="solid"/>
+        </w:rPr>
+        <w:t xml:space="preserve"> PATCH </w:t>
+      </w:r>
+      <w:r>
+        <w:rPr>
+          <w:rFonts w:ascii="Courier New" w:cs="Courier New" w:eastAsia="Courier New" w:hAnsi="Courier New"/>
+          <w:color w:val="1E1E2E"/>
+          <w:sz w:val="20"/>
+          <w:szCs w:val="20"/>
+        </w:rPr>
+        <w:t xml:space="preserve">  /api/services/:id</w:t>
+      </w:r>
+    </w:p>
+    <w:p>
+      <w:pPr>
+        <w:spacing w:after="80" w:before="160"/>
+      </w:pPr>
+      <w:r>
+        <w:rPr>
+          <w:b/>
+          <w:bCs/>
+          <w:color w:val="FFFFFF"/>
+          <w:sz w:val="18"/>
+          <w:szCs w:val="18"/>
+          <w:shd w:color="DC2626" w:val="solid"/>
+        </w:rPr>
+        <w:t xml:space="preserve"> DELETE </w:t>
+      </w:r>
+      <w:r>
+        <w:rPr>
+          <w:rFonts w:ascii="Courier New" w:cs="Courier New" w:eastAsia="Courier New" w:hAnsi="Courier New"/>
+          <w:color w:val="1E1E2E"/>
+          <w:sz w:val="20"/>
+          <w:szCs w:val="20"/>
+        </w:rPr>
+        <w:t xml:space="preserve">  /api/services/:id</w:t>
+      </w:r>
+    </w:p>
+    <w:tbl>
+      <w:tblPr>
+        <w:tblW w:type="pct" w:w="100%"/>
+        <w:tblBorders>
+          <w:top w:val="single" w:color="auto" w:sz="4"/>
+          <w:left w:val="single" w:color="auto" w:sz="4"/>
+          <w:bottom w:val="single" w:color="auto" w:sz="4"/>
+          <w:right w:val="single" w:color="auto" w:sz="4"/>
+          <w:insideH w:val="single" w:color="auto" w:sz="4"/>
+          <w:insideV w:val="single" w:color="auto" w:sz="4"/>
+        </w:tblBorders>
+      </w:tblPr>
+      <w:tblGrid>
+        <w:gridCol w:w="100"/>
+        <w:gridCol w:w="100"/>
+        <w:gridCol w:w="100"/>
+        <w:gridCol w:w="100"/>
+      </w:tblGrid>
+      <w:tr>
+        <w:trPr>
+          <w:tblHeader/>
+        </w:trPr>
+        <w:tc>
+          <w:tcPr>
+            <w:shd w:color="6366F1" w:val="solid"/>
+            <w:tcMar>
+              <w:top w:type="dxa" w:w="60"/>
+              <w:left w:type="dxa" w:w="100"/>
+              <w:bottom w:type="dxa" w:w="60"/>
+              <w:right w:type="dxa" w:w="100"/>
+            </w:tcMar>
+          </w:tcPr>
+          <w:p>
+            <w:r>
+              <w:rPr>
+                <w:b/>
+                <w:bCs/>
+                <w:color w:val="FFFFFF"/>
+                <w:sz w:val="18"/>
+                <w:szCs w:val="18"/>
+              </w:rPr>
+              <w:t xml:space="preserve">Field</w:t>
+            </w:r>
+          </w:p>
+        </w:tc>
+        <w:tc>
+          <w:tcPr>
+            <w:shd w:color="6366F1" w:val="solid"/>
+            <w:tcMar>
+              <w:top w:type="dxa" w:w="60"/>
+              <w:left w:type="dxa" w:w="100"/>
+              <w:bottom w:type="dxa" w:w="60"/>
+              <w:right w:type="dxa" w:w="100"/>
+            </w:tcMar>
+          </w:tcPr>
+          <w:p>
+            <w:r>
+              <w:rPr>
+                <w:b/>
+                <w:bCs/>
+                <w:color w:val="FFFFFF"/>
+                <w:sz w:val="18"/>
+                <w:szCs w:val="18"/>
+              </w:rPr>
+              <w:t xml:space="preserve">Type</w:t>
+            </w:r>
+          </w:p>
+        </w:tc>
+        <w:tc>
+          <w:tcPr>
+            <w:shd w:color="6366F1" w:val="solid"/>
+            <w:tcMar>
+              <w:top w:type="dxa" w:w="60"/>
+              <w:left w:type="dxa" w:w="100"/>
+              <w:bottom w:type="dxa" w:w="60"/>
+              <w:right w:type="dxa" w:w="100"/>
+            </w:tcMar>
+          </w:tcPr>
+          <w:p>
+            <w:r>
+              <w:rPr>
+                <w:b/>
+                <w:bCs/>
+                <w:color w:val="FFFFFF"/>
+                <w:sz w:val="18"/>
+                <w:szCs w:val="18"/>
+              </w:rPr>
+              <w:t xml:space="preserve">Required</w:t>
+            </w:r>
+          </w:p>
+        </w:tc>
+        <w:tc>
+          <w:tcPr>
+            <w:shd w:color="6366F1" w:val="solid"/>
+            <w:tcMar>
+              <w:top w:type="dxa" w:w="60"/>
+              <w:left w:type="dxa" w:w="100"/>
+              <w:bottom w:type="dxa" w:w="60"/>
+              <w:right w:type="dxa" w:w="100"/>
+            </w:tcMar>
+          </w:tcPr>
+          <w:p>
+            <w:r>
+              <w:rPr>
+                <w:b/>
+                <w:bCs/>
+                <w:color w:val="FFFFFF"/>
+                <w:sz w:val="18"/>
+                <w:szCs w:val="18"/>
+              </w:rPr>
+              <w:t xml:space="preserve">Description</w:t>
+            </w:r>
+          </w:p>
+        </w:tc>
+      </w:tr>
+      <w:tr>
+        <w:tc>
+          <w:tcPr>
+            <w:shd w:color="F9FAFB" w:val="solid"/>
+            <w:tcMar>
+              <w:top w:type="dxa" w:w="60"/>
+              <w:left w:type="dxa" w:w="100"/>
+              <w:bottom w:type="dxa" w:w="60"/>
+              <w:right w:type="dxa" w:w="100"/>
+            </w:tcMar>
+          </w:tcPr>
+          <w:p>
+            <w:r>
+              <w:rPr>
+                <w:color w:val="1E1E2E"/>
+                <w:sz w:val="18"/>
+                <w:szCs w:val="18"/>
+              </w:rPr>
+              <w:t xml:space="preserve">`name`</w:t>
+            </w:r>
+          </w:p>
+        </w:tc>
+        <w:tc>
+          <w:tcPr>
+            <w:shd w:color="F9FAFB" w:val="solid"/>
+            <w:tcMar>
+              <w:top w:type="dxa" w:w="60"/>
+              <w:left w:type="dxa" w:w="100"/>
+              <w:bottom w:type="dxa" w:w="60"/>
+              <w:right w:type="dxa" w:w="100"/>
+            </w:tcMar>
+          </w:tcPr>
+          <w:p>
+            <w:r>
+              <w:rPr>
+                <w:color w:val="1E1E2E"/>
+                <w:sz w:val="18"/>
+                <w:szCs w:val="18"/>
+              </w:rPr>
+              <w:t xml:space="preserve">string</w:t>
+            </w:r>
+          </w:p>
+        </w:tc>
+        <w:tc>
+          <w:tcPr>
+            <w:shd w:color="F9FAFB" w:val="solid"/>
+            <w:tcMar>
+              <w:top w:type="dxa" w:w="60"/>
+              <w:left w:type="dxa" w:w="100"/>
+              <w:bottom w:type="dxa" w:w="60"/>
+              <w:right w:type="dxa" w:w="100"/>
+            </w:tcMar>
+          </w:tcPr>
+          <w:p>
+            <w:r>
+              <w:rPr>
+                <w:color w:val="1E1E2E"/>
+                <w:sz w:val="18"/>
+                <w:szCs w:val="18"/>
+              </w:rPr>
+              <w:t xml:space="preserve">Yes</w:t>
+            </w:r>
+          </w:p>
+        </w:tc>
+        <w:tc>
+          <w:tcPr>
+            <w:shd w:color="F9FAFB" w:val="solid"/>
+            <w:tcMar>
+              <w:top w:type="dxa" w:w="60"/>
+              <w:left w:type="dxa" w:w="100"/>
+              <w:bottom w:type="dxa" w:w="60"/>
+              <w:right w:type="dxa" w:w="100"/>
+            </w:tcMar>
+          </w:tcPr>
+          <w:p>
+            <w:r>
+              <w:rPr>
+                <w:color w:val="1E1E2E"/>
+                <w:sz w:val="18"/>
+                <w:szCs w:val="18"/>
+              </w:rPr>
+              <w:t xml:space="preserve">Service name</w:t>
+            </w:r>
+          </w:p>
+        </w:tc>
+      </w:tr>
+      <w:tr>
+        <w:tc>
+          <w:tcPr>
+            <w:shd w:color="FFFFFF" w:val="solid"/>
+            <w:tcMar>
+              <w:top w:type="dxa" w:w="60"/>
+              <w:left w:type="dxa" w:w="100"/>
+              <w:bottom w:type="dxa" w:w="60"/>
+              <w:right w:type="dxa" w:w="100"/>
+            </w:tcMar>
+          </w:tcPr>
+          <w:p>
+            <w:r>
+              <w:rPr>
+                <w:color w:val="1E1E2E"/>
+                <w:sz w:val="18"/>
+                <w:szCs w:val="18"/>
+              </w:rPr>
+              <w:t xml:space="preserve">`description`</w:t>
+            </w:r>
+          </w:p>
+        </w:tc>
+        <w:tc>
+          <w:tcPr>
+            <w:shd w:color="FFFFFF" w:val="solid"/>
+            <w:tcMar>
+              <w:top w:type="dxa" w:w="60"/>
+              <w:left w:type="dxa" w:w="100"/>
+              <w:bottom w:type="dxa" w:w="60"/>
+              <w:right w:type="dxa" w:w="100"/>
+            </w:tcMar>
+          </w:tcPr>
+          <w:p>
+            <w:r>
+              <w:rPr>
+                <w:color w:val="1E1E2E"/>
+                <w:sz w:val="18"/>
+                <w:szCs w:val="18"/>
+              </w:rPr>
+              <w:t xml:space="preserve">string</w:t>
+            </w:r>
+          </w:p>
+        </w:tc>
+        <w:tc>
+          <w:tcPr>
+            <w:shd w:color="FFFFFF" w:val="solid"/>
+            <w:tcMar>
+              <w:top w:type="dxa" w:w="60"/>
+              <w:left w:type="dxa" w:w="100"/>
+              <w:bottom w:type="dxa" w:w="60"/>
+              <w:right w:type="dxa" w:w="100"/>
+            </w:tcMar>
+          </w:tcPr>
+          <w:p>
+            <w:r>
+              <w:rPr>
+                <w:color w:val="1E1E2E"/>
+                <w:sz w:val="18"/>
+                <w:szCs w:val="18"/>
+              </w:rPr>
+              <w:t xml:space="preserve">No</w:t>
+            </w:r>
+          </w:p>
+        </w:tc>
+        <w:tc>
+          <w:tcPr>
+            <w:shd w:color="FFFFFF" w:val="solid"/>
+            <w:tcMar>
+              <w:top w:type="dxa" w:w="60"/>
+              <w:left w:type="dxa" w:w="100"/>
+              <w:bottom w:type="dxa" w:w="60"/>
+              <w:right w:type="dxa" w:w="100"/>
+            </w:tcMar>
+          </w:tcPr>
+          <w:p>
+            <w:r>
+              <w:rPr>
+                <w:color w:val="1E1E2E"/>
+                <w:sz w:val="18"/>
+                <w:szCs w:val="18"/>
+              </w:rPr>
+              <w:t xml:space="preserve">What the service does</w:t>
+            </w:r>
+          </w:p>
+        </w:tc>
+      </w:tr>
+      <w:tr>
+        <w:tc>
+          <w:tcPr>
+            <w:shd w:color="F9FAFB" w:val="solid"/>
+            <w:tcMar>
+              <w:top w:type="dxa" w:w="60"/>
+              <w:left w:type="dxa" w:w="100"/>
+              <w:bottom w:type="dxa" w:w="60"/>
+              <w:right w:type="dxa" w:w="100"/>
+            </w:tcMar>
+          </w:tcPr>
+          <w:p>
+            <w:r>
+              <w:rPr>
+                <w:color w:val="1E1E2E"/>
+                <w:sz w:val="18"/>
+                <w:szCs w:val="18"/>
+              </w:rPr>
+              <w:t xml:space="preserve">`url`</w:t>
+            </w:r>
+          </w:p>
+        </w:tc>
+        <w:tc>
+          <w:tcPr>
+            <w:shd w:color="F9FAFB" w:val="solid"/>
+            <w:tcMar>
+              <w:top w:type="dxa" w:w="60"/>
+              <w:left w:type="dxa" w:w="100"/>
+              <w:bottom w:type="dxa" w:w="60"/>
+              <w:right w:type="dxa" w:w="100"/>
+            </w:tcMar>
+          </w:tcPr>
+          <w:p>
+            <w:r>
+              <w:rPr>
+                <w:color w:val="1E1E2E"/>
+                <w:sz w:val="18"/>
+                <w:szCs w:val="18"/>
+              </w:rPr>
+              <w:t xml:space="preserve">string</w:t>
+            </w:r>
+          </w:p>
+        </w:tc>
+        <w:tc>
+          <w:tcPr>
+            <w:shd w:color="F9FAFB" w:val="solid"/>
+            <w:tcMar>
+              <w:top w:type="dxa" w:w="60"/>
+              <w:left w:type="dxa" w:w="100"/>
+              <w:bottom w:type="dxa" w:w="60"/>
+              <w:right w:type="dxa" w:w="100"/>
+            </w:tcMar>
+          </w:tcPr>
+          <w:p>
+            <w:r>
+              <w:rPr>
+                <w:color w:val="1E1E2E"/>
+                <w:sz w:val="18"/>
+                <w:szCs w:val="18"/>
+              </w:rPr>
+              <w:t xml:space="preserve">No</w:t>
+            </w:r>
+          </w:p>
+        </w:tc>
+        <w:tc>
+          <w:tcPr>
+            <w:shd w:color="F9FAFB" w:val="solid"/>
+            <w:tcMar>
+              <w:top w:type="dxa" w:w="60"/>
+              <w:left w:type="dxa" w:w="100"/>
+              <w:bottom w:type="dxa" w:w="60"/>
+              <w:right w:type="dxa" w:w="100"/>
+            </w:tcMar>
+          </w:tcPr>
+          <w:p>
+            <w:r>
+              <w:rPr>
+                <w:color w:val="1E1E2E"/>
+                <w:sz w:val="18"/>
+                <w:szCs w:val="18"/>
+              </w:rPr>
+              <w:t xml:space="preserve">Service URL</w:t>
+            </w:r>
+          </w:p>
+        </w:tc>
+      </w:tr>
+      <w:tr>
+        <w:tc>
+          <w:tcPr>
+            <w:shd w:color="FFFFFF" w:val="solid"/>
+            <w:tcMar>
+              <w:top w:type="dxa" w:w="60"/>
+              <w:left w:type="dxa" w:w="100"/>
+              <w:bottom w:type="dxa" w:w="60"/>
+              <w:right w:type="dxa" w:w="100"/>
+            </w:tcMar>
+          </w:tcPr>
+          <w:p>
+            <w:r>
+              <w:rPr>
+                <w:color w:val="1E1E2E"/>
+                <w:sz w:val="18"/>
+                <w:szCs w:val="18"/>
+              </w:rPr>
+              <w:t xml:space="preserve">`status`</w:t>
+            </w:r>
+          </w:p>
+        </w:tc>
+        <w:tc>
+          <w:tcPr>
+            <w:shd w:color="FFFFFF" w:val="solid"/>
+            <w:tcMar>
+              <w:top w:type="dxa" w:w="60"/>
+              <w:left w:type="dxa" w:w="100"/>
+              <w:bottom w:type="dxa" w:w="60"/>
+              <w:right w:type="dxa" w:w="100"/>
+            </w:tcMar>
+          </w:tcPr>
+          <w:p>
+            <w:r>
+              <w:rPr>
+                <w:color w:val="1E1E2E"/>
+                <w:sz w:val="18"/>
+                <w:szCs w:val="18"/>
+              </w:rPr>
+              <w:t xml:space="preserve">string</w:t>
+            </w:r>
+          </w:p>
+        </w:tc>
+        <w:tc>
+          <w:tcPr>
+            <w:shd w:color="FFFFFF" w:val="solid"/>
+            <w:tcMar>
+              <w:top w:type="dxa" w:w="60"/>
+              <w:left w:type="dxa" w:w="100"/>
+              <w:bottom w:type="dxa" w:w="60"/>
+              <w:right w:type="dxa" w:w="100"/>
+            </w:tcMar>
+          </w:tcPr>
+          <w:p>
+            <w:r>
+              <w:rPr>
+                <w:color w:val="1E1E2E"/>
+                <w:sz w:val="18"/>
+                <w:szCs w:val="18"/>
+              </w:rPr>
+              <w:t xml:space="preserve">No</w:t>
+            </w:r>
+          </w:p>
+        </w:tc>
+        <w:tc>
+          <w:tcPr>
+            <w:shd w:color="FFFFFF" w:val="solid"/>
+            <w:tcMar>
+              <w:top w:type="dxa" w:w="60"/>
+              <w:left w:type="dxa" w:w="100"/>
+              <w:bottom w:type="dxa" w:w="60"/>
+              <w:right w:type="dxa" w:w="100"/>
+            </w:tcMar>
+          </w:tcPr>
+          <w:p>
+            <w:r>
+              <w:rPr>
+                <w:color w:val="1E1E2E"/>
+                <w:sz w:val="18"/>
+                <w:szCs w:val="18"/>
+              </w:rPr>
+              <w:t xml:space="preserve">active | evaluating | cancelled</w:t>
+            </w:r>
+          </w:p>
+        </w:tc>
+      </w:tr>
+      <w:tr>
+        <w:tc>
+          <w:tcPr>
+            <w:shd w:color="F9FAFB" w:val="solid"/>
+            <w:tcMar>
+              <w:top w:type="dxa" w:w="60"/>
+              <w:left w:type="dxa" w:w="100"/>
+              <w:bottom w:type="dxa" w:w="60"/>
+              <w:right w:type="dxa" w:w="100"/>
+            </w:tcMar>
+          </w:tcPr>
+          <w:p>
+            <w:r>
+              <w:rPr>
+                <w:color w:val="1E1E2E"/>
+                <w:sz w:val="18"/>
+                <w:szCs w:val="18"/>
+              </w:rPr>
+              <w:t xml:space="preserve">`cost`</w:t>
+            </w:r>
+          </w:p>
+        </w:tc>
+        <w:tc>
+          <w:tcPr>
+            <w:shd w:color="F9FAFB" w:val="solid"/>
+            <w:tcMar>
+              <w:top w:type="dxa" w:w="60"/>
+              <w:left w:type="dxa" w:w="100"/>
+              <w:bottom w:type="dxa" w:w="60"/>
+              <w:right w:type="dxa" w:w="100"/>
+            </w:tcMar>
+          </w:tcPr>
+          <w:p>
+            <w:r>
+              <w:rPr>
+                <w:color w:val="1E1E2E"/>
+                <w:sz w:val="18"/>
+                <w:szCs w:val="18"/>
+              </w:rPr>
+              <w:t xml:space="preserve">string</w:t>
+            </w:r>
+          </w:p>
+        </w:tc>
+        <w:tc>
+          <w:tcPr>
+            <w:shd w:color="F9FAFB" w:val="solid"/>
+            <w:tcMar>
+              <w:top w:type="dxa" w:w="60"/>
+              <w:left w:type="dxa" w:w="100"/>
+              <w:bottom w:type="dxa" w:w="60"/>
+              <w:right w:type="dxa" w:w="100"/>
+            </w:tcMar>
+          </w:tcPr>
+          <w:p>
+            <w:r>
+              <w:rPr>
+                <w:color w:val="1E1E2E"/>
+                <w:sz w:val="18"/>
+                <w:szCs w:val="18"/>
+              </w:rPr>
+              <w:t xml:space="preserve">No</w:t>
+            </w:r>
+          </w:p>
+        </w:tc>
+        <w:tc>
+          <w:tcPr>
+            <w:shd w:color="F9FAFB" w:val="solid"/>
+            <w:tcMar>
+              <w:top w:type="dxa" w:w="60"/>
+              <w:left w:type="dxa" w:w="100"/>
+              <w:bottom w:type="dxa" w:w="60"/>
+              <w:right w:type="dxa" w:w="100"/>
+            </w:tcMar>
+          </w:tcPr>
+          <w:p>
+            <w:r>
+              <w:rPr>
+                <w:color w:val="1E1E2E"/>
+                <w:sz w:val="18"/>
+                <w:szCs w:val="18"/>
+              </w:rPr>
+              <w:t xml:space="preserve">Monthly cost or pricing</w:t>
+            </w:r>
+          </w:p>
+        </w:tc>
+      </w:tr>
+      <w:tr>
+        <w:tc>
+          <w:tcPr>
+            <w:shd w:color="FFFFFF" w:val="solid"/>
+            <w:tcMar>
+              <w:top w:type="dxa" w:w="60"/>
+              <w:left w:type="dxa" w:w="100"/>
+              <w:bottom w:type="dxa" w:w="60"/>
+              <w:right w:type="dxa" w:w="100"/>
+            </w:tcMar>
+          </w:tcPr>
+          <w:p>
+            <w:r>
+              <w:rPr>
+                <w:color w:val="1E1E2E"/>
+                <w:sz w:val="18"/>
+                <w:szCs w:val="18"/>
+              </w:rPr>
+              <w:t xml:space="preserve">`category`</w:t>
+            </w:r>
+          </w:p>
+        </w:tc>
+        <w:tc>
+          <w:tcPr>
+            <w:shd w:color="FFFFFF" w:val="solid"/>
+            <w:tcMar>
+              <w:top w:type="dxa" w:w="60"/>
+              <w:left w:type="dxa" w:w="100"/>
+              <w:bottom w:type="dxa" w:w="60"/>
+              <w:right w:type="dxa" w:w="100"/>
+            </w:tcMar>
+          </w:tcPr>
+          <w:p>
+            <w:r>
+              <w:rPr>
+                <w:color w:val="1E1E2E"/>
+                <w:sz w:val="18"/>
+                <w:szCs w:val="18"/>
+              </w:rPr>
+              <w:t xml:space="preserve">string</w:t>
+            </w:r>
+          </w:p>
+        </w:tc>
+        <w:tc>
+          <w:tcPr>
+            <w:shd w:color="FFFFFF" w:val="solid"/>
+            <w:tcMar>
+              <w:top w:type="dxa" w:w="60"/>
+              <w:left w:type="dxa" w:w="100"/>
+              <w:bottom w:type="dxa" w:w="60"/>
+              <w:right w:type="dxa" w:w="100"/>
+            </w:tcMar>
+          </w:tcPr>
+          <w:p>
+            <w:r>
+              <w:rPr>
+                <w:color w:val="1E1E2E"/>
+                <w:sz w:val="18"/>
+                <w:szCs w:val="18"/>
+              </w:rPr>
+              <w:t xml:space="preserve">No</w:t>
+            </w:r>
+          </w:p>
+        </w:tc>
+        <w:tc>
+          <w:tcPr>
+            <w:shd w:color="FFFFFF" w:val="solid"/>
+            <w:tcMar>
+              <w:top w:type="dxa" w:w="60"/>
+              <w:left w:type="dxa" w:w="100"/>
+              <w:bottom w:type="dxa" w:w="60"/>
+              <w:right w:type="dxa" w:w="100"/>
+            </w:tcMar>
+          </w:tcPr>
+          <w:p>
+            <w:r>
+              <w:rPr>
+                <w:color w:val="1E1E2E"/>
+                <w:sz w:val="18"/>
+                <w:szCs w:val="18"/>
+              </w:rPr>
+              <w:t xml:space="preserve">Grouping label</w:t>
+            </w:r>
+          </w:p>
+        </w:tc>
+      </w:tr>
+    </w:tbl>
+    <w:p>
+      <w:pPr>
+        <w:pBdr>
+          <w:bottom w:val="single" w:color="E5E7EB" w:sz="1"/>
+        </w:pBdr>
+        <w:spacing w:after="160" w:before="160"/>
+      </w:pPr>
+    </w:p>
+    <w:p>
+      <w:pPr>
+        <w:pStyle w:val="Heading1"/>
+        <w:spacing w:after="160" w:before="400"/>
+        <w:rPr>
+          <w:b/>
+          <w:bCs/>
+          <w:color w:val="1E1E2E"/>
+        </w:rPr>
+      </w:pPr>
+      <w:r>
+        <w:t xml:space="preserve">9. Portfolio</w:t>
+      </w:r>
+    </w:p>
+    <w:p>
+      <w:pPr>
+        <w:pStyle w:val="Heading2"/>
+        <w:spacing w:after="120" w:before="320"/>
+        <w:rPr>
+          <w:color w:val="6366F1"/>
+        </w:rPr>
+      </w:pPr>
+      <w:r>
+        <w:t xml:space="preserve">List / Create / Update / Delete</w:t>
+      </w:r>
+    </w:p>
+    <w:p>
+      <w:pPr>
+        <w:spacing w:after="80" w:before="160"/>
+      </w:pPr>
+      <w:r>
+        <w:rPr>
+          <w:b/>
+          <w:bCs/>
+          <w:color w:val="FFFFFF"/>
+          <w:sz w:val="18"/>
+          <w:szCs w:val="18"/>
+          <w:shd w:color="059669" w:val="solid"/>
+        </w:rPr>
+        <w:t xml:space="preserve"> GET </w:t>
+      </w:r>
+      <w:r>
+        <w:rPr>
+          <w:rFonts w:ascii="Courier New" w:cs="Courier New" w:eastAsia="Courier New" w:hAnsi="Courier New"/>
+          <w:color w:val="1E1E2E"/>
+          <w:sz w:val="20"/>
+          <w:szCs w:val="20"/>
+        </w:rPr>
+        <w:t xml:space="preserve">  /api/portfolio</w:t>
+      </w:r>
+    </w:p>
+    <w:p>
+      <w:pPr>
+        <w:spacing w:after="80" w:before="160"/>
+      </w:pPr>
+      <w:r>
+        <w:rPr>
+          <w:b/>
+          <w:bCs/>
+          <w:color w:val="FFFFFF"/>
+          <w:sz w:val="18"/>
+          <w:szCs w:val="18"/>
+          <w:shd w:color="2563EB" w:val="solid"/>
+        </w:rPr>
+        <w:t xml:space="preserve"> POST </w:t>
+      </w:r>
+      <w:r>
+        <w:rPr>
+          <w:rFonts w:ascii="Courier New" w:cs="Courier New" w:eastAsia="Courier New" w:hAnsi="Courier New"/>
+          <w:color w:val="1E1E2E"/>
+          <w:sz w:val="20"/>
+          <w:szCs w:val="20"/>
+        </w:rPr>
+        <w:t xml:space="preserve">  /api/portfolio</w:t>
+      </w:r>
+    </w:p>
+    <w:p>
+      <w:pPr>
+        <w:spacing w:after="80" w:before="160"/>
+      </w:pPr>
+      <w:r>
+        <w:rPr>
+          <w:b/>
+          <w:bCs/>
+          <w:color w:val="FFFFFF"/>
+          <w:sz w:val="18"/>
+          <w:szCs w:val="18"/>
+          <w:shd w:color="D97706" w:val="solid"/>
+        </w:rPr>
+        <w:t xml:space="preserve"> PATCH </w:t>
+      </w:r>
+      <w:r>
+        <w:rPr>
+          <w:rFonts w:ascii="Courier New" w:cs="Courier New" w:eastAsia="Courier New" w:hAnsi="Courier New"/>
+          <w:color w:val="1E1E2E"/>
+          <w:sz w:val="20"/>
+          <w:szCs w:val="20"/>
+        </w:rPr>
+        <w:t xml:space="preserve">  /api/portfolio/:id</w:t>
+      </w:r>
+    </w:p>
+    <w:p>
+      <w:pPr>
+        <w:spacing w:after="80" w:before="160"/>
+      </w:pPr>
+      <w:r>
+        <w:rPr>
+          <w:b/>
+          <w:bCs/>
+          <w:color w:val="FFFFFF"/>
+          <w:sz w:val="18"/>
+          <w:szCs w:val="18"/>
+          <w:shd w:color="DC2626" w:val="solid"/>
+        </w:rPr>
+        <w:t xml:space="preserve"> DELETE </w:t>
+      </w:r>
+      <w:r>
+        <w:rPr>
+          <w:rFonts w:ascii="Courier New" w:cs="Courier New" w:eastAsia="Courier New" w:hAnsi="Courier New"/>
+          <w:color w:val="1E1E2E"/>
+          <w:sz w:val="20"/>
+          <w:szCs w:val="20"/>
+        </w:rPr>
+        <w:t xml:space="preserve">  /api/portfolio/:id</w:t>
+      </w:r>
+    </w:p>
+    <w:tbl>
+      <w:tblPr>
+        <w:tblW w:type="pct" w:w="100%"/>
+        <w:tblBorders>
+          <w:top w:val="single" w:color="auto" w:sz="4"/>
+          <w:left w:val="single" w:color="auto" w:sz="4"/>
+          <w:bottom w:val="single" w:color="auto" w:sz="4"/>
+          <w:right w:val="single" w:color="auto" w:sz="4"/>
+          <w:insideH w:val="single" w:color="auto" w:sz="4"/>
+          <w:insideV w:val="single" w:color="auto" w:sz="4"/>
+        </w:tblBorders>
+      </w:tblPr>
+      <w:tblGrid>
+        <w:gridCol w:w="100"/>
+        <w:gridCol w:w="100"/>
+        <w:gridCol w:w="100"/>
+        <w:gridCol w:w="100"/>
+      </w:tblGrid>
+      <w:tr>
+        <w:trPr>
+          <w:tblHeader/>
+        </w:trPr>
+        <w:tc>
+          <w:tcPr>
+            <w:shd w:color="6366F1" w:val="solid"/>
+            <w:tcMar>
+              <w:top w:type="dxa" w:w="60"/>
+              <w:left w:type="dxa" w:w="100"/>
+              <w:bottom w:type="dxa" w:w="60"/>
+              <w:right w:type="dxa" w:w="100"/>
+            </w:tcMar>
+          </w:tcPr>
+          <w:p>
+            <w:r>
+              <w:rPr>
+                <w:b/>
+                <w:bCs/>
+                <w:color w:val="FFFFFF"/>
+                <w:sz w:val="18"/>
+                <w:szCs w:val="18"/>
+              </w:rPr>
+              <w:t xml:space="preserve">Field</w:t>
+            </w:r>
+          </w:p>
+        </w:tc>
+        <w:tc>
+          <w:tcPr>
+            <w:shd w:color="6366F1" w:val="solid"/>
+            <w:tcMar>
+              <w:top w:type="dxa" w:w="60"/>
+              <w:left w:type="dxa" w:w="100"/>
+              <w:bottom w:type="dxa" w:w="60"/>
+              <w:right w:type="dxa" w:w="100"/>
+            </w:tcMar>
+          </w:tcPr>
+          <w:p>
+            <w:r>
+              <w:rPr>
+                <w:b/>
+                <w:bCs/>
+                <w:color w:val="FFFFFF"/>
+                <w:sz w:val="18"/>
+                <w:szCs w:val="18"/>
+              </w:rPr>
+              <w:t xml:space="preserve">Type</w:t>
+            </w:r>
+          </w:p>
+        </w:tc>
+        <w:tc>
+          <w:tcPr>
+            <w:shd w:color="6366F1" w:val="solid"/>
+            <w:tcMar>
+              <w:top w:type="dxa" w:w="60"/>
+              <w:left w:type="dxa" w:w="100"/>
+              <w:bottom w:type="dxa" w:w="60"/>
+              <w:right w:type="dxa" w:w="100"/>
+            </w:tcMar>
+          </w:tcPr>
+          <w:p>
+            <w:r>
+              <w:rPr>
+                <w:b/>
+                <w:bCs/>
+                <w:color w:val="FFFFFF"/>
+                <w:sz w:val="18"/>
+                <w:szCs w:val="18"/>
+              </w:rPr>
+              <w:t xml:space="preserve">Required</w:t>
+            </w:r>
+          </w:p>
+        </w:tc>
+        <w:tc>
+          <w:tcPr>
+            <w:shd w:color="6366F1" w:val="solid"/>
+            <w:tcMar>
+              <w:top w:type="dxa" w:w="60"/>
+              <w:left w:type="dxa" w:w="100"/>
+              <w:bottom w:type="dxa" w:w="60"/>
+              <w:right w:type="dxa" w:w="100"/>
+            </w:tcMar>
+          </w:tcPr>
+          <w:p>
+            <w:r>
+              <w:rPr>
+                <w:b/>
+                <w:bCs/>
+                <w:color w:val="FFFFFF"/>
+                <w:sz w:val="18"/>
+                <w:szCs w:val="18"/>
+              </w:rPr>
+              <w:t xml:space="preserve">Description</w:t>
+            </w:r>
+          </w:p>
+        </w:tc>
+      </w:tr>
+      <w:tr>
+        <w:tc>
+          <w:tcPr>
+            <w:shd w:color="F9FAFB" w:val="solid"/>
+            <w:tcMar>
+              <w:top w:type="dxa" w:w="60"/>
+              <w:left w:type="dxa" w:w="100"/>
+              <w:bottom w:type="dxa" w:w="60"/>
+              <w:right w:type="dxa" w:w="100"/>
+            </w:tcMar>
+          </w:tcPr>
+          <w:p>
+            <w:r>
+              <w:rPr>
+                <w:color w:val="1E1E2E"/>
+                <w:sz w:val="18"/>
+                <w:szCs w:val="18"/>
+              </w:rPr>
+              <w:t xml:space="preserve">`title`</w:t>
+            </w:r>
+          </w:p>
+        </w:tc>
+        <w:tc>
+          <w:tcPr>
+            <w:shd w:color="F9FAFB" w:val="solid"/>
+            <w:tcMar>
+              <w:top w:type="dxa" w:w="60"/>
+              <w:left w:type="dxa" w:w="100"/>
+              <w:bottom w:type="dxa" w:w="60"/>
+              <w:right w:type="dxa" w:w="100"/>
+            </w:tcMar>
+          </w:tcPr>
+          <w:p>
+            <w:r>
+              <w:rPr>
+                <w:color w:val="1E1E2E"/>
+                <w:sz w:val="18"/>
+                <w:szCs w:val="18"/>
+              </w:rPr>
+              <w:t xml:space="preserve">string</w:t>
+            </w:r>
+          </w:p>
+        </w:tc>
+        <w:tc>
+          <w:tcPr>
+            <w:shd w:color="F9FAFB" w:val="solid"/>
+            <w:tcMar>
+              <w:top w:type="dxa" w:w="60"/>
+              <w:left w:type="dxa" w:w="100"/>
+              <w:bottom w:type="dxa" w:w="60"/>
+              <w:right w:type="dxa" w:w="100"/>
+            </w:tcMar>
+          </w:tcPr>
+          <w:p>
+            <w:r>
+              <w:rPr>
+                <w:color w:val="1E1E2E"/>
+                <w:sz w:val="18"/>
+                <w:szCs w:val="18"/>
+              </w:rPr>
+              <w:t xml:space="preserve">Yes</w:t>
+            </w:r>
+          </w:p>
+        </w:tc>
+        <w:tc>
+          <w:tcPr>
+            <w:shd w:color="F9FAFB" w:val="solid"/>
+            <w:tcMar>
+              <w:top w:type="dxa" w:w="60"/>
+              <w:left w:type="dxa" w:w="100"/>
+              <w:bottom w:type="dxa" w:w="60"/>
+              <w:right w:type="dxa" w:w="100"/>
+            </w:tcMar>
+          </w:tcPr>
+          <w:p>
+            <w:r>
+              <w:rPr>
+                <w:color w:val="1E1E2E"/>
+                <w:sz w:val="18"/>
+                <w:szCs w:val="18"/>
+              </w:rPr>
+              <w:t xml:space="preserve">Project title</w:t>
+            </w:r>
+          </w:p>
+        </w:tc>
+      </w:tr>
+      <w:tr>
+        <w:tc>
+          <w:tcPr>
+            <w:shd w:color="FFFFFF" w:val="solid"/>
+            <w:tcMar>
+              <w:top w:type="dxa" w:w="60"/>
+              <w:left w:type="dxa" w:w="100"/>
+              <w:bottom w:type="dxa" w:w="60"/>
+              <w:right w:type="dxa" w:w="100"/>
+            </w:tcMar>
+          </w:tcPr>
+          <w:p>
+            <w:r>
+              <w:rPr>
+                <w:color w:val="1E1E2E"/>
+                <w:sz w:val="18"/>
+                <w:szCs w:val="18"/>
+              </w:rPr>
+              <w:t xml:space="preserve">`description`</w:t>
+            </w:r>
+          </w:p>
+        </w:tc>
+        <w:tc>
+          <w:tcPr>
+            <w:shd w:color="FFFFFF" w:val="solid"/>
+            <w:tcMar>
+              <w:top w:type="dxa" w:w="60"/>
+              <w:left w:type="dxa" w:w="100"/>
+              <w:bottom w:type="dxa" w:w="60"/>
+              <w:right w:type="dxa" w:w="100"/>
+            </w:tcMar>
+          </w:tcPr>
+          <w:p>
+            <w:r>
+              <w:rPr>
+                <w:color w:val="1E1E2E"/>
+                <w:sz w:val="18"/>
+                <w:szCs w:val="18"/>
+              </w:rPr>
+              <w:t xml:space="preserve">string</w:t>
+            </w:r>
+          </w:p>
+        </w:tc>
+        <w:tc>
+          <w:tcPr>
+            <w:shd w:color="FFFFFF" w:val="solid"/>
+            <w:tcMar>
+              <w:top w:type="dxa" w:w="60"/>
+              <w:left w:type="dxa" w:w="100"/>
+              <w:bottom w:type="dxa" w:w="60"/>
+              <w:right w:type="dxa" w:w="100"/>
+            </w:tcMar>
+          </w:tcPr>
+          <w:p>
+            <w:r>
+              <w:rPr>
+                <w:color w:val="1E1E2E"/>
+                <w:sz w:val="18"/>
+                <w:szCs w:val="18"/>
+              </w:rPr>
+              <w:t xml:space="preserve">No</w:t>
+            </w:r>
+          </w:p>
+        </w:tc>
+        <w:tc>
+          <w:tcPr>
+            <w:shd w:color="FFFFFF" w:val="solid"/>
+            <w:tcMar>
+              <w:top w:type="dxa" w:w="60"/>
+              <w:left w:type="dxa" w:w="100"/>
+              <w:bottom w:type="dxa" w:w="60"/>
+              <w:right w:type="dxa" w:w="100"/>
+            </w:tcMar>
+          </w:tcPr>
+          <w:p>
+            <w:r>
+              <w:rPr>
+                <w:color w:val="1E1E2E"/>
+                <w:sz w:val="18"/>
+                <w:szCs w:val="18"/>
+              </w:rPr>
+              <w:t xml:space="preserve">Project description</w:t>
+            </w:r>
+          </w:p>
+        </w:tc>
+      </w:tr>
+      <w:tr>
+        <w:tc>
+          <w:tcPr>
+            <w:shd w:color="F9FAFB" w:val="solid"/>
+            <w:tcMar>
+              <w:top w:type="dxa" w:w="60"/>
+              <w:left w:type="dxa" w:w="100"/>
+              <w:bottom w:type="dxa" w:w="60"/>
+              <w:right w:type="dxa" w:w="100"/>
+            </w:tcMar>
+          </w:tcPr>
+          <w:p>
+            <w:r>
+              <w:rPr>
+                <w:color w:val="1E1E2E"/>
+                <w:sz w:val="18"/>
+                <w:szCs w:val="18"/>
+              </w:rPr>
+              <w:t xml:space="preserve">`url`</w:t>
+            </w:r>
+          </w:p>
+        </w:tc>
+        <w:tc>
+          <w:tcPr>
+            <w:shd w:color="F9FAFB" w:val="solid"/>
+            <w:tcMar>
+              <w:top w:type="dxa" w:w="60"/>
+              <w:left w:type="dxa" w:w="100"/>
+              <w:bottom w:type="dxa" w:w="60"/>
+              <w:right w:type="dxa" w:w="100"/>
+            </w:tcMar>
+          </w:tcPr>
+          <w:p>
+            <w:r>
+              <w:rPr>
+                <w:color w:val="1E1E2E"/>
+                <w:sz w:val="18"/>
+                <w:szCs w:val="18"/>
+              </w:rPr>
+              <w:t xml:space="preserve">string</w:t>
+            </w:r>
+          </w:p>
+        </w:tc>
+        <w:tc>
+          <w:tcPr>
+            <w:shd w:color="F9FAFB" w:val="solid"/>
+            <w:tcMar>
+              <w:top w:type="dxa" w:w="60"/>
+              <w:left w:type="dxa" w:w="100"/>
+              <w:bottom w:type="dxa" w:w="60"/>
+              <w:right w:type="dxa" w:w="100"/>
+            </w:tcMar>
+          </w:tcPr>
+          <w:p>
+            <w:r>
+              <w:rPr>
+                <w:color w:val="1E1E2E"/>
+                <w:sz w:val="18"/>
+                <w:szCs w:val="18"/>
+              </w:rPr>
+              <w:t xml:space="preserve">No</w:t>
+            </w:r>
+          </w:p>
+        </w:tc>
+        <w:tc>
+          <w:tcPr>
+            <w:shd w:color="F9FAFB" w:val="solid"/>
+            <w:tcMar>
+              <w:top w:type="dxa" w:w="60"/>
+              <w:left w:type="dxa" w:w="100"/>
+              <w:bottom w:type="dxa" w:w="60"/>
+              <w:right w:type="dxa" w:w="100"/>
+            </w:tcMar>
+          </w:tcPr>
+          <w:p>
+            <w:r>
+              <w:rPr>
+                <w:color w:val="1E1E2E"/>
+                <w:sz w:val="18"/>
+                <w:szCs w:val="18"/>
+              </w:rPr>
+              <w:t xml:space="preserve">Live URL</w:t>
+            </w:r>
+          </w:p>
+        </w:tc>
+      </w:tr>
+      <w:tr>
+        <w:tc>
+          <w:tcPr>
+            <w:shd w:color="FFFFFF" w:val="solid"/>
+            <w:tcMar>
+              <w:top w:type="dxa" w:w="60"/>
+              <w:left w:type="dxa" w:w="100"/>
+              <w:bottom w:type="dxa" w:w="60"/>
+              <w:right w:type="dxa" w:w="100"/>
+            </w:tcMar>
+          </w:tcPr>
+          <w:p>
+            <w:r>
+              <w:rPr>
+                <w:color w:val="1E1E2E"/>
+                <w:sz w:val="18"/>
+                <w:szCs w:val="18"/>
+              </w:rPr>
+              <w:t xml:space="preserve">`repoUrl`</w:t>
+            </w:r>
+          </w:p>
+        </w:tc>
+        <w:tc>
+          <w:tcPr>
+            <w:shd w:color="FFFFFF" w:val="solid"/>
+            <w:tcMar>
+              <w:top w:type="dxa" w:w="60"/>
+              <w:left w:type="dxa" w:w="100"/>
+              <w:bottom w:type="dxa" w:w="60"/>
+              <w:right w:type="dxa" w:w="100"/>
+            </w:tcMar>
+          </w:tcPr>
+          <w:p>
+            <w:r>
+              <w:rPr>
+                <w:color w:val="1E1E2E"/>
+                <w:sz w:val="18"/>
+                <w:szCs w:val="18"/>
+              </w:rPr>
+              <w:t xml:space="preserve">string</w:t>
+            </w:r>
+          </w:p>
+        </w:tc>
+        <w:tc>
+          <w:tcPr>
+            <w:shd w:color="FFFFFF" w:val="solid"/>
+            <w:tcMar>
+              <w:top w:type="dxa" w:w="60"/>
+              <w:left w:type="dxa" w:w="100"/>
+              <w:bottom w:type="dxa" w:w="60"/>
+              <w:right w:type="dxa" w:w="100"/>
+            </w:tcMar>
+          </w:tcPr>
+          <w:p>
+            <w:r>
+              <w:rPr>
+                <w:color w:val="1E1E2E"/>
+                <w:sz w:val="18"/>
+                <w:szCs w:val="18"/>
+              </w:rPr>
+              <w:t xml:space="preserve">No</w:t>
+            </w:r>
+          </w:p>
+        </w:tc>
+        <w:tc>
+          <w:tcPr>
+            <w:shd w:color="FFFFFF" w:val="solid"/>
+            <w:tcMar>
+              <w:top w:type="dxa" w:w="60"/>
+              <w:left w:type="dxa" w:w="100"/>
+              <w:bottom w:type="dxa" w:w="60"/>
+              <w:right w:type="dxa" w:w="100"/>
+            </w:tcMar>
+          </w:tcPr>
+          <w:p>
+            <w:r>
+              <w:rPr>
+                <w:color w:val="1E1E2E"/>
+                <w:sz w:val="18"/>
+                <w:szCs w:val="18"/>
+              </w:rPr>
+              <w:t xml:space="preserve">GitHub repo URL</w:t>
+            </w:r>
+          </w:p>
+        </w:tc>
+      </w:tr>
+      <w:tr>
+        <w:tc>
+          <w:tcPr>
+            <w:shd w:color="F9FAFB" w:val="solid"/>
+            <w:tcMar>
+              <w:top w:type="dxa" w:w="60"/>
+              <w:left w:type="dxa" w:w="100"/>
+              <w:bottom w:type="dxa" w:w="60"/>
+              <w:right w:type="dxa" w:w="100"/>
+            </w:tcMar>
+          </w:tcPr>
+          <w:p>
+            <w:r>
+              <w:rPr>
                 <w:color w:val="1E1E2E"/>
                 <w:sz w:val="18"/>
                 <w:szCs w:val="18"/>

--- a/API_Documentation.docx
+++ b/API_Documentation.docx
@@ -7067,7 +7067,20 @@
         </w:rPr>
       </w:pPr>
       <w:r>
-        <w:t xml:space="preserve">8. Services</w:t>
+        <w:t xml:space="preserve">8. Ideas</w:t>
+      </w:r>
+    </w:p>
+    <w:p>
+      <w:pPr>
+        <w:spacing w:after="80" w:before="40"/>
+      </w:pPr>
+      <w:r>
+        <w:rPr>
+          <w:color w:val="374151"/>
+          <w:sz w:val="20"/>
+          <w:szCs w:val="20"/>
+        </w:rPr>
+        <w:t xml:space="preserve">Fully customizable idea board with status, priority, category, tags, color, and pin support.</w:t>
       </w:r>
     </w:p>
     <w:p>
@@ -7079,7 +7092,7 @@
         </w:rPr>
       </w:pPr>
       <w:r>
-        <w:t xml:space="preserve">List / Create / Update / Delete</w:t>
+        <w:t xml:space="preserve">List ideas</w:t>
       </w:r>
     </w:p>
     <w:p>
@@ -7104,82 +7117,35 @@
           <w:sz w:val="20"/>
           <w:szCs w:val="20"/>
         </w:rPr>
-        <w:t xml:space="preserve">  /api/services</w:t>
-      </w:r>
-    </w:p>
-    <w:p>
-      <w:pPr>
-        <w:spacing w:after="80" w:before="160"/>
+        <w:t xml:space="preserve">  /api/ideas</w:t>
+      </w:r>
+    </w:p>
+    <w:p>
+      <w:pPr>
+        <w:spacing w:after="80" w:before="40"/>
+      </w:pPr>
+      <w:r>
+        <w:rPr>
+          <w:color w:val="374151"/>
+          <w:sz w:val="20"/>
+          <w:szCs w:val="20"/>
+        </w:rPr>
+        <w:t xml:space="preserve">Returns all ideas ordered by pinned desc, then updatedAt desc.</w:t>
+      </w:r>
+    </w:p>
+    <w:p>
+      <w:pPr>
+        <w:spacing w:after="80" w:before="240"/>
       </w:pPr>
       <w:r>
         <w:rPr>
           <w:b/>
           <w:bCs/>
-          <w:color w:val="FFFFFF"/>
-          <w:sz w:val="18"/>
-          <w:szCs w:val="18"/>
-          <w:shd w:color="2563EB" w:val="solid"/>
-        </w:rPr>
-        <w:t xml:space="preserve"> POST </w:t>
-      </w:r>
-      <w:r>
-        <w:rPr>
-          <w:rFonts w:ascii="Courier New" w:cs="Courier New" w:eastAsia="Courier New" w:hAnsi="Courier New"/>
           <w:color w:val="1E1E2E"/>
-          <w:sz w:val="20"/>
-          <w:szCs w:val="20"/>
-        </w:rPr>
-        <w:t xml:space="preserve">  /api/services</w:t>
-      </w:r>
-    </w:p>
-    <w:p>
-      <w:pPr>
-        <w:spacing w:after="80" w:before="160"/>
-      </w:pPr>
-      <w:r>
-        <w:rPr>
-          <w:b/>
-          <w:bCs/>
-          <w:color w:val="FFFFFF"/>
-          <w:sz w:val="18"/>
-          <w:szCs w:val="18"/>
-          <w:shd w:color="D97706" w:val="solid"/>
-        </w:rPr>
-        <w:t xml:space="preserve"> PATCH </w:t>
-      </w:r>
-      <w:r>
-        <w:rPr>
-          <w:rFonts w:ascii="Courier New" w:cs="Courier New" w:eastAsia="Courier New" w:hAnsi="Courier New"/>
-          <w:color w:val="1E1E2E"/>
-          <w:sz w:val="20"/>
-          <w:szCs w:val="20"/>
-        </w:rPr>
-        <w:t xml:space="preserve">  /api/services/:id</w:t>
-      </w:r>
-    </w:p>
-    <w:p>
-      <w:pPr>
-        <w:spacing w:after="80" w:before="160"/>
-      </w:pPr>
-      <w:r>
-        <w:rPr>
-          <w:b/>
-          <w:bCs/>
-          <w:color w:val="FFFFFF"/>
-          <w:sz w:val="18"/>
-          <w:szCs w:val="18"/>
-          <w:shd w:color="DC2626" w:val="solid"/>
-        </w:rPr>
-        <w:t xml:space="preserve"> DELETE </w:t>
-      </w:r>
-      <w:r>
-        <w:rPr>
-          <w:rFonts w:ascii="Courier New" w:cs="Courier New" w:eastAsia="Courier New" w:hAnsi="Courier New"/>
-          <w:color w:val="1E1E2E"/>
-          <w:sz w:val="20"/>
-          <w:szCs w:val="20"/>
-        </w:rPr>
-        <w:t xml:space="preserve">  /api/services/:id</w:t>
+          <w:sz w:val="22"/>
+          <w:szCs w:val="22"/>
+        </w:rPr>
+        <w:t xml:space="preserve">Query parameters</w:t>
       </w:r>
     </w:p>
     <w:tbl>
@@ -7315,7 +7281,7 @@
                 <w:sz w:val="18"/>
                 <w:szCs w:val="18"/>
               </w:rPr>
-              <w:t xml:space="preserve">`name`</w:t>
+              <w:t xml:space="preserve">`category`</w:t>
             </w:r>
           </w:p>
         </w:tc>
@@ -7357,28 +7323,28 @@
                 <w:sz w:val="18"/>
                 <w:szCs w:val="18"/>
               </w:rPr>
-              <w:t xml:space="preserve">Yes</w:t>
-            </w:r>
-          </w:p>
-        </w:tc>
-        <w:tc>
-          <w:tcPr>
-            <w:shd w:color="F9FAFB" w:val="solid"/>
-            <w:tcMar>
-              <w:top w:type="dxa" w:w="60"/>
-              <w:left w:type="dxa" w:w="100"/>
-              <w:bottom w:type="dxa" w:w="60"/>
-              <w:right w:type="dxa" w:w="100"/>
-            </w:tcMar>
-          </w:tcPr>
-          <w:p>
-            <w:r>
-              <w:rPr>
-                <w:color w:val="1E1E2E"/>
-                <w:sz w:val="18"/>
-                <w:szCs w:val="18"/>
-              </w:rPr>
-              <w:t xml:space="preserve">Service name</w:t>
+              <w:t xml:space="preserve">No</w:t>
+            </w:r>
+          </w:p>
+        </w:tc>
+        <w:tc>
+          <w:tcPr>
+            <w:shd w:color="F9FAFB" w:val="solid"/>
+            <w:tcMar>
+              <w:top w:type="dxa" w:w="60"/>
+              <w:left w:type="dxa" w:w="100"/>
+              <w:bottom w:type="dxa" w:w="60"/>
+              <w:right w:type="dxa" w:w="100"/>
+            </w:tcMar>
+          </w:tcPr>
+          <w:p>
+            <w:r>
+              <w:rPr>
+                <w:color w:val="1E1E2E"/>
+                <w:sz w:val="18"/>
+                <w:szCs w:val="18"/>
+              </w:rPr>
+              <w:t xml:space="preserve">Filter by category name</w:t>
             </w:r>
           </w:p>
         </w:tc>
@@ -7401,7 +7367,7 @@
                 <w:sz w:val="18"/>
                 <w:szCs w:val="18"/>
               </w:rPr>
-              <w:t xml:space="preserve">`description`</w:t>
+              <w:t xml:space="preserve">`status`</w:t>
             </w:r>
           </w:p>
         </w:tc>
@@ -7464,351 +7430,7 @@
                 <w:sz w:val="18"/>
                 <w:szCs w:val="18"/>
               </w:rPr>
-              <w:t xml:space="preserve">What the service does</w:t>
-            </w:r>
-          </w:p>
-        </w:tc>
-      </w:tr>
-      <w:tr>
-        <w:tc>
-          <w:tcPr>
-            <w:shd w:color="F9FAFB" w:val="solid"/>
-            <w:tcMar>
-              <w:top w:type="dxa" w:w="60"/>
-              <w:left w:type="dxa" w:w="100"/>
-              <w:bottom w:type="dxa" w:w="60"/>
-              <w:right w:type="dxa" w:w="100"/>
-            </w:tcMar>
-          </w:tcPr>
-          <w:p>
-            <w:r>
-              <w:rPr>
-                <w:color w:val="1E1E2E"/>
-                <w:sz w:val="18"/>
-                <w:szCs w:val="18"/>
-              </w:rPr>
-              <w:t xml:space="preserve">`url`</w:t>
-            </w:r>
-          </w:p>
-        </w:tc>
-        <w:tc>
-          <w:tcPr>
-            <w:shd w:color="F9FAFB" w:val="solid"/>
-            <w:tcMar>
-              <w:top w:type="dxa" w:w="60"/>
-              <w:left w:type="dxa" w:w="100"/>
-              <w:bottom w:type="dxa" w:w="60"/>
-              <w:right w:type="dxa" w:w="100"/>
-            </w:tcMar>
-          </w:tcPr>
-          <w:p>
-            <w:r>
-              <w:rPr>
-                <w:color w:val="1E1E2E"/>
-                <w:sz w:val="18"/>
-                <w:szCs w:val="18"/>
-              </w:rPr>
-              <w:t xml:space="preserve">string</w:t>
-            </w:r>
-          </w:p>
-        </w:tc>
-        <w:tc>
-          <w:tcPr>
-            <w:shd w:color="F9FAFB" w:val="solid"/>
-            <w:tcMar>
-              <w:top w:type="dxa" w:w="60"/>
-              <w:left w:type="dxa" w:w="100"/>
-              <w:bottom w:type="dxa" w:w="60"/>
-              <w:right w:type="dxa" w:w="100"/>
-            </w:tcMar>
-          </w:tcPr>
-          <w:p>
-            <w:r>
-              <w:rPr>
-                <w:color w:val="1E1E2E"/>
-                <w:sz w:val="18"/>
-                <w:szCs w:val="18"/>
-              </w:rPr>
-              <w:t xml:space="preserve">No</w:t>
-            </w:r>
-          </w:p>
-        </w:tc>
-        <w:tc>
-          <w:tcPr>
-            <w:shd w:color="F9FAFB" w:val="solid"/>
-            <w:tcMar>
-              <w:top w:type="dxa" w:w="60"/>
-              <w:left w:type="dxa" w:w="100"/>
-              <w:bottom w:type="dxa" w:w="60"/>
-              <w:right w:type="dxa" w:w="100"/>
-            </w:tcMar>
-          </w:tcPr>
-          <w:p>
-            <w:r>
-              <w:rPr>
-                <w:color w:val="1E1E2E"/>
-                <w:sz w:val="18"/>
-                <w:szCs w:val="18"/>
-              </w:rPr>
-              <w:t xml:space="preserve">Service URL</w:t>
-            </w:r>
-          </w:p>
-        </w:tc>
-      </w:tr>
-      <w:tr>
-        <w:tc>
-          <w:tcPr>
-            <w:shd w:color="FFFFFF" w:val="solid"/>
-            <w:tcMar>
-              <w:top w:type="dxa" w:w="60"/>
-              <w:left w:type="dxa" w:w="100"/>
-              <w:bottom w:type="dxa" w:w="60"/>
-              <w:right w:type="dxa" w:w="100"/>
-            </w:tcMar>
-          </w:tcPr>
-          <w:p>
-            <w:r>
-              <w:rPr>
-                <w:color w:val="1E1E2E"/>
-                <w:sz w:val="18"/>
-                <w:szCs w:val="18"/>
-              </w:rPr>
-              <w:t xml:space="preserve">`status`</w:t>
-            </w:r>
-          </w:p>
-        </w:tc>
-        <w:tc>
-          <w:tcPr>
-            <w:shd w:color="FFFFFF" w:val="solid"/>
-            <w:tcMar>
-              <w:top w:type="dxa" w:w="60"/>
-              <w:left w:type="dxa" w:w="100"/>
-              <w:bottom w:type="dxa" w:w="60"/>
-              <w:right w:type="dxa" w:w="100"/>
-            </w:tcMar>
-          </w:tcPr>
-          <w:p>
-            <w:r>
-              <w:rPr>
-                <w:color w:val="1E1E2E"/>
-                <w:sz w:val="18"/>
-                <w:szCs w:val="18"/>
-              </w:rPr>
-              <w:t xml:space="preserve">string</w:t>
-            </w:r>
-          </w:p>
-        </w:tc>
-        <w:tc>
-          <w:tcPr>
-            <w:shd w:color="FFFFFF" w:val="solid"/>
-            <w:tcMar>
-              <w:top w:type="dxa" w:w="60"/>
-              <w:left w:type="dxa" w:w="100"/>
-              <w:bottom w:type="dxa" w:w="60"/>
-              <w:right w:type="dxa" w:w="100"/>
-            </w:tcMar>
-          </w:tcPr>
-          <w:p>
-            <w:r>
-              <w:rPr>
-                <w:color w:val="1E1E2E"/>
-                <w:sz w:val="18"/>
-                <w:szCs w:val="18"/>
-              </w:rPr>
-              <w:t xml:space="preserve">No</w:t>
-            </w:r>
-          </w:p>
-        </w:tc>
-        <w:tc>
-          <w:tcPr>
-            <w:shd w:color="FFFFFF" w:val="solid"/>
-            <w:tcMar>
-              <w:top w:type="dxa" w:w="60"/>
-              <w:left w:type="dxa" w:w="100"/>
-              <w:bottom w:type="dxa" w:w="60"/>
-              <w:right w:type="dxa" w:w="100"/>
-            </w:tcMar>
-          </w:tcPr>
-          <w:p>
-            <w:r>
-              <w:rPr>
-                <w:color w:val="1E1E2E"/>
-                <w:sz w:val="18"/>
-                <w:szCs w:val="18"/>
-              </w:rPr>
-              <w:t xml:space="preserve">active | evaluating | cancelled</w:t>
-            </w:r>
-          </w:p>
-        </w:tc>
-      </w:tr>
-      <w:tr>
-        <w:tc>
-          <w:tcPr>
-            <w:shd w:color="F9FAFB" w:val="solid"/>
-            <w:tcMar>
-              <w:top w:type="dxa" w:w="60"/>
-              <w:left w:type="dxa" w:w="100"/>
-              <w:bottom w:type="dxa" w:w="60"/>
-              <w:right w:type="dxa" w:w="100"/>
-            </w:tcMar>
-          </w:tcPr>
-          <w:p>
-            <w:r>
-              <w:rPr>
-                <w:color w:val="1E1E2E"/>
-                <w:sz w:val="18"/>
-                <w:szCs w:val="18"/>
-              </w:rPr>
-              <w:t xml:space="preserve">`cost`</w:t>
-            </w:r>
-          </w:p>
-        </w:tc>
-        <w:tc>
-          <w:tcPr>
-            <w:shd w:color="F9FAFB" w:val="solid"/>
-            <w:tcMar>
-              <w:top w:type="dxa" w:w="60"/>
-              <w:left w:type="dxa" w:w="100"/>
-              <w:bottom w:type="dxa" w:w="60"/>
-              <w:right w:type="dxa" w:w="100"/>
-            </w:tcMar>
-          </w:tcPr>
-          <w:p>
-            <w:r>
-              <w:rPr>
-                <w:color w:val="1E1E2E"/>
-                <w:sz w:val="18"/>
-                <w:szCs w:val="18"/>
-              </w:rPr>
-              <w:t xml:space="preserve">string</w:t>
-            </w:r>
-          </w:p>
-        </w:tc>
-        <w:tc>
-          <w:tcPr>
-            <w:shd w:color="F9FAFB" w:val="solid"/>
-            <w:tcMar>
-              <w:top w:type="dxa" w:w="60"/>
-              <w:left w:type="dxa" w:w="100"/>
-              <w:bottom w:type="dxa" w:w="60"/>
-              <w:right w:type="dxa" w:w="100"/>
-            </w:tcMar>
-          </w:tcPr>
-          <w:p>
-            <w:r>
-              <w:rPr>
-                <w:color w:val="1E1E2E"/>
-                <w:sz w:val="18"/>
-                <w:szCs w:val="18"/>
-              </w:rPr>
-              <w:t xml:space="preserve">No</w:t>
-            </w:r>
-          </w:p>
-        </w:tc>
-        <w:tc>
-          <w:tcPr>
-            <w:shd w:color="F9FAFB" w:val="solid"/>
-            <w:tcMar>
-              <w:top w:type="dxa" w:w="60"/>
-              <w:left w:type="dxa" w:w="100"/>
-              <w:bottom w:type="dxa" w:w="60"/>
-              <w:right w:type="dxa" w:w="100"/>
-            </w:tcMar>
-          </w:tcPr>
-          <w:p>
-            <w:r>
-              <w:rPr>
-                <w:color w:val="1E1E2E"/>
-                <w:sz w:val="18"/>
-                <w:szCs w:val="18"/>
-              </w:rPr>
-              <w:t xml:space="preserve">Monthly cost or pricing</w:t>
-            </w:r>
-          </w:p>
-        </w:tc>
-      </w:tr>
-      <w:tr>
-        <w:tc>
-          <w:tcPr>
-            <w:shd w:color="FFFFFF" w:val="solid"/>
-            <w:tcMar>
-              <w:top w:type="dxa" w:w="60"/>
-              <w:left w:type="dxa" w:w="100"/>
-              <w:bottom w:type="dxa" w:w="60"/>
-              <w:right w:type="dxa" w:w="100"/>
-            </w:tcMar>
-          </w:tcPr>
-          <w:p>
-            <w:r>
-              <w:rPr>
-                <w:color w:val="1E1E2E"/>
-                <w:sz w:val="18"/>
-                <w:szCs w:val="18"/>
-              </w:rPr>
-              <w:t xml:space="preserve">`category`</w:t>
-            </w:r>
-          </w:p>
-        </w:tc>
-        <w:tc>
-          <w:tcPr>
-            <w:shd w:color="FFFFFF" w:val="solid"/>
-            <w:tcMar>
-              <w:top w:type="dxa" w:w="60"/>
-              <w:left w:type="dxa" w:w="100"/>
-              <w:bottom w:type="dxa" w:w="60"/>
-              <w:right w:type="dxa" w:w="100"/>
-            </w:tcMar>
-          </w:tcPr>
-          <w:p>
-            <w:r>
-              <w:rPr>
-                <w:color w:val="1E1E2E"/>
-                <w:sz w:val="18"/>
-                <w:szCs w:val="18"/>
-              </w:rPr>
-              <w:t xml:space="preserve">string</w:t>
-            </w:r>
-          </w:p>
-        </w:tc>
-        <w:tc>
-          <w:tcPr>
-            <w:shd w:color="FFFFFF" w:val="solid"/>
-            <w:tcMar>
-              <w:top w:type="dxa" w:w="60"/>
-              <w:left w:type="dxa" w:w="100"/>
-              <w:bottom w:type="dxa" w:w="60"/>
-              <w:right w:type="dxa" w:w="100"/>
-            </w:tcMar>
-          </w:tcPr>
-          <w:p>
-            <w:r>
-              <w:rPr>
-                <w:color w:val="1E1E2E"/>
-                <w:sz w:val="18"/>
-                <w:szCs w:val="18"/>
-              </w:rPr>
-              <w:t xml:space="preserve">No</w:t>
-            </w:r>
-          </w:p>
-        </w:tc>
-        <w:tc>
-          <w:tcPr>
-            <w:shd w:color="FFFFFF" w:val="solid"/>
-            <w:tcMar>
-              <w:top w:type="dxa" w:w="60"/>
-              <w:left w:type="dxa" w:w="100"/>
-              <w:bottom w:type="dxa" w:w="60"/>
-              <w:right w:type="dxa" w:w="100"/>
-            </w:tcMar>
-          </w:tcPr>
-          <w:p>
-            <w:r>
-              <w:rPr>
-                <w:color w:val="1E1E2E"/>
-                <w:sz w:val="18"/>
-                <w:szCs w:val="18"/>
-              </w:rPr>
-              <w:t xml:space="preserve">Grouping label</w:t>
+              <w:t xml:space="preserve">Filter by status: idea | exploring | in_progress | done | shelved</w:t>
             </w:r>
           </w:p>
         </w:tc>
@@ -7816,25 +7438,53 @@
     </w:tbl>
     <w:p>
       <w:pPr>
-        <w:pBdr>
-          <w:bottom w:val="single" w:color="E5E7EB" w:sz="1"/>
-        </w:pBdr>
-        <w:spacing w:after="160" w:before="160"/>
-      </w:pPr>
-    </w:p>
-    <w:p>
-      <w:pPr>
-        <w:pStyle w:val="Heading1"/>
-        <w:spacing w:after="160" w:before="400"/>
+        <w:spacing w:after="80" w:before="240"/>
+      </w:pPr>
+      <w:r>
         <w:rPr>
           <w:b/>
           <w:bCs/>
           <w:color w:val="1E1E2E"/>
-        </w:rPr>
-      </w:pPr>
-      <w:r>
-        <w:t xml:space="preserve">9. Portfolio</w:t>
-      </w:r>
+          <w:sz w:val="22"/>
+          <w:szCs w:val="22"/>
+        </w:rPr>
+        <w:t xml:space="preserve">Example response</w:t>
+      </w:r>
+    </w:p>
+    <w:p>
+      <w:pPr>
+        <w:shd w:color="2A2A3E" w:val="solid"/>
+        <w:spacing w:after="120" w:before="60"/>
+        <w:ind w:left="288" w:right="288"/>
+      </w:pPr>
+      <w:r>
+        <w:rPr>
+          <w:rFonts w:ascii="Courier New" w:cs="Courier New" w:eastAsia="Courier New" w:hAnsi="Courier New"/>
+          <w:color w:val="A5F3FC"/>
+          <w:sz w:val="18"/>
+          <w:szCs w:val="18"/>
+        </w:rPr>
+        <w:t xml:space="preserve">[
+  {
+    "id": 1,
+    "title": "AI-powered lead scoring tool",
+    "description": "Build a Claude agent that scores inbound leads...",
+    "category": "product",
+    "status": "exploring",
+    "priority": "high",
+    "color": "yellow",
+    "tags": "ai, leads, automation",
+    "pinned": 1,
+    "createdAt": "2025-07-01T10:00:00Z",
+    "updatedAt": "2025-07-01T12:30:00Z"
+  }
+]</w:t>
+      </w:r>
+    </w:p>
+    <w:p>
+      <w:pPr>
+        <w:spacing w:after="80" w:before="80"/>
+      </w:pPr>
     </w:p>
     <w:p>
       <w:pPr>
@@ -7845,32 +7495,7 @@
         </w:rPr>
       </w:pPr>
       <w:r>
-        <w:t xml:space="preserve">List / Create / Update / Delete</w:t>
-      </w:r>
-    </w:p>
-    <w:p>
-      <w:pPr>
-        <w:spacing w:after="80" w:before="160"/>
-      </w:pPr>
-      <w:r>
-        <w:rPr>
-          <w:b/>
-          <w:bCs/>
-          <w:color w:val="FFFFFF"/>
-          <w:sz w:val="18"/>
-          <w:szCs w:val="18"/>
-          <w:shd w:color="059669" w:val="solid"/>
-        </w:rPr>
-        <w:t xml:space="preserve"> GET </w:t>
-      </w:r>
-      <w:r>
-        <w:rPr>
-          <w:rFonts w:ascii="Courier New" w:cs="Courier New" w:eastAsia="Courier New" w:hAnsi="Courier New"/>
-          <w:color w:val="1E1E2E"/>
-          <w:sz w:val="20"/>
-          <w:szCs w:val="20"/>
-        </w:rPr>
-        <w:t xml:space="preserve">  /api/portfolio</w:t>
+        <w:t xml:space="preserve">Create idea</w:t>
       </w:r>
     </w:p>
     <w:p>
@@ -7895,57 +7520,7 @@
           <w:sz w:val="20"/>
           <w:szCs w:val="20"/>
         </w:rPr>
-        <w:t xml:space="preserve">  /api/portfolio</w:t>
-      </w:r>
-    </w:p>
-    <w:p>
-      <w:pPr>
-        <w:spacing w:after="80" w:before="160"/>
-      </w:pPr>
-      <w:r>
-        <w:rPr>
-          <w:b/>
-          <w:bCs/>
-          <w:color w:val="FFFFFF"/>
-          <w:sz w:val="18"/>
-          <w:szCs w:val="18"/>
-          <w:shd w:color="D97706" w:val="solid"/>
-        </w:rPr>
-        <w:t xml:space="preserve"> PATCH </w:t>
-      </w:r>
-      <w:r>
-        <w:rPr>
-          <w:rFonts w:ascii="Courier New" w:cs="Courier New" w:eastAsia="Courier New" w:hAnsi="Courier New"/>
-          <w:color w:val="1E1E2E"/>
-          <w:sz w:val="20"/>
-          <w:szCs w:val="20"/>
-        </w:rPr>
-        <w:t xml:space="preserve">  /api/portfolio/:id</w:t>
-      </w:r>
-    </w:p>
-    <w:p>
-      <w:pPr>
-        <w:spacing w:after="80" w:before="160"/>
-      </w:pPr>
-      <w:r>
-        <w:rPr>
-          <w:b/>
-          <w:bCs/>
-          <w:color w:val="FFFFFF"/>
-          <w:sz w:val="18"/>
-          <w:szCs w:val="18"/>
-          <w:shd w:color="DC2626" w:val="solid"/>
-        </w:rPr>
-        <w:t xml:space="preserve"> DELETE </w:t>
-      </w:r>
-      <w:r>
-        <w:rPr>
-          <w:rFonts w:ascii="Courier New" w:cs="Courier New" w:eastAsia="Courier New" w:hAnsi="Courier New"/>
-          <w:color w:val="1E1E2E"/>
-          <w:sz w:val="20"/>
-          <w:szCs w:val="20"/>
-        </w:rPr>
-        <w:t xml:space="preserve">  /api/portfolio/:id</w:t>
+        <w:t xml:space="preserve">  /api/ideas</w:t>
       </w:r>
     </w:p>
     <w:tbl>
@@ -8123,28 +7698,28 @@
                 <w:sz w:val="18"/>
                 <w:szCs w:val="18"/>
               </w:rPr>
-              <w:t xml:space="preserve">Yes</w:t>
-            </w:r>
-          </w:p>
-        </w:tc>
-        <w:tc>
-          <w:tcPr>
-            <w:shd w:color="F9FAFB" w:val="solid"/>
-            <w:tcMar>
-              <w:top w:type="dxa" w:w="60"/>
-              <w:left w:type="dxa" w:w="100"/>
-              <w:bottom w:type="dxa" w:w="60"/>
-              <w:right w:type="dxa" w:w="100"/>
-            </w:tcMar>
-          </w:tcPr>
-          <w:p>
-            <w:r>
-              <w:rPr>
-                <w:color w:val="1E1E2E"/>
-                <w:sz w:val="18"/>
-                <w:szCs w:val="18"/>
-              </w:rPr>
-              <w:t xml:space="preserve">Project title</w:t>
+              <w:t xml:space="preserve">No</w:t>
+            </w:r>
+          </w:p>
+        </w:tc>
+        <w:tc>
+          <w:tcPr>
+            <w:shd w:color="F9FAFB" w:val="solid"/>
+            <w:tcMar>
+              <w:top w:type="dxa" w:w="60"/>
+              <w:left w:type="dxa" w:w="100"/>
+              <w:bottom w:type="dxa" w:w="60"/>
+              <w:right w:type="dxa" w:w="100"/>
+            </w:tcMar>
+          </w:tcPr>
+          <w:p>
+            <w:r>
+              <w:rPr>
+                <w:color w:val="1E1E2E"/>
+                <w:sz w:val="18"/>
+                <w:szCs w:val="18"/>
+              </w:rPr>
+              <w:t xml:space="preserve">Idea title — defaults to empty string</w:t>
             </w:r>
           </w:p>
         </w:tc>
@@ -8230,7 +7805,7 @@
                 <w:sz w:val="18"/>
                 <w:szCs w:val="18"/>
               </w:rPr>
-              <w:t xml:space="preserve">Project description</w:t>
+              <w:t xml:space="preserve">Full description of the idea</w:t>
             </w:r>
           </w:p>
         </w:tc>
@@ -8253,7 +7828,7 @@
                 <w:sz w:val="18"/>
                 <w:szCs w:val="18"/>
               </w:rPr>
-              <w:t xml:space="preserve">`url`</w:t>
+              <w:t xml:space="preserve">`category`</w:t>
             </w:r>
           </w:p>
         </w:tc>
@@ -8316,7 +7891,7 @@
                 <w:sz w:val="18"/>
                 <w:szCs w:val="18"/>
               </w:rPr>
-              <w:t xml:space="preserve">Live URL</w:t>
+              <w:t xml:space="preserve">Free-text category label — defaults to 'general'</w:t>
             </w:r>
           </w:p>
         </w:tc>
@@ -8339,7 +7914,7 @@
                 <w:sz w:val="18"/>
                 <w:szCs w:val="18"/>
               </w:rPr>
-              <w:t xml:space="preserve">`repoUrl`</w:t>
+              <w:t xml:space="preserve">`status`</w:t>
             </w:r>
           </w:p>
         </w:tc>
@@ -8402,7 +7977,7 @@
                 <w:sz w:val="18"/>
                 <w:szCs w:val="18"/>
               </w:rPr>
-              <w:t xml:space="preserve">GitHub repo URL</w:t>
+              <w:t xml:space="preserve">idea (default) | exploring | in_progress | done | shelved</w:t>
             </w:r>
           </w:p>
         </w:tc>
@@ -8425,7 +8000,7 @@
                 <w:sz w:val="18"/>
                 <w:szCs w:val="18"/>
               </w:rPr>
-              <w:t xml:space="preserve">`skills`</w:t>
+              <w:t xml:space="preserve">`priority`</w:t>
             </w:r>
           </w:p>
         </w:tc>
@@ -8488,12 +8063,514 @@
                 <w:sz w:val="18"/>
                 <w:szCs w:val="18"/>
               </w:rPr>
-              <w:t xml:space="preserve">Comma-separated tech stack</w:t>
+              <w:t xml:space="preserve">low | medium (default) | high</w:t>
+            </w:r>
+          </w:p>
+        </w:tc>
+      </w:tr>
+      <w:tr>
+        <w:tc>
+          <w:tcPr>
+            <w:shd w:color="FFFFFF" w:val="solid"/>
+            <w:tcMar>
+              <w:top w:type="dxa" w:w="60"/>
+              <w:left w:type="dxa" w:w="100"/>
+              <w:bottom w:type="dxa" w:w="60"/>
+              <w:right w:type="dxa" w:w="100"/>
+            </w:tcMar>
+          </w:tcPr>
+          <w:p>
+            <w:r>
+              <w:rPr>
+                <w:color w:val="1E1E2E"/>
+                <w:sz w:val="18"/>
+                <w:szCs w:val="18"/>
+              </w:rPr>
+              <w:t xml:space="preserve">`color`</w:t>
+            </w:r>
+          </w:p>
+        </w:tc>
+        <w:tc>
+          <w:tcPr>
+            <w:shd w:color="FFFFFF" w:val="solid"/>
+            <w:tcMar>
+              <w:top w:type="dxa" w:w="60"/>
+              <w:left w:type="dxa" w:w="100"/>
+              <w:bottom w:type="dxa" w:w="60"/>
+              <w:right w:type="dxa" w:w="100"/>
+            </w:tcMar>
+          </w:tcPr>
+          <w:p>
+            <w:r>
+              <w:rPr>
+                <w:color w:val="1E1E2E"/>
+                <w:sz w:val="18"/>
+                <w:szCs w:val="18"/>
+              </w:rPr>
+              <w:t xml:space="preserve">string</w:t>
+            </w:r>
+          </w:p>
+        </w:tc>
+        <w:tc>
+          <w:tcPr>
+            <w:shd w:color="FFFFFF" w:val="solid"/>
+            <w:tcMar>
+              <w:top w:type="dxa" w:w="60"/>
+              <w:left w:type="dxa" w:w="100"/>
+              <w:bottom w:type="dxa" w:w="60"/>
+              <w:right w:type="dxa" w:w="100"/>
+            </w:tcMar>
+          </w:tcPr>
+          <w:p>
+            <w:r>
+              <w:rPr>
+                <w:color w:val="1E1E2E"/>
+                <w:sz w:val="18"/>
+                <w:szCs w:val="18"/>
+              </w:rPr>
+              <w:t xml:space="preserve">No</w:t>
+            </w:r>
+          </w:p>
+        </w:tc>
+        <w:tc>
+          <w:tcPr>
+            <w:shd w:color="FFFFFF" w:val="solid"/>
+            <w:tcMar>
+              <w:top w:type="dxa" w:w="60"/>
+              <w:left w:type="dxa" w:w="100"/>
+              <w:bottom w:type="dxa" w:w="60"/>
+              <w:right w:type="dxa" w:w="100"/>
+            </w:tcMar>
+          </w:tcPr>
+          <w:p>
+            <w:r>
+              <w:rPr>
+                <w:color w:val="1E1E2E"/>
+                <w:sz w:val="18"/>
+                <w:szCs w:val="18"/>
+              </w:rPr>
+              <w:t xml:space="preserve">white (default) | yellow | blue | green | pink | purple | orange</w:t>
+            </w:r>
+          </w:p>
+        </w:tc>
+      </w:tr>
+      <w:tr>
+        <w:tc>
+          <w:tcPr>
+            <w:shd w:color="F9FAFB" w:val="solid"/>
+            <w:tcMar>
+              <w:top w:type="dxa" w:w="60"/>
+              <w:left w:type="dxa" w:w="100"/>
+              <w:bottom w:type="dxa" w:w="60"/>
+              <w:right w:type="dxa" w:w="100"/>
+            </w:tcMar>
+          </w:tcPr>
+          <w:p>
+            <w:r>
+              <w:rPr>
+                <w:color w:val="1E1E2E"/>
+                <w:sz w:val="18"/>
+                <w:szCs w:val="18"/>
+              </w:rPr>
+              <w:t xml:space="preserve">`tags`</w:t>
+            </w:r>
+          </w:p>
+        </w:tc>
+        <w:tc>
+          <w:tcPr>
+            <w:shd w:color="F9FAFB" w:val="solid"/>
+            <w:tcMar>
+              <w:top w:type="dxa" w:w="60"/>
+              <w:left w:type="dxa" w:w="100"/>
+              <w:bottom w:type="dxa" w:w="60"/>
+              <w:right w:type="dxa" w:w="100"/>
+            </w:tcMar>
+          </w:tcPr>
+          <w:p>
+            <w:r>
+              <w:rPr>
+                <w:color w:val="1E1E2E"/>
+                <w:sz w:val="18"/>
+                <w:szCs w:val="18"/>
+              </w:rPr>
+              <w:t xml:space="preserve">string</w:t>
+            </w:r>
+          </w:p>
+        </w:tc>
+        <w:tc>
+          <w:tcPr>
+            <w:shd w:color="F9FAFB" w:val="solid"/>
+            <w:tcMar>
+              <w:top w:type="dxa" w:w="60"/>
+              <w:left w:type="dxa" w:w="100"/>
+              <w:bottom w:type="dxa" w:w="60"/>
+              <w:right w:type="dxa" w:w="100"/>
+            </w:tcMar>
+          </w:tcPr>
+          <w:p>
+            <w:r>
+              <w:rPr>
+                <w:color w:val="1E1E2E"/>
+                <w:sz w:val="18"/>
+                <w:szCs w:val="18"/>
+              </w:rPr>
+              <w:t xml:space="preserve">No</w:t>
+            </w:r>
+          </w:p>
+        </w:tc>
+        <w:tc>
+          <w:tcPr>
+            <w:shd w:color="F9FAFB" w:val="solid"/>
+            <w:tcMar>
+              <w:top w:type="dxa" w:w="60"/>
+              <w:left w:type="dxa" w:w="100"/>
+              <w:bottom w:type="dxa" w:w="60"/>
+              <w:right w:type="dxa" w:w="100"/>
+            </w:tcMar>
+          </w:tcPr>
+          <w:p>
+            <w:r>
+              <w:rPr>
+                <w:color w:val="1E1E2E"/>
+                <w:sz w:val="18"/>
+                <w:szCs w:val="18"/>
+              </w:rPr>
+              <w:t xml:space="preserve">Comma-separated tags e.g. 'ai, product, saas'</w:t>
+            </w:r>
+          </w:p>
+        </w:tc>
+      </w:tr>
+      <w:tr>
+        <w:tc>
+          <w:tcPr>
+            <w:shd w:color="FFFFFF" w:val="solid"/>
+            <w:tcMar>
+              <w:top w:type="dxa" w:w="60"/>
+              <w:left w:type="dxa" w:w="100"/>
+              <w:bottom w:type="dxa" w:w="60"/>
+              <w:right w:type="dxa" w:w="100"/>
+            </w:tcMar>
+          </w:tcPr>
+          <w:p>
+            <w:r>
+              <w:rPr>
+                <w:color w:val="1E1E2E"/>
+                <w:sz w:val="18"/>
+                <w:szCs w:val="18"/>
+              </w:rPr>
+              <w:t xml:space="preserve">`pinned`</w:t>
+            </w:r>
+          </w:p>
+        </w:tc>
+        <w:tc>
+          <w:tcPr>
+            <w:shd w:color="FFFFFF" w:val="solid"/>
+            <w:tcMar>
+              <w:top w:type="dxa" w:w="60"/>
+              <w:left w:type="dxa" w:w="100"/>
+              <w:bottom w:type="dxa" w:w="60"/>
+              <w:right w:type="dxa" w:w="100"/>
+            </w:tcMar>
+          </w:tcPr>
+          <w:p>
+            <w:r>
+              <w:rPr>
+                <w:color w:val="1E1E2E"/>
+                <w:sz w:val="18"/>
+                <w:szCs w:val="18"/>
+              </w:rPr>
+              <w:t xml:space="preserve">integer</w:t>
+            </w:r>
+          </w:p>
+        </w:tc>
+        <w:tc>
+          <w:tcPr>
+            <w:shd w:color="FFFFFF" w:val="solid"/>
+            <w:tcMar>
+              <w:top w:type="dxa" w:w="60"/>
+              <w:left w:type="dxa" w:w="100"/>
+              <w:bottom w:type="dxa" w:w="60"/>
+              <w:right w:type="dxa" w:w="100"/>
+            </w:tcMar>
+          </w:tcPr>
+          <w:p>
+            <w:r>
+              <w:rPr>
+                <w:color w:val="1E1E2E"/>
+                <w:sz w:val="18"/>
+                <w:szCs w:val="18"/>
+              </w:rPr>
+              <w:t xml:space="preserve">No</w:t>
+            </w:r>
+          </w:p>
+        </w:tc>
+        <w:tc>
+          <w:tcPr>
+            <w:shd w:color="FFFFFF" w:val="solid"/>
+            <w:tcMar>
+              <w:top w:type="dxa" w:w="60"/>
+              <w:left w:type="dxa" w:w="100"/>
+              <w:bottom w:type="dxa" w:w="60"/>
+              <w:right w:type="dxa" w:w="100"/>
+            </w:tcMar>
+          </w:tcPr>
+          <w:p>
+            <w:r>
+              <w:rPr>
+                <w:color w:val="1E1E2E"/>
+                <w:sz w:val="18"/>
+                <w:szCs w:val="18"/>
+              </w:rPr>
+              <w:t xml:space="preserve">1 = pinned, 0 = unpinned (default)</w:t>
             </w:r>
           </w:p>
         </w:tc>
       </w:tr>
     </w:tbl>
+    <w:p>
+      <w:pPr>
+        <w:spacing w:after="80" w:before="240"/>
+      </w:pPr>
+      <w:r>
+        <w:rPr>
+          <w:b/>
+          <w:bCs/>
+          <w:color w:val="1E1E2E"/>
+          <w:sz w:val="22"/>
+          <w:szCs w:val="22"/>
+        </w:rPr>
+        <w:t xml:space="preserve">Example</w:t>
+      </w:r>
+    </w:p>
+    <w:p>
+      <w:pPr>
+        <w:shd w:color="2A2A3E" w:val="solid"/>
+        <w:spacing w:after="120" w:before="60"/>
+        <w:ind w:left="288" w:right="288"/>
+      </w:pPr>
+      <w:r>
+        <w:rPr>
+          <w:rFonts w:ascii="Courier New" w:cs="Courier New" w:eastAsia="Courier New" w:hAnsi="Courier New"/>
+          <w:color w:val="A5F3FC"/>
+          <w:sz w:val="18"/>
+          <w:szCs w:val="18"/>
+        </w:rPr>
+        <w:t xml:space="preserve">POST /api/ideas
+{
+  "title": "RAG pipeline for client onboarding docs",
+  "description": "Ingest client-provided docs into Pinecone...",
+  "category": "product",
+  "status": "exploring",
+  "priority": "high",
+  "color": "blue",
+  "tags": "rag, pinecone, onboarding"
+}</w:t>
+      </w:r>
+    </w:p>
+    <w:p>
+      <w:pPr>
+        <w:spacing w:after="80" w:before="80"/>
+      </w:pPr>
+    </w:p>
+    <w:p>
+      <w:pPr>
+        <w:pStyle w:val="Heading2"/>
+        <w:spacing w:after="120" w:before="320"/>
+        <w:rPr>
+          <w:color w:val="6366F1"/>
+        </w:rPr>
+      </w:pPr>
+      <w:r>
+        <w:t xml:space="preserve">Update idea</w:t>
+      </w:r>
+    </w:p>
+    <w:p>
+      <w:pPr>
+        <w:spacing w:after="80" w:before="160"/>
+      </w:pPr>
+      <w:r>
+        <w:rPr>
+          <w:b/>
+          <w:bCs/>
+          <w:color w:val="FFFFFF"/>
+          <w:sz w:val="18"/>
+          <w:szCs w:val="18"/>
+          <w:shd w:color="D97706" w:val="solid"/>
+        </w:rPr>
+        <w:t xml:space="preserve"> PATCH </w:t>
+      </w:r>
+      <w:r>
+        <w:rPr>
+          <w:rFonts w:ascii="Courier New" w:cs="Courier New" w:eastAsia="Courier New" w:hAnsi="Courier New"/>
+          <w:color w:val="1E1E2E"/>
+          <w:sz w:val="20"/>
+          <w:szCs w:val="20"/>
+        </w:rPr>
+        <w:t xml:space="preserve">  /api/ideas/:id</w:t>
+      </w:r>
+    </w:p>
+    <w:p>
+      <w:pPr>
+        <w:spacing w:after="80" w:before="40"/>
+      </w:pPr>
+      <w:r>
+        <w:rPr>
+          <w:color w:val="374151"/>
+          <w:sz w:val="20"/>
+          <w:szCs w:val="20"/>
+        </w:rPr>
+        <w:t xml:space="preserve">Partially updates an idea. Send only the fields you want to change. updatedAt is always refreshed.</w:t>
+      </w:r>
+    </w:p>
+    <w:p>
+      <w:pPr>
+        <w:spacing w:after="80" w:before="240"/>
+      </w:pPr>
+      <w:r>
+        <w:rPr>
+          <w:b/>
+          <w:bCs/>
+          <w:color w:val="1E1E2E"/>
+          <w:sz w:val="22"/>
+          <w:szCs w:val="22"/>
+        </w:rPr>
+        <w:t xml:space="preserve">Examples</w:t>
+      </w:r>
+    </w:p>
+    <w:p>
+      <w:pPr>
+        <w:shd w:color="2A2A3E" w:val="solid"/>
+        <w:spacing w:after="120" w:before="60"/>
+        <w:ind w:left="288" w:right="288"/>
+      </w:pPr>
+      <w:r>
+        <w:rPr>
+          <w:rFonts w:ascii="Courier New" w:cs="Courier New" w:eastAsia="Courier New" w:hAnsi="Courier New"/>
+          <w:color w:val="A5F3FC"/>
+          <w:sz w:val="18"/>
+          <w:szCs w:val="18"/>
+        </w:rPr>
+        <w:t xml:space="preserve">// Move to in_progress
+PATCH /api/ideas/3
+{ "status": "in_progress" }
+// Pin an idea
+PATCH /api/ideas/3
+{ "pinned": 1 }
+// Update tags
+PATCH /api/ideas/3
+{ "tags": "ai, automation, v2" }</w:t>
+      </w:r>
+    </w:p>
+    <w:p>
+      <w:pPr>
+        <w:spacing w:after="80" w:before="80"/>
+      </w:pPr>
+    </w:p>
+    <w:p>
+      <w:pPr>
+        <w:pStyle w:val="Heading2"/>
+        <w:spacing w:after="120" w:before="320"/>
+        <w:rPr>
+          <w:color w:val="6366F1"/>
+        </w:rPr>
+      </w:pPr>
+      <w:r>
+        <w:t xml:space="preserve">Delete idea</w:t>
+      </w:r>
+    </w:p>
+    <w:p>
+      <w:pPr>
+        <w:spacing w:after="80" w:before="160"/>
+      </w:pPr>
+      <w:r>
+        <w:rPr>
+          <w:b/>
+          <w:bCs/>
+          <w:color w:val="FFFFFF"/>
+          <w:sz w:val="18"/>
+          <w:szCs w:val="18"/>
+          <w:shd w:color="DC2626" w:val="solid"/>
+        </w:rPr>
+        <w:t xml:space="preserve"> DELETE </w:t>
+      </w:r>
+      <w:r>
+        <w:rPr>
+          <w:rFonts w:ascii="Courier New" w:cs="Courier New" w:eastAsia="Courier New" w:hAnsi="Courier New"/>
+          <w:color w:val="1E1E2E"/>
+          <w:sz w:val="20"/>
+          <w:szCs w:val="20"/>
+        </w:rPr>
+        <w:t xml:space="preserve">  /api/ideas/:id</w:t>
+      </w:r>
+    </w:p>
+    <w:p>
+      <w:pPr>
+        <w:spacing w:after="80" w:before="40"/>
+      </w:pPr>
+      <w:r>
+        <w:rPr>
+          <w:color w:val="374151"/>
+          <w:sz w:val="20"/>
+          <w:szCs w:val="20"/>
+        </w:rPr>
+        <w:t xml:space="preserve">Permanently deletes a single idea.</w:t>
+      </w:r>
+    </w:p>
+    <w:p>
+      <w:pPr>
+        <w:spacing w:after="80" w:before="80"/>
+      </w:pPr>
+    </w:p>
+    <w:p>
+      <w:pPr>
+        <w:pStyle w:val="Heading2"/>
+        <w:spacing w:after="120" w:before="320"/>
+        <w:rPr>
+          <w:color w:val="6366F1"/>
+        </w:rPr>
+      </w:pPr>
+      <w:r>
+        <w:t xml:space="preserve">Delete all ideas</w:t>
+      </w:r>
+    </w:p>
+    <w:p>
+      <w:pPr>
+        <w:spacing w:after="80" w:before="160"/>
+      </w:pPr>
+      <w:r>
+        <w:rPr>
+          <w:b/>
+          <w:bCs/>
+          <w:color w:val="FFFFFF"/>
+          <w:sz w:val="18"/>
+          <w:szCs w:val="18"/>
+          <w:shd w:color="DC2626" w:val="solid"/>
+        </w:rPr>
+        <w:t xml:space="preserve"> DELETE </w:t>
+      </w:r>
+      <w:r>
+        <w:rPr>
+          <w:rFonts w:ascii="Courier New" w:cs="Courier New" w:eastAsia="Courier New" w:hAnsi="Courier New"/>
+          <w:color w:val="1E1E2E"/>
+          <w:sz w:val="20"/>
+          <w:szCs w:val="20"/>
+        </w:rPr>
+        <w:t xml:space="preserve">  /api/ideas</w:t>
+      </w:r>
+    </w:p>
+    <w:p>
+      <w:pPr>
+        <w:spacing w:after="80" w:before="40"/>
+      </w:pPr>
+      <w:r>
+        <w:rPr>
+          <w:color w:val="374151"/>
+          <w:sz w:val="20"/>
+          <w:szCs w:val="20"/>
+        </w:rPr>
+        <w:t xml:space="preserve">Permanently deletes every idea. No confirmation required — use with care.</w:t>
+      </w:r>
+    </w:p>
     <w:p>
       <w:pPr>
         <w:pBdr>
@@ -8504,6 +8581,1452 @@
     </w:p>
     <w:p>
       <w:pPr>
+        <w:pStyle w:val="Heading1"/>
+        <w:spacing w:after="160" w:before="400"/>
+        <w:rPr>
+          <w:b/>
+          <w:bCs/>
+          <w:color w:val="1E1E2E"/>
+        </w:rPr>
+      </w:pPr>
+      <w:r>
+        <w:t xml:space="preserve">9. Services</w:t>
+      </w:r>
+    </w:p>
+    <w:p>
+      <w:pPr>
+        <w:pStyle w:val="Heading2"/>
+        <w:spacing w:after="120" w:before="320"/>
+        <w:rPr>
+          <w:color w:val="6366F1"/>
+        </w:rPr>
+      </w:pPr>
+      <w:r>
+        <w:t xml:space="preserve">List / Create / Update / Delete</w:t>
+      </w:r>
+    </w:p>
+    <w:p>
+      <w:pPr>
+        <w:spacing w:after="80" w:before="160"/>
+      </w:pPr>
+      <w:r>
+        <w:rPr>
+          <w:b/>
+          <w:bCs/>
+          <w:color w:val="FFFFFF"/>
+          <w:sz w:val="18"/>
+          <w:szCs w:val="18"/>
+          <w:shd w:color="059669" w:val="solid"/>
+        </w:rPr>
+        <w:t xml:space="preserve"> GET </w:t>
+      </w:r>
+      <w:r>
+        <w:rPr>
+          <w:rFonts w:ascii="Courier New" w:cs="Courier New" w:eastAsia="Courier New" w:hAnsi="Courier New"/>
+          <w:color w:val="1E1E2E"/>
+          <w:sz w:val="20"/>
+          <w:szCs w:val="20"/>
+        </w:rPr>
+        <w:t xml:space="preserve">  /api/services</w:t>
+      </w:r>
+    </w:p>
+    <w:p>
+      <w:pPr>
+        <w:spacing w:after="80" w:before="160"/>
+      </w:pPr>
+      <w:r>
+        <w:rPr>
+          <w:b/>
+          <w:bCs/>
+          <w:color w:val="FFFFFF"/>
+          <w:sz w:val="18"/>
+          <w:szCs w:val="18"/>
+          <w:shd w:color="2563EB" w:val="solid"/>
+        </w:rPr>
+        <w:t xml:space="preserve"> POST </w:t>
+      </w:r>
+      <w:r>
+        <w:rPr>
+          <w:rFonts w:ascii="Courier New" w:cs="Courier New" w:eastAsia="Courier New" w:hAnsi="Courier New"/>
+          <w:color w:val="1E1E2E"/>
+          <w:sz w:val="20"/>
+          <w:szCs w:val="20"/>
+        </w:rPr>
+        <w:t xml:space="preserve">  /api/services</w:t>
+      </w:r>
+    </w:p>
+    <w:p>
+      <w:pPr>
+        <w:spacing w:after="80" w:before="160"/>
+      </w:pPr>
+      <w:r>
+        <w:rPr>
+          <w:b/>
+          <w:bCs/>
+          <w:color w:val="FFFFFF"/>
+          <w:sz w:val="18"/>
+          <w:szCs w:val="18"/>
+          <w:shd w:color="D97706" w:val="solid"/>
+        </w:rPr>
+        <w:t xml:space="preserve"> PATCH </w:t>
+      </w:r>
+      <w:r>
+        <w:rPr>
+          <w:rFonts w:ascii="Courier New" w:cs="Courier New" w:eastAsia="Courier New" w:hAnsi="Courier New"/>
+          <w:color w:val="1E1E2E"/>
+          <w:sz w:val="20"/>
+          <w:szCs w:val="20"/>
+        </w:rPr>
+        <w:t xml:space="preserve">  /api/services/:id</w:t>
+      </w:r>
+    </w:p>
+    <w:p>
+      <w:pPr>
+        <w:spacing w:after="80" w:before="160"/>
+      </w:pPr>
+      <w:r>
+        <w:rPr>
+          <w:b/>
+          <w:bCs/>
+          <w:color w:val="FFFFFF"/>
+          <w:sz w:val="18"/>
+          <w:szCs w:val="18"/>
+          <w:shd w:color="DC2626" w:val="solid"/>
+        </w:rPr>
+        <w:t xml:space="preserve"> DELETE </w:t>
+      </w:r>
+      <w:r>
+        <w:rPr>
+          <w:rFonts w:ascii="Courier New" w:cs="Courier New" w:eastAsia="Courier New" w:hAnsi="Courier New"/>
+          <w:color w:val="1E1E2E"/>
+          <w:sz w:val="20"/>
+          <w:szCs w:val="20"/>
+        </w:rPr>
+        <w:t xml:space="preserve">  /api/services/:id</w:t>
+      </w:r>
+    </w:p>
+    <w:tbl>
+      <w:tblPr>
+        <w:tblW w:type="pct" w:w="100%"/>
+        <w:tblBorders>
+          <w:top w:val="single" w:color="auto" w:sz="4"/>
+          <w:left w:val="single" w:color="auto" w:sz="4"/>
+          <w:bottom w:val="single" w:color="auto" w:sz="4"/>
+          <w:right w:val="single" w:color="auto" w:sz="4"/>
+          <w:insideH w:val="single" w:color="auto" w:sz="4"/>
+          <w:insideV w:val="single" w:color="auto" w:sz="4"/>
+        </w:tblBorders>
+      </w:tblPr>
+      <w:tblGrid>
+        <w:gridCol w:w="100"/>
+        <w:gridCol w:w="100"/>
+        <w:gridCol w:w="100"/>
+        <w:gridCol w:w="100"/>
+      </w:tblGrid>
+      <w:tr>
+        <w:trPr>
+          <w:tblHeader/>
+        </w:trPr>
+        <w:tc>
+          <w:tcPr>
+            <w:shd w:color="6366F1" w:val="solid"/>
+            <w:tcMar>
+              <w:top w:type="dxa" w:w="60"/>
+              <w:left w:type="dxa" w:w="100"/>
+              <w:bottom w:type="dxa" w:w="60"/>
+              <w:right w:type="dxa" w:w="100"/>
+            </w:tcMar>
+          </w:tcPr>
+          <w:p>
+            <w:r>
+              <w:rPr>
+                <w:b/>
+                <w:bCs/>
+                <w:color w:val="FFFFFF"/>
+                <w:sz w:val="18"/>
+                <w:szCs w:val="18"/>
+              </w:rPr>
+              <w:t xml:space="preserve">Field</w:t>
+            </w:r>
+          </w:p>
+        </w:tc>
+        <w:tc>
+          <w:tcPr>
+            <w:shd w:color="6366F1" w:val="solid"/>
+            <w:tcMar>
+              <w:top w:type="dxa" w:w="60"/>
+              <w:left w:type="dxa" w:w="100"/>
+              <w:bottom w:type="dxa" w:w="60"/>
+              <w:right w:type="dxa" w:w="100"/>
+            </w:tcMar>
+          </w:tcPr>
+          <w:p>
+            <w:r>
+              <w:rPr>
+                <w:b/>
+                <w:bCs/>
+                <w:color w:val="FFFFFF"/>
+                <w:sz w:val="18"/>
+                <w:szCs w:val="18"/>
+              </w:rPr>
+              <w:t xml:space="preserve">Type</w:t>
+            </w:r>
+          </w:p>
+        </w:tc>
+        <w:tc>
+          <w:tcPr>
+            <w:shd w:color="6366F1" w:val="solid"/>
+            <w:tcMar>
+              <w:top w:type="dxa" w:w="60"/>
+              <w:left w:type="dxa" w:w="100"/>
+              <w:bottom w:type="dxa" w:w="60"/>
+              <w:right w:type="dxa" w:w="100"/>
+            </w:tcMar>
+          </w:tcPr>
+          <w:p>
+            <w:r>
+              <w:rPr>
+                <w:b/>
+                <w:bCs/>
+                <w:color w:val="FFFFFF"/>
+                <w:sz w:val="18"/>
+                <w:szCs w:val="18"/>
+              </w:rPr>
+              <w:t xml:space="preserve">Required</w:t>
+            </w:r>
+          </w:p>
+        </w:tc>
+        <w:tc>
+          <w:tcPr>
+            <w:shd w:color="6366F1" w:val="solid"/>
+            <w:tcMar>
+              <w:top w:type="dxa" w:w="60"/>
+              <w:left w:type="dxa" w:w="100"/>
+              <w:bottom w:type="dxa" w:w="60"/>
+              <w:right w:type="dxa" w:w="100"/>
+            </w:tcMar>
+          </w:tcPr>
+          <w:p>
+            <w:r>
+              <w:rPr>
+                <w:b/>
+                <w:bCs/>
+                <w:color w:val="FFFFFF"/>
+                <w:sz w:val="18"/>
+                <w:szCs w:val="18"/>
+              </w:rPr>
+              <w:t xml:space="preserve">Description</w:t>
+            </w:r>
+          </w:p>
+        </w:tc>
+      </w:tr>
+      <w:tr>
+        <w:tc>
+          <w:tcPr>
+            <w:shd w:color="F9FAFB" w:val="solid"/>
+            <w:tcMar>
+              <w:top w:type="dxa" w:w="60"/>
+              <w:left w:type="dxa" w:w="100"/>
+              <w:bottom w:type="dxa" w:w="60"/>
+              <w:right w:type="dxa" w:w="100"/>
+            </w:tcMar>
+          </w:tcPr>
+          <w:p>
+            <w:r>
+              <w:rPr>
+                <w:color w:val="1E1E2E"/>
+                <w:sz w:val="18"/>
+                <w:szCs w:val="18"/>
+              </w:rPr>
+              <w:t xml:space="preserve">`name`</w:t>
+            </w:r>
+          </w:p>
+        </w:tc>
+        <w:tc>
+          <w:tcPr>
+            <w:shd w:color="F9FAFB" w:val="solid"/>
+            <w:tcMar>
+              <w:top w:type="dxa" w:w="60"/>
+              <w:left w:type="dxa" w:w="100"/>
+              <w:bottom w:type="dxa" w:w="60"/>
+              <w:right w:type="dxa" w:w="100"/>
+            </w:tcMar>
+          </w:tcPr>
+          <w:p>
+            <w:r>
+              <w:rPr>
+                <w:color w:val="1E1E2E"/>
+                <w:sz w:val="18"/>
+                <w:szCs w:val="18"/>
+              </w:rPr>
+              <w:t xml:space="preserve">string</w:t>
+            </w:r>
+          </w:p>
+        </w:tc>
+        <w:tc>
+          <w:tcPr>
+            <w:shd w:color="F9FAFB" w:val="solid"/>
+            <w:tcMar>
+              <w:top w:type="dxa" w:w="60"/>
+              <w:left w:type="dxa" w:w="100"/>
+              <w:bottom w:type="dxa" w:w="60"/>
+              <w:right w:type="dxa" w:w="100"/>
+            </w:tcMar>
+          </w:tcPr>
+          <w:p>
+            <w:r>
+              <w:rPr>
+                <w:color w:val="1E1E2E"/>
+                <w:sz w:val="18"/>
+                <w:szCs w:val="18"/>
+              </w:rPr>
+              <w:t xml:space="preserve">Yes</w:t>
+            </w:r>
+          </w:p>
+        </w:tc>
+        <w:tc>
+          <w:tcPr>
+            <w:shd w:color="F9FAFB" w:val="solid"/>
+            <w:tcMar>
+              <w:top w:type="dxa" w:w="60"/>
+              <w:left w:type="dxa" w:w="100"/>
+              <w:bottom w:type="dxa" w:w="60"/>
+              <w:right w:type="dxa" w:w="100"/>
+            </w:tcMar>
+          </w:tcPr>
+          <w:p>
+            <w:r>
+              <w:rPr>
+                <w:color w:val="1E1E2E"/>
+                <w:sz w:val="18"/>
+                <w:szCs w:val="18"/>
+              </w:rPr>
+              <w:t xml:space="preserve">Service name</w:t>
+            </w:r>
+          </w:p>
+        </w:tc>
+      </w:tr>
+      <w:tr>
+        <w:tc>
+          <w:tcPr>
+            <w:shd w:color="FFFFFF" w:val="solid"/>
+            <w:tcMar>
+              <w:top w:type="dxa" w:w="60"/>
+              <w:left w:type="dxa" w:w="100"/>
+              <w:bottom w:type="dxa" w:w="60"/>
+              <w:right w:type="dxa" w:w="100"/>
+            </w:tcMar>
+          </w:tcPr>
+          <w:p>
+            <w:r>
+              <w:rPr>
+                <w:color w:val="1E1E2E"/>
+                <w:sz w:val="18"/>
+                <w:szCs w:val="18"/>
+              </w:rPr>
+              <w:t xml:space="preserve">`description`</w:t>
+            </w:r>
+          </w:p>
+        </w:tc>
+        <w:tc>
+          <w:tcPr>
+            <w:shd w:color="FFFFFF" w:val="solid"/>
+            <w:tcMar>
+              <w:top w:type="dxa" w:w="60"/>
+              <w:left w:type="dxa" w:w="100"/>
+              <w:bottom w:type="dxa" w:w="60"/>
+              <w:right w:type="dxa" w:w="100"/>
+            </w:tcMar>
+          </w:tcPr>
+          <w:p>
+            <w:r>
+              <w:rPr>
+                <w:color w:val="1E1E2E"/>
+                <w:sz w:val="18"/>
+                <w:szCs w:val="18"/>
+              </w:rPr>
+              <w:t xml:space="preserve">string</w:t>
+            </w:r>
+          </w:p>
+        </w:tc>
+        <w:tc>
+          <w:tcPr>
+            <w:shd w:color="FFFFFF" w:val="solid"/>
+            <w:tcMar>
+              <w:top w:type="dxa" w:w="60"/>
+              <w:left w:type="dxa" w:w="100"/>
+              <w:bottom w:type="dxa" w:w="60"/>
+              <w:right w:type="dxa" w:w="100"/>
+            </w:tcMar>
+          </w:tcPr>
+          <w:p>
+            <w:r>
+              <w:rPr>
+                <w:color w:val="1E1E2E"/>
+                <w:sz w:val="18"/>
+                <w:szCs w:val="18"/>
+              </w:rPr>
+              <w:t xml:space="preserve">No</w:t>
+            </w:r>
+          </w:p>
+        </w:tc>
+        <w:tc>
+          <w:tcPr>
+            <w:shd w:color="FFFFFF" w:val="solid"/>
+            <w:tcMar>
+              <w:top w:type="dxa" w:w="60"/>
+              <w:left w:type="dxa" w:w="100"/>
+              <w:bottom w:type="dxa" w:w="60"/>
+              <w:right w:type="dxa" w:w="100"/>
+            </w:tcMar>
+          </w:tcPr>
+          <w:p>
+            <w:r>
+              <w:rPr>
+                <w:color w:val="1E1E2E"/>
+                <w:sz w:val="18"/>
+                <w:szCs w:val="18"/>
+              </w:rPr>
+              <w:t xml:space="preserve">What the service does</w:t>
+            </w:r>
+          </w:p>
+        </w:tc>
+      </w:tr>
+      <w:tr>
+        <w:tc>
+          <w:tcPr>
+            <w:shd w:color="F9FAFB" w:val="solid"/>
+            <w:tcMar>
+              <w:top w:type="dxa" w:w="60"/>
+              <w:left w:type="dxa" w:w="100"/>
+              <w:bottom w:type="dxa" w:w="60"/>
+              <w:right w:type="dxa" w:w="100"/>
+            </w:tcMar>
+          </w:tcPr>
+          <w:p>
+            <w:r>
+              <w:rPr>
+                <w:color w:val="1E1E2E"/>
+                <w:sz w:val="18"/>
+                <w:szCs w:val="18"/>
+              </w:rPr>
+              <w:t xml:space="preserve">`url`</w:t>
+            </w:r>
+          </w:p>
+        </w:tc>
+        <w:tc>
+          <w:tcPr>
+            <w:shd w:color="F9FAFB" w:val="solid"/>
+            <w:tcMar>
+              <w:top w:type="dxa" w:w="60"/>
+              <w:left w:type="dxa" w:w="100"/>
+              <w:bottom w:type="dxa" w:w="60"/>
+              <w:right w:type="dxa" w:w="100"/>
+            </w:tcMar>
+          </w:tcPr>
+          <w:p>
+            <w:r>
+              <w:rPr>
+                <w:color w:val="1E1E2E"/>
+                <w:sz w:val="18"/>
+                <w:szCs w:val="18"/>
+              </w:rPr>
+              <w:t xml:space="preserve">string</w:t>
+            </w:r>
+          </w:p>
+        </w:tc>
+        <w:tc>
+          <w:tcPr>
+            <w:shd w:color="F9FAFB" w:val="solid"/>
+            <w:tcMar>
+              <w:top w:type="dxa" w:w="60"/>
+              <w:left w:type="dxa" w:w="100"/>
+              <w:bottom w:type="dxa" w:w="60"/>
+              <w:right w:type="dxa" w:w="100"/>
+            </w:tcMar>
+          </w:tcPr>
+          <w:p>
+            <w:r>
+              <w:rPr>
+                <w:color w:val="1E1E2E"/>
+                <w:sz w:val="18"/>
+                <w:szCs w:val="18"/>
+              </w:rPr>
+              <w:t xml:space="preserve">No</w:t>
+            </w:r>
+          </w:p>
+        </w:tc>
+        <w:tc>
+          <w:tcPr>
+            <w:shd w:color="F9FAFB" w:val="solid"/>
+            <w:tcMar>
+              <w:top w:type="dxa" w:w="60"/>
+              <w:left w:type="dxa" w:w="100"/>
+              <w:bottom w:type="dxa" w:w="60"/>
+              <w:right w:type="dxa" w:w="100"/>
+            </w:tcMar>
+          </w:tcPr>
+          <w:p>
+            <w:r>
+              <w:rPr>
+                <w:color w:val="1E1E2E"/>
+                <w:sz w:val="18"/>
+                <w:szCs w:val="18"/>
+              </w:rPr>
+              <w:t xml:space="preserve">Service URL</w:t>
+            </w:r>
+          </w:p>
+        </w:tc>
+      </w:tr>
+      <w:tr>
+        <w:tc>
+          <w:tcPr>
+            <w:shd w:color="FFFFFF" w:val="solid"/>
+            <w:tcMar>
+              <w:top w:type="dxa" w:w="60"/>
+              <w:left w:type="dxa" w:w="100"/>
+              <w:bottom w:type="dxa" w:w="60"/>
+              <w:right w:type="dxa" w:w="100"/>
+            </w:tcMar>
+          </w:tcPr>
+          <w:p>
+            <w:r>
+              <w:rPr>
+                <w:color w:val="1E1E2E"/>
+                <w:sz w:val="18"/>
+                <w:szCs w:val="18"/>
+              </w:rPr>
+              <w:t xml:space="preserve">`status`</w:t>
+            </w:r>
+          </w:p>
+        </w:tc>
+        <w:tc>
+          <w:tcPr>
+            <w:shd w:color="FFFFFF" w:val="solid"/>
+            <w:tcMar>
+              <w:top w:type="dxa" w:w="60"/>
+              <w:left w:type="dxa" w:w="100"/>
+              <w:bottom w:type="dxa" w:w="60"/>
+              <w:right w:type="dxa" w:w="100"/>
+            </w:tcMar>
+          </w:tcPr>
+          <w:p>
+            <w:r>
+              <w:rPr>
+                <w:color w:val="1E1E2E"/>
+                <w:sz w:val="18"/>
+                <w:szCs w:val="18"/>
+              </w:rPr>
+              <w:t xml:space="preserve">string</w:t>
+            </w:r>
+          </w:p>
+        </w:tc>
+        <w:tc>
+          <w:tcPr>
+            <w:shd w:color="FFFFFF" w:val="solid"/>
+            <w:tcMar>
+              <w:top w:type="dxa" w:w="60"/>
+              <w:left w:type="dxa" w:w="100"/>
+              <w:bottom w:type="dxa" w:w="60"/>
+              <w:right w:type="dxa" w:w="100"/>
+            </w:tcMar>
+          </w:tcPr>
+          <w:p>
+            <w:r>
+              <w:rPr>
+                <w:color w:val="1E1E2E"/>
+                <w:sz w:val="18"/>
+                <w:szCs w:val="18"/>
+              </w:rPr>
+              <w:t xml:space="preserve">No</w:t>
+            </w:r>
+          </w:p>
+        </w:tc>
+        <w:tc>
+          <w:tcPr>
+            <w:shd w:color="FFFFFF" w:val="solid"/>
+            <w:tcMar>
+              <w:top w:type="dxa" w:w="60"/>
+              <w:left w:type="dxa" w:w="100"/>
+              <w:bottom w:type="dxa" w:w="60"/>
+              <w:right w:type="dxa" w:w="100"/>
+            </w:tcMar>
+          </w:tcPr>
+          <w:p>
+            <w:r>
+              <w:rPr>
+                <w:color w:val="1E1E2E"/>
+                <w:sz w:val="18"/>
+                <w:szCs w:val="18"/>
+              </w:rPr>
+              <w:t xml:space="preserve">active | evaluating | cancelled</w:t>
+            </w:r>
+          </w:p>
+        </w:tc>
+      </w:tr>
+      <w:tr>
+        <w:tc>
+          <w:tcPr>
+            <w:shd w:color="F9FAFB" w:val="solid"/>
+            <w:tcMar>
+              <w:top w:type="dxa" w:w="60"/>
+              <w:left w:type="dxa" w:w="100"/>
+              <w:bottom w:type="dxa" w:w="60"/>
+              <w:right w:type="dxa" w:w="100"/>
+            </w:tcMar>
+          </w:tcPr>
+          <w:p>
+            <w:r>
+              <w:rPr>
+                <w:color w:val="1E1E2E"/>
+                <w:sz w:val="18"/>
+                <w:szCs w:val="18"/>
+              </w:rPr>
+              <w:t xml:space="preserve">`cost`</w:t>
+            </w:r>
+          </w:p>
+        </w:tc>
+        <w:tc>
+          <w:tcPr>
+            <w:shd w:color="F9FAFB" w:val="solid"/>
+            <w:tcMar>
+              <w:top w:type="dxa" w:w="60"/>
+              <w:left w:type="dxa" w:w="100"/>
+              <w:bottom w:type="dxa" w:w="60"/>
+              <w:right w:type="dxa" w:w="100"/>
+            </w:tcMar>
+          </w:tcPr>
+          <w:p>
+            <w:r>
+              <w:rPr>
+                <w:color w:val="1E1E2E"/>
+                <w:sz w:val="18"/>
+                <w:szCs w:val="18"/>
+              </w:rPr>
+              <w:t xml:space="preserve">string</w:t>
+            </w:r>
+          </w:p>
+        </w:tc>
+        <w:tc>
+          <w:tcPr>
+            <w:shd w:color="F9FAFB" w:val="solid"/>
+            <w:tcMar>
+              <w:top w:type="dxa" w:w="60"/>
+              <w:left w:type="dxa" w:w="100"/>
+              <w:bottom w:type="dxa" w:w="60"/>
+              <w:right w:type="dxa" w:w="100"/>
+            </w:tcMar>
+          </w:tcPr>
+          <w:p>
+            <w:r>
+              <w:rPr>
+                <w:color w:val="1E1E2E"/>
+                <w:sz w:val="18"/>
+                <w:szCs w:val="18"/>
+              </w:rPr>
+              <w:t xml:space="preserve">No</w:t>
+            </w:r>
+          </w:p>
+        </w:tc>
+        <w:tc>
+          <w:tcPr>
+            <w:shd w:color="F9FAFB" w:val="solid"/>
+            <w:tcMar>
+              <w:top w:type="dxa" w:w="60"/>
+              <w:left w:type="dxa" w:w="100"/>
+              <w:bottom w:type="dxa" w:w="60"/>
+              <w:right w:type="dxa" w:w="100"/>
+            </w:tcMar>
+          </w:tcPr>
+          <w:p>
+            <w:r>
+              <w:rPr>
+                <w:color w:val="1E1E2E"/>
+                <w:sz w:val="18"/>
+                <w:szCs w:val="18"/>
+              </w:rPr>
+              <w:t xml:space="preserve">Monthly cost or pricing</w:t>
+            </w:r>
+          </w:p>
+        </w:tc>
+      </w:tr>
+      <w:tr>
+        <w:tc>
+          <w:tcPr>
+            <w:shd w:color="FFFFFF" w:val="solid"/>
+            <w:tcMar>
+              <w:top w:type="dxa" w:w="60"/>
+              <w:left w:type="dxa" w:w="100"/>
+              <w:bottom w:type="dxa" w:w="60"/>
+              <w:right w:type="dxa" w:w="100"/>
+            </w:tcMar>
+          </w:tcPr>
+          <w:p>
+            <w:r>
+              <w:rPr>
+                <w:color w:val="1E1E2E"/>
+                <w:sz w:val="18"/>
+                <w:szCs w:val="18"/>
+              </w:rPr>
+              <w:t xml:space="preserve">`category`</w:t>
+            </w:r>
+          </w:p>
+        </w:tc>
+        <w:tc>
+          <w:tcPr>
+            <w:shd w:color="FFFFFF" w:val="solid"/>
+            <w:tcMar>
+              <w:top w:type="dxa" w:w="60"/>
+              <w:left w:type="dxa" w:w="100"/>
+              <w:bottom w:type="dxa" w:w="60"/>
+              <w:right w:type="dxa" w:w="100"/>
+            </w:tcMar>
+          </w:tcPr>
+          <w:p>
+            <w:r>
+              <w:rPr>
+                <w:color w:val="1E1E2E"/>
+                <w:sz w:val="18"/>
+                <w:szCs w:val="18"/>
+              </w:rPr>
+              <w:t xml:space="preserve">string</w:t>
+            </w:r>
+          </w:p>
+        </w:tc>
+        <w:tc>
+          <w:tcPr>
+            <w:shd w:color="FFFFFF" w:val="solid"/>
+            <w:tcMar>
+              <w:top w:type="dxa" w:w="60"/>
+              <w:left w:type="dxa" w:w="100"/>
+              <w:bottom w:type="dxa" w:w="60"/>
+              <w:right w:type="dxa" w:w="100"/>
+            </w:tcMar>
+          </w:tcPr>
+          <w:p>
+            <w:r>
+              <w:rPr>
+                <w:color w:val="1E1E2E"/>
+                <w:sz w:val="18"/>
+                <w:szCs w:val="18"/>
+              </w:rPr>
+              <w:t xml:space="preserve">No</w:t>
+            </w:r>
+          </w:p>
+        </w:tc>
+        <w:tc>
+          <w:tcPr>
+            <w:shd w:color="FFFFFF" w:val="solid"/>
+            <w:tcMar>
+              <w:top w:type="dxa" w:w="60"/>
+              <w:left w:type="dxa" w:w="100"/>
+              <w:bottom w:type="dxa" w:w="60"/>
+              <w:right w:type="dxa" w:w="100"/>
+            </w:tcMar>
+          </w:tcPr>
+          <w:p>
+            <w:r>
+              <w:rPr>
+                <w:color w:val="1E1E2E"/>
+                <w:sz w:val="18"/>
+                <w:szCs w:val="18"/>
+              </w:rPr>
+              <w:t xml:space="preserve">Grouping label</w:t>
+            </w:r>
+          </w:p>
+        </w:tc>
+      </w:tr>
+    </w:tbl>
+    <w:p>
+      <w:pPr>
+        <w:pBdr>
+          <w:bottom w:val="single" w:color="E5E7EB" w:sz="1"/>
+        </w:pBdr>
+        <w:spacing w:after="160" w:before="160"/>
+      </w:pPr>
+    </w:p>
+    <w:p>
+      <w:pPr>
+        <w:pStyle w:val="Heading1"/>
+        <w:spacing w:after="160" w:before="400"/>
+        <w:rPr>
+          <w:b/>
+          <w:bCs/>
+          <w:color w:val="1E1E2E"/>
+        </w:rPr>
+      </w:pPr>
+      <w:r>
+        <w:t xml:space="preserve">10. Portfolio</w:t>
+      </w:r>
+    </w:p>
+    <w:p>
+      <w:pPr>
+        <w:pStyle w:val="Heading2"/>
+        <w:spacing w:after="120" w:before="320"/>
+        <w:rPr>
+          <w:color w:val="6366F1"/>
+        </w:rPr>
+      </w:pPr>
+      <w:r>
+        <w:t xml:space="preserve">List / Create / Update / Delete</w:t>
+      </w:r>
+    </w:p>
+    <w:p>
+      <w:pPr>
+        <w:spacing w:after="80" w:before="160"/>
+      </w:pPr>
+      <w:r>
+        <w:rPr>
+          <w:b/>
+          <w:bCs/>
+          <w:color w:val="FFFFFF"/>
+          <w:sz w:val="18"/>
+          <w:szCs w:val="18"/>
+          <w:shd w:color="059669" w:val="solid"/>
+        </w:rPr>
+        <w:t xml:space="preserve"> GET </w:t>
+      </w:r>
+      <w:r>
+        <w:rPr>
+          <w:rFonts w:ascii="Courier New" w:cs="Courier New" w:eastAsia="Courier New" w:hAnsi="Courier New"/>
+          <w:color w:val="1E1E2E"/>
+          <w:sz w:val="20"/>
+          <w:szCs w:val="20"/>
+        </w:rPr>
+        <w:t xml:space="preserve">  /api/portfolio</w:t>
+      </w:r>
+    </w:p>
+    <w:p>
+      <w:pPr>
+        <w:spacing w:after="80" w:before="160"/>
+      </w:pPr>
+      <w:r>
+        <w:rPr>
+          <w:b/>
+          <w:bCs/>
+          <w:color w:val="FFFFFF"/>
+          <w:sz w:val="18"/>
+          <w:szCs w:val="18"/>
+          <w:shd w:color="2563EB" w:val="solid"/>
+        </w:rPr>
+        <w:t xml:space="preserve"> POST </w:t>
+      </w:r>
+      <w:r>
+        <w:rPr>
+          <w:rFonts w:ascii="Courier New" w:cs="Courier New" w:eastAsia="Courier New" w:hAnsi="Courier New"/>
+          <w:color w:val="1E1E2E"/>
+          <w:sz w:val="20"/>
+          <w:szCs w:val="20"/>
+        </w:rPr>
+        <w:t xml:space="preserve">  /api/portfolio</w:t>
+      </w:r>
+    </w:p>
+    <w:p>
+      <w:pPr>
+        <w:spacing w:after="80" w:before="160"/>
+      </w:pPr>
+      <w:r>
+        <w:rPr>
+          <w:b/>
+          <w:bCs/>
+          <w:color w:val="FFFFFF"/>
+          <w:sz w:val="18"/>
+          <w:szCs w:val="18"/>
+          <w:shd w:color="D97706" w:val="solid"/>
+        </w:rPr>
+        <w:t xml:space="preserve"> PATCH </w:t>
+      </w:r>
+      <w:r>
+        <w:rPr>
+          <w:rFonts w:ascii="Courier New" w:cs="Courier New" w:eastAsia="Courier New" w:hAnsi="Courier New"/>
+          <w:color w:val="1E1E2E"/>
+          <w:sz w:val="20"/>
+          <w:szCs w:val="20"/>
+        </w:rPr>
+        <w:t xml:space="preserve">  /api/portfolio/:id</w:t>
+      </w:r>
+    </w:p>
+    <w:p>
+      <w:pPr>
+        <w:spacing w:after="80" w:before="160"/>
+      </w:pPr>
+      <w:r>
+        <w:rPr>
+          <w:b/>
+          <w:bCs/>
+          <w:color w:val="FFFFFF"/>
+          <w:sz w:val="18"/>
+          <w:szCs w:val="18"/>
+          <w:shd w:color="DC2626" w:val="solid"/>
+        </w:rPr>
+        <w:t xml:space="preserve"> DELETE </w:t>
+      </w:r>
+      <w:r>
+        <w:rPr>
+          <w:rFonts w:ascii="Courier New" w:cs="Courier New" w:eastAsia="Courier New" w:hAnsi="Courier New"/>
+          <w:color w:val="1E1E2E"/>
+          <w:sz w:val="20"/>
+          <w:szCs w:val="20"/>
+        </w:rPr>
+        <w:t xml:space="preserve">  /api/portfolio/:id</w:t>
+      </w:r>
+    </w:p>
+    <w:tbl>
+      <w:tblPr>
+        <w:tblW w:type="pct" w:w="100%"/>
+        <w:tblBorders>
+          <w:top w:val="single" w:color="auto" w:sz="4"/>
+          <w:left w:val="single" w:color="auto" w:sz="4"/>
+          <w:bottom w:val="single" w:color="auto" w:sz="4"/>
+          <w:right w:val="single" w:color="auto" w:sz="4"/>
+          <w:insideH w:val="single" w:color="auto" w:sz="4"/>
+          <w:insideV w:val="single" w:color="auto" w:sz="4"/>
+        </w:tblBorders>
+      </w:tblPr>
+      <w:tblGrid>
+        <w:gridCol w:w="100"/>
+        <w:gridCol w:w="100"/>
+        <w:gridCol w:w="100"/>
+        <w:gridCol w:w="100"/>
+      </w:tblGrid>
+      <w:tr>
+        <w:trPr>
+          <w:tblHeader/>
+        </w:trPr>
+        <w:tc>
+          <w:tcPr>
+            <w:shd w:color="6366F1" w:val="solid"/>
+            <w:tcMar>
+              <w:top w:type="dxa" w:w="60"/>
+              <w:left w:type="dxa" w:w="100"/>
+              <w:bottom w:type="dxa" w:w="60"/>
+              <w:right w:type="dxa" w:w="100"/>
+            </w:tcMar>
+          </w:tcPr>
+          <w:p>
+            <w:r>
+              <w:rPr>
+                <w:b/>
+                <w:bCs/>
+                <w:color w:val="FFFFFF"/>
+                <w:sz w:val="18"/>
+                <w:szCs w:val="18"/>
+              </w:rPr>
+              <w:t xml:space="preserve">Field</w:t>
+            </w:r>
+          </w:p>
+        </w:tc>
+        <w:tc>
+          <w:tcPr>
+            <w:shd w:color="6366F1" w:val="solid"/>
+            <w:tcMar>
+              <w:top w:type="dxa" w:w="60"/>
+              <w:left w:type="dxa" w:w="100"/>
+              <w:bottom w:type="dxa" w:w="60"/>
+              <w:right w:type="dxa" w:w="100"/>
+            </w:tcMar>
+          </w:tcPr>
+          <w:p>
+            <w:r>
+              <w:rPr>
+                <w:b/>
+                <w:bCs/>
+                <w:color w:val="FFFFFF"/>
+                <w:sz w:val="18"/>
+                <w:szCs w:val="18"/>
+              </w:rPr>
+              <w:t xml:space="preserve">Type</w:t>
+            </w:r>
+          </w:p>
+        </w:tc>
+        <w:tc>
+          <w:tcPr>
+            <w:shd w:color="6366F1" w:val="solid"/>
+            <w:tcMar>
+              <w:top w:type="dxa" w:w="60"/>
+              <w:left w:type="dxa" w:w="100"/>
+              <w:bottom w:type="dxa" w:w="60"/>
+              <w:right w:type="dxa" w:w="100"/>
+            </w:tcMar>
+          </w:tcPr>
+          <w:p>
+            <w:r>
+              <w:rPr>
+                <w:b/>
+                <w:bCs/>
+                <w:color w:val="FFFFFF"/>
+                <w:sz w:val="18"/>
+                <w:szCs w:val="18"/>
+              </w:rPr>
+              <w:t xml:space="preserve">Required</w:t>
+            </w:r>
+          </w:p>
+        </w:tc>
+        <w:tc>
+          <w:tcPr>
+            <w:shd w:color="6366F1" w:val="solid"/>
+            <w:tcMar>
+              <w:top w:type="dxa" w:w="60"/>
+              <w:left w:type="dxa" w:w="100"/>
+              <w:bottom w:type="dxa" w:w="60"/>
+              <w:right w:type="dxa" w:w="100"/>
+            </w:tcMar>
+          </w:tcPr>
+          <w:p>
+            <w:r>
+              <w:rPr>
+                <w:b/>
+                <w:bCs/>
+                <w:color w:val="FFFFFF"/>
+                <w:sz w:val="18"/>
+                <w:szCs w:val="18"/>
+              </w:rPr>
+              <w:t xml:space="preserve">Description</w:t>
+            </w:r>
+          </w:p>
+        </w:tc>
+      </w:tr>
+      <w:tr>
+        <w:tc>
+          <w:tcPr>
+            <w:shd w:color="F9FAFB" w:val="solid"/>
+            <w:tcMar>
+              <w:top w:type="dxa" w:w="60"/>
+              <w:left w:type="dxa" w:w="100"/>
+              <w:bottom w:type="dxa" w:w="60"/>
+              <w:right w:type="dxa" w:w="100"/>
+            </w:tcMar>
+          </w:tcPr>
+          <w:p>
+            <w:r>
+              <w:rPr>
+                <w:color w:val="1E1E2E"/>
+                <w:sz w:val="18"/>
+                <w:szCs w:val="18"/>
+              </w:rPr>
+              <w:t xml:space="preserve">`title`</w:t>
+            </w:r>
+          </w:p>
+        </w:tc>
+        <w:tc>
+          <w:tcPr>
+            <w:shd w:color="F9FAFB" w:val="solid"/>
+            <w:tcMar>
+              <w:top w:type="dxa" w:w="60"/>
+              <w:left w:type="dxa" w:w="100"/>
+              <w:bottom w:type="dxa" w:w="60"/>
+              <w:right w:type="dxa" w:w="100"/>
+            </w:tcMar>
+          </w:tcPr>
+          <w:p>
+            <w:r>
+              <w:rPr>
+                <w:color w:val="1E1E2E"/>
+                <w:sz w:val="18"/>
+                <w:szCs w:val="18"/>
+              </w:rPr>
+              <w:t xml:space="preserve">string</w:t>
+            </w:r>
+          </w:p>
+        </w:tc>
+        <w:tc>
+          <w:tcPr>
+            <w:shd w:color="F9FAFB" w:val="solid"/>
+            <w:tcMar>
+              <w:top w:type="dxa" w:w="60"/>
+              <w:left w:type="dxa" w:w="100"/>
+              <w:bottom w:type="dxa" w:w="60"/>
+              <w:right w:type="dxa" w:w="100"/>
+            </w:tcMar>
+          </w:tcPr>
+          <w:p>
+            <w:r>
+              <w:rPr>
+                <w:color w:val="1E1E2E"/>
+                <w:sz w:val="18"/>
+                <w:szCs w:val="18"/>
+              </w:rPr>
+              <w:t xml:space="preserve">Yes</w:t>
+            </w:r>
+          </w:p>
+        </w:tc>
+        <w:tc>
+          <w:tcPr>
+            <w:shd w:color="F9FAFB" w:val="solid"/>
+            <w:tcMar>
+              <w:top w:type="dxa" w:w="60"/>
+              <w:left w:type="dxa" w:w="100"/>
+              <w:bottom w:type="dxa" w:w="60"/>
+              <w:right w:type="dxa" w:w="100"/>
+            </w:tcMar>
+          </w:tcPr>
+          <w:p>
+            <w:r>
+              <w:rPr>
+                <w:color w:val="1E1E2E"/>
+                <w:sz w:val="18"/>
+                <w:szCs w:val="18"/>
+              </w:rPr>
+              <w:t xml:space="preserve">Project title</w:t>
+            </w:r>
+          </w:p>
+        </w:tc>
+      </w:tr>
+      <w:tr>
+        <w:tc>
+          <w:tcPr>
+            <w:shd w:color="FFFFFF" w:val="solid"/>
+            <w:tcMar>
+              <w:top w:type="dxa" w:w="60"/>
+              <w:left w:type="dxa" w:w="100"/>
+              <w:bottom w:type="dxa" w:w="60"/>
+              <w:right w:type="dxa" w:w="100"/>
+            </w:tcMar>
+          </w:tcPr>
+          <w:p>
+            <w:r>
+              <w:rPr>
+                <w:color w:val="1E1E2E"/>
+                <w:sz w:val="18"/>
+                <w:szCs w:val="18"/>
+              </w:rPr>
+              <w:t xml:space="preserve">`description`</w:t>
+            </w:r>
+          </w:p>
+        </w:tc>
+        <w:tc>
+          <w:tcPr>
+            <w:shd w:color="FFFFFF" w:val="solid"/>
+            <w:tcMar>
+              <w:top w:type="dxa" w:w="60"/>
+              <w:left w:type="dxa" w:w="100"/>
+              <w:bottom w:type="dxa" w:w="60"/>
+              <w:right w:type="dxa" w:w="100"/>
+            </w:tcMar>
+          </w:tcPr>
+          <w:p>
+            <w:r>
+              <w:rPr>
+                <w:color w:val="1E1E2E"/>
+                <w:sz w:val="18"/>
+                <w:szCs w:val="18"/>
+              </w:rPr>
+              <w:t xml:space="preserve">string</w:t>
+            </w:r>
+          </w:p>
+        </w:tc>
+        <w:tc>
+          <w:tcPr>
+            <w:shd w:color="FFFFFF" w:val="solid"/>
+            <w:tcMar>
+              <w:top w:type="dxa" w:w="60"/>
+              <w:left w:type="dxa" w:w="100"/>
+              <w:bottom w:type="dxa" w:w="60"/>
+              <w:right w:type="dxa" w:w="100"/>
+            </w:tcMar>
+          </w:tcPr>
+          <w:p>
+            <w:r>
+              <w:rPr>
+                <w:color w:val="1E1E2E"/>
+                <w:sz w:val="18"/>
+                <w:szCs w:val="18"/>
+              </w:rPr>
+              <w:t xml:space="preserve">No</w:t>
+            </w:r>
+          </w:p>
+        </w:tc>
+        <w:tc>
+          <w:tcPr>
+            <w:shd w:color="FFFFFF" w:val="solid"/>
+            <w:tcMar>
+              <w:top w:type="dxa" w:w="60"/>
+              <w:left w:type="dxa" w:w="100"/>
+              <w:bottom w:type="dxa" w:w="60"/>
+              <w:right w:type="dxa" w:w="100"/>
+            </w:tcMar>
+          </w:tcPr>
+          <w:p>
+            <w:r>
+              <w:rPr>
+                <w:color w:val="1E1E2E"/>
+                <w:sz w:val="18"/>
+                <w:szCs w:val="18"/>
+              </w:rPr>
+              <w:t xml:space="preserve">Project description</w:t>
+            </w:r>
+          </w:p>
+        </w:tc>
+      </w:tr>
+      <w:tr>
+        <w:tc>
+          <w:tcPr>
+            <w:shd w:color="F9FAFB" w:val="solid"/>
+            <w:tcMar>
+              <w:top w:type="dxa" w:w="60"/>
+              <w:left w:type="dxa" w:w="100"/>
+              <w:bottom w:type="dxa" w:w="60"/>
+              <w:right w:type="dxa" w:w="100"/>
+            </w:tcMar>
+          </w:tcPr>
+          <w:p>
+            <w:r>
+              <w:rPr>
+                <w:color w:val="1E1E2E"/>
+                <w:sz w:val="18"/>
+                <w:szCs w:val="18"/>
+              </w:rPr>
+              <w:t xml:space="preserve">`url`</w:t>
+            </w:r>
+          </w:p>
+        </w:tc>
+        <w:tc>
+          <w:tcPr>
+            <w:shd w:color="F9FAFB" w:val="solid"/>
+            <w:tcMar>
+              <w:top w:type="dxa" w:w="60"/>
+              <w:left w:type="dxa" w:w="100"/>
+              <w:bottom w:type="dxa" w:w="60"/>
+              <w:right w:type="dxa" w:w="100"/>
+            </w:tcMar>
+          </w:tcPr>
+          <w:p>
+            <w:r>
+              <w:rPr>
+                <w:color w:val="1E1E2E"/>
+                <w:sz w:val="18"/>
+                <w:szCs w:val="18"/>
+              </w:rPr>
+              <w:t xml:space="preserve">string</w:t>
+            </w:r>
+          </w:p>
+        </w:tc>
+        <w:tc>
+          <w:tcPr>
+            <w:shd w:color="F9FAFB" w:val="solid"/>
+            <w:tcMar>
+              <w:top w:type="dxa" w:w="60"/>
+              <w:left w:type="dxa" w:w="100"/>
+              <w:bottom w:type="dxa" w:w="60"/>
+              <w:right w:type="dxa" w:w="100"/>
+            </w:tcMar>
+          </w:tcPr>
+          <w:p>
+            <w:r>
+              <w:rPr>
+                <w:color w:val="1E1E2E"/>
+                <w:sz w:val="18"/>
+                <w:szCs w:val="18"/>
+              </w:rPr>
+              <w:t xml:space="preserve">No</w:t>
+            </w:r>
+          </w:p>
+        </w:tc>
+        <w:tc>
+          <w:tcPr>
+            <w:shd w:color="F9FAFB" w:val="solid"/>
+            <w:tcMar>
+              <w:top w:type="dxa" w:w="60"/>
+              <w:left w:type="dxa" w:w="100"/>
+              <w:bottom w:type="dxa" w:w="60"/>
+              <w:right w:type="dxa" w:w="100"/>
+            </w:tcMar>
+          </w:tcPr>
+          <w:p>
+            <w:r>
+              <w:rPr>
+                <w:color w:val="1E1E2E"/>
+                <w:sz w:val="18"/>
+                <w:szCs w:val="18"/>
+              </w:rPr>
+              <w:t xml:space="preserve">Live URL</w:t>
+            </w:r>
+          </w:p>
+        </w:tc>
+      </w:tr>
+      <w:tr>
+        <w:tc>
+          <w:tcPr>
+            <w:shd w:color="FFFFFF" w:val="solid"/>
+            <w:tcMar>
+              <w:top w:type="dxa" w:w="60"/>
+              <w:left w:type="dxa" w:w="100"/>
+              <w:bottom w:type="dxa" w:w="60"/>
+              <w:right w:type="dxa" w:w="100"/>
+            </w:tcMar>
+          </w:tcPr>
+          <w:p>
+            <w:r>
+              <w:rPr>
+                <w:color w:val="1E1E2E"/>
+                <w:sz w:val="18"/>
+                <w:szCs w:val="18"/>
+              </w:rPr>
+              <w:t xml:space="preserve">`repoUrl`</w:t>
+            </w:r>
+          </w:p>
+        </w:tc>
+        <w:tc>
+          <w:tcPr>
+            <w:shd w:color="FFFFFF" w:val="solid"/>
+            <w:tcMar>
+              <w:top w:type="dxa" w:w="60"/>
+              <w:left w:type="dxa" w:w="100"/>
+              <w:bottom w:type="dxa" w:w="60"/>
+              <w:right w:type="dxa" w:w="100"/>
+            </w:tcMar>
+          </w:tcPr>
+          <w:p>
+            <w:r>
+              <w:rPr>
+                <w:color w:val="1E1E2E"/>
+                <w:sz w:val="18"/>
+                <w:szCs w:val="18"/>
+              </w:rPr>
+              <w:t xml:space="preserve">string</w:t>
+            </w:r>
+          </w:p>
+        </w:tc>
+        <w:tc>
+          <w:tcPr>
+            <w:shd w:color="FFFFFF" w:val="solid"/>
+            <w:tcMar>
+              <w:top w:type="dxa" w:w="60"/>
+              <w:left w:type="dxa" w:w="100"/>
+              <w:bottom w:type="dxa" w:w="60"/>
+              <w:right w:type="dxa" w:w="100"/>
+            </w:tcMar>
+          </w:tcPr>
+          <w:p>
+            <w:r>
+              <w:rPr>
+                <w:color w:val="1E1E2E"/>
+                <w:sz w:val="18"/>
+                <w:szCs w:val="18"/>
+              </w:rPr>
+              <w:t xml:space="preserve">No</w:t>
+            </w:r>
+          </w:p>
+        </w:tc>
+        <w:tc>
+          <w:tcPr>
+            <w:shd w:color="FFFFFF" w:val="solid"/>
+            <w:tcMar>
+              <w:top w:type="dxa" w:w="60"/>
+              <w:left w:type="dxa" w:w="100"/>
+              <w:bottom w:type="dxa" w:w="60"/>
+              <w:right w:type="dxa" w:w="100"/>
+            </w:tcMar>
+          </w:tcPr>
+          <w:p>
+            <w:r>
+              <w:rPr>
+                <w:color w:val="1E1E2E"/>
+                <w:sz w:val="18"/>
+                <w:szCs w:val="18"/>
+              </w:rPr>
+              <w:t xml:space="preserve">GitHub repo URL</w:t>
+            </w:r>
+          </w:p>
+        </w:tc>
+      </w:tr>
+      <w:tr>
+        <w:tc>
+          <w:tcPr>
+            <w:shd w:color="F9FAFB" w:val="solid"/>
+            <w:tcMar>
+              <w:top w:type="dxa" w:w="60"/>
+              <w:left w:type="dxa" w:w="100"/>
+              <w:bottom w:type="dxa" w:w="60"/>
+              <w:right w:type="dxa" w:w="100"/>
+            </w:tcMar>
+          </w:tcPr>
+          <w:p>
+            <w:r>
+              <w:rPr>
+                <w:color w:val="1E1E2E"/>
+                <w:sz w:val="18"/>
+                <w:szCs w:val="18"/>
+              </w:rPr>
+              <w:t xml:space="preserve">`skills`</w:t>
+            </w:r>
+          </w:p>
+        </w:tc>
+        <w:tc>
+          <w:tcPr>
+            <w:shd w:color="F9FAFB" w:val="solid"/>
+            <w:tcMar>
+              <w:top w:type="dxa" w:w="60"/>
+              <w:left w:type="dxa" w:w="100"/>
+              <w:bottom w:type="dxa" w:w="60"/>
+              <w:right w:type="dxa" w:w="100"/>
+            </w:tcMar>
+          </w:tcPr>
+          <w:p>
+            <w:r>
+              <w:rPr>
+                <w:color w:val="1E1E2E"/>
+                <w:sz w:val="18"/>
+                <w:szCs w:val="18"/>
+              </w:rPr>
+              <w:t xml:space="preserve">string</w:t>
+            </w:r>
+          </w:p>
+        </w:tc>
+        <w:tc>
+          <w:tcPr>
+            <w:shd w:color="F9FAFB" w:val="solid"/>
+            <w:tcMar>
+              <w:top w:type="dxa" w:w="60"/>
+              <w:left w:type="dxa" w:w="100"/>
+              <w:bottom w:type="dxa" w:w="60"/>
+              <w:right w:type="dxa" w:w="100"/>
+            </w:tcMar>
+          </w:tcPr>
+          <w:p>
+            <w:r>
+              <w:rPr>
+                <w:color w:val="1E1E2E"/>
+                <w:sz w:val="18"/>
+                <w:szCs w:val="18"/>
+              </w:rPr>
+              <w:t xml:space="preserve">No</w:t>
+            </w:r>
+          </w:p>
+        </w:tc>
+        <w:tc>
+          <w:tcPr>
+            <w:shd w:color="F9FAFB" w:val="solid"/>
+            <w:tcMar>
+              <w:top w:type="dxa" w:w="60"/>
+              <w:left w:type="dxa" w:w="100"/>
+              <w:bottom w:type="dxa" w:w="60"/>
+              <w:right w:type="dxa" w:w="100"/>
+            </w:tcMar>
+          </w:tcPr>
+          <w:p>
+            <w:r>
+              <w:rPr>
+                <w:color w:val="1E1E2E"/>
+                <w:sz w:val="18"/>
+                <w:szCs w:val="18"/>
+              </w:rPr>
+              <w:t xml:space="preserve">Comma-separated tech stack</w:t>
+            </w:r>
+          </w:p>
+        </w:tc>
+      </w:tr>
+    </w:tbl>
+    <w:p>
+      <w:pPr>
+        <w:pBdr>
+          <w:bottom w:val="single" w:color="E5E7EB" w:sz="1"/>
+        </w:pBdr>
+        <w:spacing w:after="160" w:before="160"/>
+      </w:pPr>
+    </w:p>
+    <w:p>
+      <w:pPr>
         <w:spacing w:before="400"/>
         <w:jc w:val="center"/>
       </w:pPr>
@@ -8513,7 +10036,7 @@
           <w:sz w:val="16"/>
           <w:szCs w:val="16"/>
         </w:rPr>
-        <w:t xml:space="preserve">Generated June 26, 2026 · Consultancy Dashboard Internal Docs</w:t>
+        <w:t xml:space="preserve">Generated July 11, 2026 · Consultancy Dashboard Internal Docs</w:t>
       </w:r>
     </w:p>
     <w:sectPr>
